--- a/templates/plananual/EPT COMPUTACIÓN 1° A 5°/PROGRAMACIÓN ANUAL 2° - EPT Computacion.docx
+++ b/templates/plananual/EPT COMPUTACIÓN 1° A 5°/PROGRAMACIÓN ANUAL 2° - EPT Computacion.docx
@@ -7612,12 +7612,12 @@
         <w:tblW w:w="14851" w:type="dxa"/>
         <w:jc w:val="center"/>
         <w:tblBorders>
-          <w:top w:val="double" w:sz="4" w:space="0" w:color="47D459"/>
-          <w:left w:val="double" w:sz="4" w:space="0" w:color="47D459"/>
-          <w:bottom w:val="double" w:sz="4" w:space="0" w:color="47D459"/>
-          <w:right w:val="double" w:sz="4" w:space="0" w:color="47D459"/>
-          <w:insideH w:val="double" w:sz="4" w:space="0" w:color="47D459"/>
-          <w:insideV w:val="double" w:sz="4" w:space="0" w:color="47D459"/>
+          <w:top w:val="double" w:sz="4" w:space="0" w:color="C9C9C9" w:themeColor="accent3" w:themeTint="99"/>
+          <w:left w:val="double" w:sz="4" w:space="0" w:color="C9C9C9" w:themeColor="accent3" w:themeTint="99"/>
+          <w:bottom w:val="double" w:sz="4" w:space="0" w:color="C9C9C9" w:themeColor="accent3" w:themeTint="99"/>
+          <w:right w:val="double" w:sz="4" w:space="0" w:color="C9C9C9" w:themeColor="accent3" w:themeTint="99"/>
+          <w:insideH w:val="double" w:sz="4" w:space="0" w:color="C9C9C9" w:themeColor="accent3" w:themeTint="99"/>
+          <w:insideV w:val="double" w:sz="4" w:space="0" w:color="C9C9C9" w:themeColor="accent3" w:themeTint="99"/>
         </w:tblBorders>
         <w:tblLayout w:type="fixed"/>
         <w:tblLook w:val="04A0" w:firstRow="1" w:lastRow="0" w:firstColumn="1" w:lastColumn="0" w:noHBand="0" w:noVBand="1"/>
@@ -7639,6 +7639,12 @@
         <w:tc>
           <w:tcPr>
             <w:tcW w:w="875" w:type="dxa"/>
+            <w:tcBorders>
+              <w:top w:val="double" w:sz="4" w:space="0" w:color="47D459"/>
+              <w:left w:val="double" w:sz="4" w:space="0" w:color="47D459"/>
+              <w:bottom w:val="double" w:sz="4" w:space="0" w:color="47D459"/>
+              <w:right w:val="double" w:sz="4" w:space="0" w:color="47D459"/>
+            </w:tcBorders>
             <w:shd w:val="clear" w:color="auto" w:fill="C1F0C7"/>
             <w:vAlign w:val="center"/>
           </w:tcPr>
@@ -7656,6 +7662,7 @@
                 <w:szCs w:val="20"/>
               </w:rPr>
             </w:pPr>
+            <w:bookmarkStart w:id="1" w:name="_Hlk227075175"/>
             <w:r>
               <w:rPr>
                 <w:rFonts w:ascii="Arial Nova Cond" w:hAnsi="Arial Nova Cond" w:cs="Times New Roman"/>
@@ -7672,6 +7679,12 @@
         <w:tc>
           <w:tcPr>
             <w:tcW w:w="1095" w:type="dxa"/>
+            <w:tcBorders>
+              <w:top w:val="double" w:sz="4" w:space="0" w:color="47D459"/>
+              <w:left w:val="double" w:sz="4" w:space="0" w:color="47D459"/>
+              <w:bottom w:val="double" w:sz="4" w:space="0" w:color="47D459"/>
+              <w:right w:val="double" w:sz="4" w:space="0" w:color="47D459"/>
+            </w:tcBorders>
             <w:shd w:val="clear" w:color="auto" w:fill="C1F0C7"/>
             <w:vAlign w:val="center"/>
           </w:tcPr>
@@ -7705,6 +7718,12 @@
         <w:tc>
           <w:tcPr>
             <w:tcW w:w="1726" w:type="dxa"/>
+            <w:tcBorders>
+              <w:top w:val="double" w:sz="4" w:space="0" w:color="47D459"/>
+              <w:left w:val="double" w:sz="4" w:space="0" w:color="47D459"/>
+              <w:bottom w:val="double" w:sz="4" w:space="0" w:color="47D459"/>
+              <w:right w:val="double" w:sz="4" w:space="0" w:color="47D459"/>
+            </w:tcBorders>
             <w:shd w:val="clear" w:color="auto" w:fill="C1F0C7"/>
             <w:vAlign w:val="center"/>
           </w:tcPr>
@@ -7738,6 +7757,12 @@
         <w:tc>
           <w:tcPr>
             <w:tcW w:w="6169" w:type="dxa"/>
+            <w:tcBorders>
+              <w:top w:val="double" w:sz="4" w:space="0" w:color="47D459"/>
+              <w:left w:val="double" w:sz="4" w:space="0" w:color="47D459"/>
+              <w:bottom w:val="double" w:sz="4" w:space="0" w:color="47D459"/>
+              <w:right w:val="double" w:sz="4" w:space="0" w:color="47D459"/>
+            </w:tcBorders>
             <w:shd w:val="clear" w:color="auto" w:fill="C1F0C7"/>
             <w:vAlign w:val="center"/>
           </w:tcPr>
@@ -7793,6 +7818,12 @@
         <w:tc>
           <w:tcPr>
             <w:tcW w:w="2015" w:type="dxa"/>
+            <w:tcBorders>
+              <w:top w:val="double" w:sz="4" w:space="0" w:color="47D459"/>
+              <w:left w:val="double" w:sz="4" w:space="0" w:color="47D459"/>
+              <w:bottom w:val="double" w:sz="4" w:space="0" w:color="47D459"/>
+              <w:right w:val="double" w:sz="4" w:space="0" w:color="47D459"/>
+            </w:tcBorders>
             <w:shd w:val="clear" w:color="auto" w:fill="C1F0C7"/>
             <w:vAlign w:val="center"/>
           </w:tcPr>
@@ -7859,6 +7890,12 @@
         <w:tc>
           <w:tcPr>
             <w:tcW w:w="1634" w:type="dxa"/>
+            <w:tcBorders>
+              <w:top w:val="double" w:sz="4" w:space="0" w:color="47D459"/>
+              <w:left w:val="double" w:sz="4" w:space="0" w:color="47D459"/>
+              <w:bottom w:val="double" w:sz="4" w:space="0" w:color="47D459"/>
+              <w:right w:val="double" w:sz="4" w:space="0" w:color="47D459"/>
+            </w:tcBorders>
             <w:shd w:val="clear" w:color="auto" w:fill="C1F0C7"/>
             <w:vAlign w:val="center"/>
           </w:tcPr>
@@ -7892,6 +7929,12 @@
         <w:tc>
           <w:tcPr>
             <w:tcW w:w="1337" w:type="dxa"/>
+            <w:tcBorders>
+              <w:top w:val="double" w:sz="4" w:space="0" w:color="47D459"/>
+              <w:left w:val="double" w:sz="4" w:space="0" w:color="47D459"/>
+              <w:bottom w:val="double" w:sz="4" w:space="0" w:color="47D459"/>
+              <w:right w:val="double" w:sz="4" w:space="0" w:color="47D459"/>
+            </w:tcBorders>
             <w:shd w:val="clear" w:color="auto" w:fill="C1F0C7"/>
             <w:vAlign w:val="center"/>
           </w:tcPr>
@@ -7932,7 +7975,11 @@
           <w:tcPr>
             <w:tcW w:w="875" w:type="dxa"/>
             <w:vMerge w:val="restart"/>
-            <w:shd w:val="clear" w:color="auto" w:fill="auto"/>
+            <w:tcBorders>
+              <w:top w:val="double" w:sz="4" w:space="0" w:color="47D459"/>
+              <w:left w:val="double" w:sz="4" w:space="0" w:color="47D459"/>
+              <w:right w:val="double" w:sz="4" w:space="0" w:color="47D459"/>
+            </w:tcBorders>
             <w:vAlign w:val="center"/>
           </w:tcPr>
           <w:p>
@@ -7971,6 +8018,12 @@
         <w:tc>
           <w:tcPr>
             <w:tcW w:w="1095" w:type="dxa"/>
+            <w:tcBorders>
+              <w:top w:val="double" w:sz="4" w:space="0" w:color="47D459"/>
+              <w:left w:val="double" w:sz="4" w:space="0" w:color="47D459"/>
+              <w:bottom w:val="double" w:sz="4" w:space="0" w:color="47D459"/>
+              <w:right w:val="double" w:sz="4" w:space="0" w:color="47D459"/>
+            </w:tcBorders>
             <w:vAlign w:val="center"/>
           </w:tcPr>
           <w:p>
@@ -8009,6 +8062,12 @@
         <w:tc>
           <w:tcPr>
             <w:tcW w:w="1726" w:type="dxa"/>
+            <w:tcBorders>
+              <w:top w:val="double" w:sz="4" w:space="0" w:color="47D459"/>
+              <w:left w:val="double" w:sz="4" w:space="0" w:color="47D459"/>
+              <w:bottom w:val="double" w:sz="4" w:space="0" w:color="47D459"/>
+              <w:right w:val="double" w:sz="4" w:space="0" w:color="47D459"/>
+            </w:tcBorders>
             <w:vAlign w:val="center"/>
           </w:tcPr>
           <w:p>
@@ -8043,7 +8102,12 @@
         <w:tc>
           <w:tcPr>
             <w:tcW w:w="6169" w:type="dxa"/>
-            <w:shd w:val="clear" w:color="auto" w:fill="auto"/>
+            <w:tcBorders>
+              <w:top w:val="double" w:sz="4" w:space="0" w:color="47D459"/>
+              <w:left w:val="double" w:sz="4" w:space="0" w:color="47D459"/>
+              <w:bottom w:val="double" w:sz="4" w:space="0" w:color="47D459"/>
+              <w:right w:val="double" w:sz="4" w:space="0" w:color="47D459"/>
+            </w:tcBorders>
             <w:vAlign w:val="center"/>
           </w:tcPr>
           <w:p>
@@ -8078,7 +8142,12 @@
         <w:tc>
           <w:tcPr>
             <w:tcW w:w="2015" w:type="dxa"/>
-            <w:shd w:val="clear" w:color="auto" w:fill="auto"/>
+            <w:tcBorders>
+              <w:top w:val="double" w:sz="4" w:space="0" w:color="47D459"/>
+              <w:left w:val="double" w:sz="4" w:space="0" w:color="47D459"/>
+              <w:bottom w:val="double" w:sz="4" w:space="0" w:color="47D459"/>
+              <w:right w:val="double" w:sz="4" w:space="0" w:color="47D459"/>
+            </w:tcBorders>
             <w:vAlign w:val="center"/>
           </w:tcPr>
           <w:p>
@@ -8110,6 +8179,12 @@
         <w:tc>
           <w:tcPr>
             <w:tcW w:w="1634" w:type="dxa"/>
+            <w:tcBorders>
+              <w:top w:val="double" w:sz="4" w:space="0" w:color="47D459"/>
+              <w:left w:val="double" w:sz="4" w:space="0" w:color="47D459"/>
+              <w:bottom w:val="double" w:sz="4" w:space="0" w:color="47D459"/>
+              <w:right w:val="double" w:sz="4" w:space="0" w:color="47D459"/>
+            </w:tcBorders>
             <w:vAlign w:val="center"/>
           </w:tcPr>
           <w:p>
@@ -8117,7 +8192,7 @@
               <w:autoSpaceDE w:val="0"/>
               <w:autoSpaceDN w:val="0"/>
               <w:adjustRightInd w:val="0"/>
-              <w:jc w:val="center"/>
+              <w:jc w:val="both"/>
               <w:rPr>
                 <w:rFonts w:ascii="Arial Nova Cond" w:hAnsi="Arial Nova Cond" w:cs="Arial"/>
                 <w:color w:val="000000"/>
@@ -8141,7 +8216,12 @@
         <w:tc>
           <w:tcPr>
             <w:tcW w:w="1337" w:type="dxa"/>
-            <w:shd w:val="clear" w:color="auto" w:fill="auto"/>
+            <w:tcBorders>
+              <w:top w:val="double" w:sz="4" w:space="0" w:color="47D459"/>
+              <w:left w:val="double" w:sz="4" w:space="0" w:color="47D459"/>
+              <w:bottom w:val="double" w:sz="4" w:space="0" w:color="47D459"/>
+              <w:right w:val="double" w:sz="4" w:space="0" w:color="47D459"/>
+            </w:tcBorders>
             <w:vAlign w:val="center"/>
           </w:tcPr>
           <w:p>
@@ -8180,7 +8260,10 @@
           <w:tcPr>
             <w:tcW w:w="875" w:type="dxa"/>
             <w:vMerge/>
-            <w:shd w:val="clear" w:color="auto" w:fill="auto"/>
+            <w:tcBorders>
+              <w:left w:val="double" w:sz="4" w:space="0" w:color="47D459"/>
+              <w:right w:val="double" w:sz="4" w:space="0" w:color="47D459"/>
+            </w:tcBorders>
             <w:vAlign w:val="center"/>
           </w:tcPr>
           <w:p>
@@ -8208,6 +8291,12 @@
         <w:tc>
           <w:tcPr>
             <w:tcW w:w="1095" w:type="dxa"/>
+            <w:tcBorders>
+              <w:top w:val="double" w:sz="4" w:space="0" w:color="47D459"/>
+              <w:left w:val="double" w:sz="4" w:space="0" w:color="47D459"/>
+              <w:bottom w:val="double" w:sz="4" w:space="0" w:color="47D459"/>
+              <w:right w:val="double" w:sz="4" w:space="0" w:color="47D459"/>
+            </w:tcBorders>
             <w:vAlign w:val="center"/>
           </w:tcPr>
           <w:p>
@@ -8246,6 +8335,12 @@
         <w:tc>
           <w:tcPr>
             <w:tcW w:w="1726" w:type="dxa"/>
+            <w:tcBorders>
+              <w:top w:val="double" w:sz="4" w:space="0" w:color="47D459"/>
+              <w:left w:val="double" w:sz="4" w:space="0" w:color="47D459"/>
+              <w:bottom w:val="double" w:sz="4" w:space="0" w:color="47D459"/>
+              <w:right w:val="double" w:sz="4" w:space="0" w:color="47D459"/>
+            </w:tcBorders>
             <w:vAlign w:val="center"/>
           </w:tcPr>
           <w:p>
@@ -8272,7 +8367,12 @@
         <w:tc>
           <w:tcPr>
             <w:tcW w:w="6169" w:type="dxa"/>
-            <w:shd w:val="clear" w:color="auto" w:fill="auto"/>
+            <w:tcBorders>
+              <w:top w:val="double" w:sz="4" w:space="0" w:color="47D459"/>
+              <w:left w:val="double" w:sz="4" w:space="0" w:color="47D459"/>
+              <w:bottom w:val="double" w:sz="4" w:space="0" w:color="47D459"/>
+              <w:right w:val="double" w:sz="4" w:space="0" w:color="47D459"/>
+            </w:tcBorders>
             <w:vAlign w:val="center"/>
           </w:tcPr>
           <w:p>
@@ -8307,7 +8407,12 @@
         <w:tc>
           <w:tcPr>
             <w:tcW w:w="2015" w:type="dxa"/>
-            <w:shd w:val="clear" w:color="auto" w:fill="auto"/>
+            <w:tcBorders>
+              <w:top w:val="double" w:sz="4" w:space="0" w:color="47D459"/>
+              <w:left w:val="double" w:sz="4" w:space="0" w:color="47D459"/>
+              <w:bottom w:val="double" w:sz="4" w:space="0" w:color="47D459"/>
+              <w:right w:val="double" w:sz="4" w:space="0" w:color="47D459"/>
+            </w:tcBorders>
             <w:vAlign w:val="center"/>
           </w:tcPr>
           <w:p>
@@ -8339,6 +8444,12 @@
         <w:tc>
           <w:tcPr>
             <w:tcW w:w="1634" w:type="dxa"/>
+            <w:tcBorders>
+              <w:top w:val="double" w:sz="4" w:space="0" w:color="47D459"/>
+              <w:left w:val="double" w:sz="4" w:space="0" w:color="47D459"/>
+              <w:bottom w:val="double" w:sz="4" w:space="0" w:color="47D459"/>
+              <w:right w:val="double" w:sz="4" w:space="0" w:color="47D459"/>
+            </w:tcBorders>
             <w:vAlign w:val="center"/>
           </w:tcPr>
           <w:p>
@@ -8346,7 +8457,7 @@
               <w:autoSpaceDE w:val="0"/>
               <w:autoSpaceDN w:val="0"/>
               <w:adjustRightInd w:val="0"/>
-              <w:jc w:val="center"/>
+              <w:jc w:val="both"/>
               <w:rPr>
                 <w:rFonts w:ascii="Arial Nova Cond" w:hAnsi="Arial Nova Cond" w:cs="Arial"/>
                 <w:color w:val="000000"/>
@@ -8370,7 +8481,12 @@
         <w:tc>
           <w:tcPr>
             <w:tcW w:w="1337" w:type="dxa"/>
-            <w:shd w:val="clear" w:color="auto" w:fill="auto"/>
+            <w:tcBorders>
+              <w:top w:val="double" w:sz="4" w:space="0" w:color="47D459"/>
+              <w:left w:val="double" w:sz="4" w:space="0" w:color="47D459"/>
+              <w:bottom w:val="double" w:sz="4" w:space="0" w:color="47D459"/>
+              <w:right w:val="double" w:sz="4" w:space="0" w:color="47D459"/>
+            </w:tcBorders>
             <w:vAlign w:val="center"/>
           </w:tcPr>
           <w:p>
@@ -8409,7 +8525,11 @@
           <w:tcPr>
             <w:tcW w:w="875" w:type="dxa"/>
             <w:vMerge/>
-            <w:shd w:val="clear" w:color="auto" w:fill="auto"/>
+            <w:tcBorders>
+              <w:left w:val="double" w:sz="4" w:space="0" w:color="47D459"/>
+              <w:bottom w:val="double" w:sz="4" w:space="0" w:color="47D459"/>
+              <w:right w:val="double" w:sz="4" w:space="0" w:color="47D459"/>
+            </w:tcBorders>
             <w:vAlign w:val="center"/>
           </w:tcPr>
           <w:p>
@@ -8437,6 +8557,12 @@
         <w:tc>
           <w:tcPr>
             <w:tcW w:w="1095" w:type="dxa"/>
+            <w:tcBorders>
+              <w:top w:val="double" w:sz="4" w:space="0" w:color="47D459"/>
+              <w:left w:val="double" w:sz="4" w:space="0" w:color="47D459"/>
+              <w:bottom w:val="double" w:sz="4" w:space="0" w:color="47D459"/>
+              <w:right w:val="double" w:sz="4" w:space="0" w:color="47D459"/>
+            </w:tcBorders>
             <w:vAlign w:val="center"/>
           </w:tcPr>
           <w:p>
@@ -8475,6 +8601,12 @@
         <w:tc>
           <w:tcPr>
             <w:tcW w:w="1726" w:type="dxa"/>
+            <w:tcBorders>
+              <w:top w:val="double" w:sz="4" w:space="0" w:color="47D459"/>
+              <w:left w:val="double" w:sz="4" w:space="0" w:color="47D459"/>
+              <w:bottom w:val="double" w:sz="4" w:space="0" w:color="47D459"/>
+              <w:right w:val="double" w:sz="4" w:space="0" w:color="47D459"/>
+            </w:tcBorders>
             <w:vAlign w:val="center"/>
           </w:tcPr>
           <w:p>
@@ -8501,7 +8633,12 @@
         <w:tc>
           <w:tcPr>
             <w:tcW w:w="6169" w:type="dxa"/>
-            <w:shd w:val="clear" w:color="auto" w:fill="auto"/>
+            <w:tcBorders>
+              <w:top w:val="double" w:sz="4" w:space="0" w:color="47D459"/>
+              <w:left w:val="double" w:sz="4" w:space="0" w:color="47D459"/>
+              <w:bottom w:val="double" w:sz="4" w:space="0" w:color="47D459"/>
+              <w:right w:val="double" w:sz="4" w:space="0" w:color="47D459"/>
+            </w:tcBorders>
             <w:vAlign w:val="center"/>
           </w:tcPr>
           <w:p>
@@ -8536,7 +8673,12 @@
         <w:tc>
           <w:tcPr>
             <w:tcW w:w="2015" w:type="dxa"/>
-            <w:shd w:val="clear" w:color="auto" w:fill="auto"/>
+            <w:tcBorders>
+              <w:top w:val="double" w:sz="4" w:space="0" w:color="47D459"/>
+              <w:left w:val="double" w:sz="4" w:space="0" w:color="47D459"/>
+              <w:bottom w:val="double" w:sz="4" w:space="0" w:color="47D459"/>
+              <w:right w:val="double" w:sz="4" w:space="0" w:color="47D459"/>
+            </w:tcBorders>
             <w:vAlign w:val="center"/>
           </w:tcPr>
           <w:p>
@@ -8568,6 +8710,12 @@
         <w:tc>
           <w:tcPr>
             <w:tcW w:w="1634" w:type="dxa"/>
+            <w:tcBorders>
+              <w:top w:val="double" w:sz="4" w:space="0" w:color="47D459"/>
+              <w:left w:val="double" w:sz="4" w:space="0" w:color="47D459"/>
+              <w:bottom w:val="double" w:sz="4" w:space="0" w:color="47D459"/>
+              <w:right w:val="double" w:sz="4" w:space="0" w:color="47D459"/>
+            </w:tcBorders>
             <w:vAlign w:val="center"/>
           </w:tcPr>
           <w:p>
@@ -8575,7 +8723,7 @@
               <w:autoSpaceDE w:val="0"/>
               <w:autoSpaceDN w:val="0"/>
               <w:adjustRightInd w:val="0"/>
-              <w:jc w:val="center"/>
+              <w:jc w:val="both"/>
               <w:rPr>
                 <w:rFonts w:ascii="Arial Nova Cond" w:hAnsi="Arial Nova Cond" w:cs="Arial"/>
                 <w:color w:val="000000"/>
@@ -8599,7 +8747,12 @@
         <w:tc>
           <w:tcPr>
             <w:tcW w:w="1337" w:type="dxa"/>
-            <w:shd w:val="clear" w:color="auto" w:fill="auto"/>
+            <w:tcBorders>
+              <w:top w:val="double" w:sz="4" w:space="0" w:color="47D459"/>
+              <w:left w:val="double" w:sz="4" w:space="0" w:color="47D459"/>
+              <w:bottom w:val="double" w:sz="4" w:space="0" w:color="47D459"/>
+              <w:right w:val="double" w:sz="4" w:space="0" w:color="47D459"/>
+            </w:tcBorders>
             <w:vAlign w:val="center"/>
           </w:tcPr>
           <w:p>
@@ -8638,7 +8791,12 @@
           <w:tcPr>
             <w:tcW w:w="875" w:type="dxa"/>
             <w:vMerge w:val="restart"/>
-            <w:shd w:val="clear" w:color="auto" w:fill="auto"/>
+            <w:tcBorders>
+              <w:top w:val="double" w:sz="4" w:space="0" w:color="47D459"/>
+              <w:left w:val="double" w:sz="4" w:space="0" w:color="47D459"/>
+              <w:bottom w:val="double" w:sz="4" w:space="0" w:color="47D459"/>
+              <w:right w:val="double" w:sz="4" w:space="0" w:color="47D459"/>
+            </w:tcBorders>
             <w:vAlign w:val="center"/>
           </w:tcPr>
           <w:p>
@@ -8677,6 +8835,12 @@
         <w:tc>
           <w:tcPr>
             <w:tcW w:w="1095" w:type="dxa"/>
+            <w:tcBorders>
+              <w:top w:val="double" w:sz="4" w:space="0" w:color="47D459"/>
+              <w:left w:val="double" w:sz="4" w:space="0" w:color="47D459"/>
+              <w:bottom w:val="double" w:sz="4" w:space="0" w:color="47D459"/>
+              <w:right w:val="double" w:sz="4" w:space="0" w:color="47D459"/>
+            </w:tcBorders>
             <w:vAlign w:val="center"/>
           </w:tcPr>
           <w:p>
@@ -8715,6 +8879,12 @@
         <w:tc>
           <w:tcPr>
             <w:tcW w:w="1726" w:type="dxa"/>
+            <w:tcBorders>
+              <w:top w:val="double" w:sz="4" w:space="0" w:color="47D459"/>
+              <w:left w:val="double" w:sz="4" w:space="0" w:color="47D459"/>
+              <w:bottom w:val="double" w:sz="4" w:space="0" w:color="47D459"/>
+              <w:right w:val="double" w:sz="4" w:space="0" w:color="47D459"/>
+            </w:tcBorders>
             <w:vAlign w:val="center"/>
           </w:tcPr>
           <w:p>
@@ -8741,7 +8911,12 @@
         <w:tc>
           <w:tcPr>
             <w:tcW w:w="6169" w:type="dxa"/>
-            <w:shd w:val="clear" w:color="auto" w:fill="auto"/>
+            <w:tcBorders>
+              <w:top w:val="double" w:sz="4" w:space="0" w:color="47D459"/>
+              <w:left w:val="double" w:sz="4" w:space="0" w:color="47D459"/>
+              <w:bottom w:val="double" w:sz="4" w:space="0" w:color="47D459"/>
+              <w:right w:val="double" w:sz="4" w:space="0" w:color="47D459"/>
+            </w:tcBorders>
             <w:vAlign w:val="center"/>
           </w:tcPr>
           <w:p>
@@ -8777,7 +8952,12 @@
         <w:tc>
           <w:tcPr>
             <w:tcW w:w="2015" w:type="dxa"/>
-            <w:shd w:val="clear" w:color="auto" w:fill="auto"/>
+            <w:tcBorders>
+              <w:top w:val="double" w:sz="4" w:space="0" w:color="47D459"/>
+              <w:left w:val="double" w:sz="4" w:space="0" w:color="47D459"/>
+              <w:bottom w:val="double" w:sz="4" w:space="0" w:color="47D459"/>
+              <w:right w:val="double" w:sz="4" w:space="0" w:color="47D459"/>
+            </w:tcBorders>
             <w:vAlign w:val="center"/>
           </w:tcPr>
           <w:p>
@@ -8809,6 +8989,12 @@
         <w:tc>
           <w:tcPr>
             <w:tcW w:w="1634" w:type="dxa"/>
+            <w:tcBorders>
+              <w:top w:val="double" w:sz="4" w:space="0" w:color="47D459"/>
+              <w:left w:val="double" w:sz="4" w:space="0" w:color="47D459"/>
+              <w:bottom w:val="double" w:sz="4" w:space="0" w:color="47D459"/>
+              <w:right w:val="double" w:sz="4" w:space="0" w:color="47D459"/>
+            </w:tcBorders>
             <w:vAlign w:val="center"/>
           </w:tcPr>
           <w:p>
@@ -8816,7 +9002,7 @@
               <w:autoSpaceDE w:val="0"/>
               <w:autoSpaceDN w:val="0"/>
               <w:adjustRightInd w:val="0"/>
-              <w:jc w:val="center"/>
+              <w:jc w:val="both"/>
               <w:rPr>
                 <w:rFonts w:ascii="Arial Nova Cond" w:hAnsi="Arial Nova Cond" w:cs="Arial"/>
                 <w:color w:val="000000"/>
@@ -8840,7 +9026,12 @@
         <w:tc>
           <w:tcPr>
             <w:tcW w:w="1337" w:type="dxa"/>
-            <w:shd w:val="clear" w:color="auto" w:fill="auto"/>
+            <w:tcBorders>
+              <w:top w:val="double" w:sz="4" w:space="0" w:color="47D459"/>
+              <w:left w:val="double" w:sz="4" w:space="0" w:color="47D459"/>
+              <w:bottom w:val="double" w:sz="4" w:space="0" w:color="47D459"/>
+              <w:right w:val="double" w:sz="4" w:space="0" w:color="47D459"/>
+            </w:tcBorders>
             <w:vAlign w:val="center"/>
           </w:tcPr>
           <w:p>
@@ -8879,7 +9070,12 @@
           <w:tcPr>
             <w:tcW w:w="875" w:type="dxa"/>
             <w:vMerge/>
-            <w:shd w:val="clear" w:color="auto" w:fill="auto"/>
+            <w:tcBorders>
+              <w:top w:val="double" w:sz="4" w:space="0" w:color="47D459"/>
+              <w:left w:val="double" w:sz="4" w:space="0" w:color="47D459"/>
+              <w:bottom w:val="double" w:sz="4" w:space="0" w:color="47D459"/>
+              <w:right w:val="double" w:sz="4" w:space="0" w:color="47D459"/>
+            </w:tcBorders>
             <w:vAlign w:val="center"/>
           </w:tcPr>
           <w:p>
@@ -8907,6 +9103,12 @@
         <w:tc>
           <w:tcPr>
             <w:tcW w:w="1095" w:type="dxa"/>
+            <w:tcBorders>
+              <w:top w:val="double" w:sz="4" w:space="0" w:color="47D459"/>
+              <w:left w:val="double" w:sz="4" w:space="0" w:color="47D459"/>
+              <w:bottom w:val="double" w:sz="4" w:space="0" w:color="47D459"/>
+              <w:right w:val="double" w:sz="4" w:space="0" w:color="47D459"/>
+            </w:tcBorders>
             <w:vAlign w:val="center"/>
           </w:tcPr>
           <w:p>
@@ -8945,6 +9147,12 @@
         <w:tc>
           <w:tcPr>
             <w:tcW w:w="1726" w:type="dxa"/>
+            <w:tcBorders>
+              <w:top w:val="double" w:sz="4" w:space="0" w:color="47D459"/>
+              <w:left w:val="double" w:sz="4" w:space="0" w:color="47D459"/>
+              <w:bottom w:val="double" w:sz="4" w:space="0" w:color="47D459"/>
+              <w:right w:val="double" w:sz="4" w:space="0" w:color="47D459"/>
+            </w:tcBorders>
             <w:vAlign w:val="center"/>
           </w:tcPr>
           <w:p>
@@ -8971,7 +9179,12 @@
         <w:tc>
           <w:tcPr>
             <w:tcW w:w="6169" w:type="dxa"/>
-            <w:shd w:val="clear" w:color="auto" w:fill="auto"/>
+            <w:tcBorders>
+              <w:top w:val="double" w:sz="4" w:space="0" w:color="47D459"/>
+              <w:left w:val="double" w:sz="4" w:space="0" w:color="47D459"/>
+              <w:bottom w:val="double" w:sz="4" w:space="0" w:color="47D459"/>
+              <w:right w:val="double" w:sz="4" w:space="0" w:color="47D459"/>
+            </w:tcBorders>
             <w:vAlign w:val="center"/>
           </w:tcPr>
           <w:p>
@@ -9007,7 +9220,12 @@
         <w:tc>
           <w:tcPr>
             <w:tcW w:w="2015" w:type="dxa"/>
-            <w:shd w:val="clear" w:color="auto" w:fill="auto"/>
+            <w:tcBorders>
+              <w:top w:val="double" w:sz="4" w:space="0" w:color="47D459"/>
+              <w:left w:val="double" w:sz="4" w:space="0" w:color="47D459"/>
+              <w:bottom w:val="double" w:sz="4" w:space="0" w:color="47D459"/>
+              <w:right w:val="double" w:sz="4" w:space="0" w:color="47D459"/>
+            </w:tcBorders>
             <w:vAlign w:val="center"/>
           </w:tcPr>
           <w:p>
@@ -9039,6 +9257,12 @@
         <w:tc>
           <w:tcPr>
             <w:tcW w:w="1634" w:type="dxa"/>
+            <w:tcBorders>
+              <w:top w:val="double" w:sz="4" w:space="0" w:color="47D459"/>
+              <w:left w:val="double" w:sz="4" w:space="0" w:color="47D459"/>
+              <w:bottom w:val="double" w:sz="4" w:space="0" w:color="47D459"/>
+              <w:right w:val="double" w:sz="4" w:space="0" w:color="47D459"/>
+            </w:tcBorders>
             <w:vAlign w:val="center"/>
           </w:tcPr>
           <w:p>
@@ -9046,7 +9270,7 @@
               <w:autoSpaceDE w:val="0"/>
               <w:autoSpaceDN w:val="0"/>
               <w:adjustRightInd w:val="0"/>
-              <w:jc w:val="center"/>
+              <w:jc w:val="both"/>
               <w:rPr>
                 <w:rFonts w:ascii="Arial Nova Cond" w:hAnsi="Arial Nova Cond" w:cs="Arial"/>
                 <w:color w:val="000000"/>
@@ -9070,7 +9294,12 @@
         <w:tc>
           <w:tcPr>
             <w:tcW w:w="1337" w:type="dxa"/>
-            <w:shd w:val="clear" w:color="auto" w:fill="auto"/>
+            <w:tcBorders>
+              <w:top w:val="double" w:sz="4" w:space="0" w:color="47D459"/>
+              <w:left w:val="double" w:sz="4" w:space="0" w:color="47D459"/>
+              <w:bottom w:val="double" w:sz="4" w:space="0" w:color="47D459"/>
+              <w:right w:val="double" w:sz="4" w:space="0" w:color="47D459"/>
+            </w:tcBorders>
             <w:vAlign w:val="center"/>
           </w:tcPr>
           <w:p>
@@ -9109,7 +9338,11 @@
           <w:tcPr>
             <w:tcW w:w="875" w:type="dxa"/>
             <w:vMerge w:val="restart"/>
-            <w:shd w:val="clear" w:color="auto" w:fill="auto"/>
+            <w:tcBorders>
+              <w:top w:val="double" w:sz="4" w:space="0" w:color="47D459"/>
+              <w:left w:val="double" w:sz="4" w:space="0" w:color="47D459"/>
+              <w:right w:val="double" w:sz="4" w:space="0" w:color="47D459"/>
+            </w:tcBorders>
             <w:vAlign w:val="center"/>
           </w:tcPr>
           <w:p>
@@ -9148,6 +9381,12 @@
         <w:tc>
           <w:tcPr>
             <w:tcW w:w="1095" w:type="dxa"/>
+            <w:tcBorders>
+              <w:top w:val="double" w:sz="4" w:space="0" w:color="47D459"/>
+              <w:left w:val="double" w:sz="4" w:space="0" w:color="47D459"/>
+              <w:bottom w:val="double" w:sz="4" w:space="0" w:color="47D459"/>
+              <w:right w:val="double" w:sz="4" w:space="0" w:color="47D459"/>
+            </w:tcBorders>
             <w:vAlign w:val="center"/>
           </w:tcPr>
           <w:p>
@@ -9186,6 +9425,12 @@
         <w:tc>
           <w:tcPr>
             <w:tcW w:w="1726" w:type="dxa"/>
+            <w:tcBorders>
+              <w:top w:val="double" w:sz="4" w:space="0" w:color="47D459"/>
+              <w:left w:val="double" w:sz="4" w:space="0" w:color="47D459"/>
+              <w:bottom w:val="double" w:sz="4" w:space="0" w:color="47D459"/>
+              <w:right w:val="double" w:sz="4" w:space="0" w:color="47D459"/>
+            </w:tcBorders>
             <w:vAlign w:val="center"/>
           </w:tcPr>
           <w:p>
@@ -9213,7 +9458,12 @@
         <w:tc>
           <w:tcPr>
             <w:tcW w:w="6169" w:type="dxa"/>
-            <w:shd w:val="clear" w:color="auto" w:fill="auto"/>
+            <w:tcBorders>
+              <w:top w:val="double" w:sz="4" w:space="0" w:color="47D459"/>
+              <w:left w:val="double" w:sz="4" w:space="0" w:color="47D459"/>
+              <w:bottom w:val="double" w:sz="4" w:space="0" w:color="47D459"/>
+              <w:right w:val="double" w:sz="4" w:space="0" w:color="47D459"/>
+            </w:tcBorders>
             <w:vAlign w:val="center"/>
           </w:tcPr>
           <w:p>
@@ -9249,7 +9499,12 @@
         <w:tc>
           <w:tcPr>
             <w:tcW w:w="2015" w:type="dxa"/>
-            <w:shd w:val="clear" w:color="auto" w:fill="auto"/>
+            <w:tcBorders>
+              <w:top w:val="double" w:sz="4" w:space="0" w:color="47D459"/>
+              <w:left w:val="double" w:sz="4" w:space="0" w:color="47D459"/>
+              <w:bottom w:val="double" w:sz="4" w:space="0" w:color="47D459"/>
+              <w:right w:val="double" w:sz="4" w:space="0" w:color="47D459"/>
+            </w:tcBorders>
             <w:vAlign w:val="center"/>
           </w:tcPr>
           <w:p>
@@ -9281,6 +9536,12 @@
         <w:tc>
           <w:tcPr>
             <w:tcW w:w="1634" w:type="dxa"/>
+            <w:tcBorders>
+              <w:top w:val="double" w:sz="4" w:space="0" w:color="47D459"/>
+              <w:left w:val="double" w:sz="4" w:space="0" w:color="47D459"/>
+              <w:bottom w:val="double" w:sz="4" w:space="0" w:color="47D459"/>
+              <w:right w:val="double" w:sz="4" w:space="0" w:color="47D459"/>
+            </w:tcBorders>
             <w:vAlign w:val="center"/>
           </w:tcPr>
           <w:p>
@@ -9288,7 +9549,7 @@
               <w:autoSpaceDE w:val="0"/>
               <w:autoSpaceDN w:val="0"/>
               <w:adjustRightInd w:val="0"/>
-              <w:jc w:val="center"/>
+              <w:jc w:val="both"/>
               <w:rPr>
                 <w:rFonts w:ascii="Arial Nova Cond" w:hAnsi="Arial Nova Cond" w:cs="Arial"/>
                 <w:color w:val="000000"/>
@@ -9312,7 +9573,12 @@
         <w:tc>
           <w:tcPr>
             <w:tcW w:w="1337" w:type="dxa"/>
-            <w:shd w:val="clear" w:color="auto" w:fill="auto"/>
+            <w:tcBorders>
+              <w:top w:val="double" w:sz="4" w:space="0" w:color="47D459"/>
+              <w:left w:val="double" w:sz="4" w:space="0" w:color="47D459"/>
+              <w:bottom w:val="double" w:sz="4" w:space="0" w:color="47D459"/>
+              <w:right w:val="double" w:sz="4" w:space="0" w:color="47D459"/>
+            </w:tcBorders>
             <w:vAlign w:val="center"/>
           </w:tcPr>
           <w:p>
@@ -9351,7 +9617,11 @@
           <w:tcPr>
             <w:tcW w:w="875" w:type="dxa"/>
             <w:vMerge/>
-            <w:shd w:val="clear" w:color="auto" w:fill="auto"/>
+            <w:tcBorders>
+              <w:left w:val="double" w:sz="4" w:space="0" w:color="47D459"/>
+              <w:bottom w:val="double" w:sz="4" w:space="0" w:color="47D459"/>
+              <w:right w:val="double" w:sz="4" w:space="0" w:color="47D459"/>
+            </w:tcBorders>
             <w:vAlign w:val="center"/>
           </w:tcPr>
           <w:p>
@@ -9379,6 +9649,12 @@
         <w:tc>
           <w:tcPr>
             <w:tcW w:w="1095" w:type="dxa"/>
+            <w:tcBorders>
+              <w:top w:val="double" w:sz="4" w:space="0" w:color="47D459"/>
+              <w:left w:val="double" w:sz="4" w:space="0" w:color="47D459"/>
+              <w:bottom w:val="double" w:sz="4" w:space="0" w:color="47D459"/>
+              <w:right w:val="double" w:sz="4" w:space="0" w:color="47D459"/>
+            </w:tcBorders>
             <w:vAlign w:val="center"/>
           </w:tcPr>
           <w:p>
@@ -9417,6 +9693,12 @@
         <w:tc>
           <w:tcPr>
             <w:tcW w:w="1726" w:type="dxa"/>
+            <w:tcBorders>
+              <w:top w:val="double" w:sz="4" w:space="0" w:color="47D459"/>
+              <w:left w:val="double" w:sz="4" w:space="0" w:color="47D459"/>
+              <w:bottom w:val="double" w:sz="4" w:space="0" w:color="47D459"/>
+              <w:right w:val="double" w:sz="4" w:space="0" w:color="47D459"/>
+            </w:tcBorders>
             <w:vAlign w:val="center"/>
           </w:tcPr>
           <w:p>
@@ -9443,7 +9725,12 @@
         <w:tc>
           <w:tcPr>
             <w:tcW w:w="6169" w:type="dxa"/>
-            <w:shd w:val="clear" w:color="auto" w:fill="auto"/>
+            <w:tcBorders>
+              <w:top w:val="double" w:sz="4" w:space="0" w:color="47D459"/>
+              <w:left w:val="double" w:sz="4" w:space="0" w:color="47D459"/>
+              <w:bottom w:val="double" w:sz="4" w:space="0" w:color="47D459"/>
+              <w:right w:val="double" w:sz="4" w:space="0" w:color="47D459"/>
+            </w:tcBorders>
             <w:vAlign w:val="center"/>
           </w:tcPr>
           <w:p>
@@ -9478,7 +9765,12 @@
         <w:tc>
           <w:tcPr>
             <w:tcW w:w="2015" w:type="dxa"/>
-            <w:shd w:val="clear" w:color="auto" w:fill="auto"/>
+            <w:tcBorders>
+              <w:top w:val="double" w:sz="4" w:space="0" w:color="47D459"/>
+              <w:left w:val="double" w:sz="4" w:space="0" w:color="47D459"/>
+              <w:bottom w:val="double" w:sz="4" w:space="0" w:color="47D459"/>
+              <w:right w:val="double" w:sz="4" w:space="0" w:color="47D459"/>
+            </w:tcBorders>
             <w:vAlign w:val="center"/>
           </w:tcPr>
           <w:p>
@@ -9510,6 +9802,12 @@
         <w:tc>
           <w:tcPr>
             <w:tcW w:w="1634" w:type="dxa"/>
+            <w:tcBorders>
+              <w:top w:val="double" w:sz="4" w:space="0" w:color="47D459"/>
+              <w:left w:val="double" w:sz="4" w:space="0" w:color="47D459"/>
+              <w:bottom w:val="double" w:sz="4" w:space="0" w:color="47D459"/>
+              <w:right w:val="double" w:sz="4" w:space="0" w:color="47D459"/>
+            </w:tcBorders>
             <w:vAlign w:val="center"/>
           </w:tcPr>
           <w:p>
@@ -9517,7 +9815,7 @@
               <w:autoSpaceDE w:val="0"/>
               <w:autoSpaceDN w:val="0"/>
               <w:adjustRightInd w:val="0"/>
-              <w:jc w:val="center"/>
+              <w:jc w:val="both"/>
               <w:rPr>
                 <w:rFonts w:ascii="Arial Nova Cond" w:hAnsi="Arial Nova Cond" w:cs="Arial"/>
                 <w:color w:val="000000"/>
@@ -9541,7 +9839,12 @@
         <w:tc>
           <w:tcPr>
             <w:tcW w:w="1337" w:type="dxa"/>
-            <w:shd w:val="clear" w:color="auto" w:fill="auto"/>
+            <w:tcBorders>
+              <w:top w:val="double" w:sz="4" w:space="0" w:color="47D459"/>
+              <w:left w:val="double" w:sz="4" w:space="0" w:color="47D459"/>
+              <w:bottom w:val="double" w:sz="4" w:space="0" w:color="47D459"/>
+              <w:right w:val="double" w:sz="4" w:space="0" w:color="47D459"/>
+            </w:tcBorders>
             <w:vAlign w:val="center"/>
           </w:tcPr>
           <w:p>
@@ -9580,7 +9883,11 @@
           <w:tcPr>
             <w:tcW w:w="875" w:type="dxa"/>
             <w:vMerge w:val="restart"/>
-            <w:shd w:val="clear" w:color="auto" w:fill="auto"/>
+            <w:tcBorders>
+              <w:top w:val="double" w:sz="4" w:space="0" w:color="47D459"/>
+              <w:left w:val="double" w:sz="4" w:space="0" w:color="47D459"/>
+              <w:right w:val="double" w:sz="4" w:space="0" w:color="47D459"/>
+            </w:tcBorders>
             <w:vAlign w:val="center"/>
           </w:tcPr>
           <w:p>
@@ -9619,6 +9926,12 @@
         <w:tc>
           <w:tcPr>
             <w:tcW w:w="1095" w:type="dxa"/>
+            <w:tcBorders>
+              <w:top w:val="double" w:sz="4" w:space="0" w:color="47D459"/>
+              <w:left w:val="double" w:sz="4" w:space="0" w:color="47D459"/>
+              <w:bottom w:val="double" w:sz="4" w:space="0" w:color="47D459"/>
+              <w:right w:val="double" w:sz="4" w:space="0" w:color="47D459"/>
+            </w:tcBorders>
             <w:vAlign w:val="center"/>
           </w:tcPr>
           <w:p>
@@ -9657,6 +9970,12 @@
         <w:tc>
           <w:tcPr>
             <w:tcW w:w="1726" w:type="dxa"/>
+            <w:tcBorders>
+              <w:top w:val="double" w:sz="4" w:space="0" w:color="47D459"/>
+              <w:left w:val="double" w:sz="4" w:space="0" w:color="47D459"/>
+              <w:bottom w:val="double" w:sz="4" w:space="0" w:color="47D459"/>
+              <w:right w:val="double" w:sz="4" w:space="0" w:color="47D459"/>
+            </w:tcBorders>
             <w:vAlign w:val="center"/>
           </w:tcPr>
           <w:p>
@@ -9691,7 +10010,12 @@
         <w:tc>
           <w:tcPr>
             <w:tcW w:w="6169" w:type="dxa"/>
-            <w:shd w:val="clear" w:color="auto" w:fill="auto"/>
+            <w:tcBorders>
+              <w:top w:val="double" w:sz="4" w:space="0" w:color="47D459"/>
+              <w:left w:val="double" w:sz="4" w:space="0" w:color="47D459"/>
+              <w:bottom w:val="double" w:sz="4" w:space="0" w:color="47D459"/>
+              <w:right w:val="double" w:sz="4" w:space="0" w:color="47D459"/>
+            </w:tcBorders>
             <w:vAlign w:val="center"/>
           </w:tcPr>
           <w:p>
@@ -9726,7 +10050,12 @@
         <w:tc>
           <w:tcPr>
             <w:tcW w:w="2015" w:type="dxa"/>
-            <w:shd w:val="clear" w:color="auto" w:fill="auto"/>
+            <w:tcBorders>
+              <w:top w:val="double" w:sz="4" w:space="0" w:color="47D459"/>
+              <w:left w:val="double" w:sz="4" w:space="0" w:color="47D459"/>
+              <w:bottom w:val="double" w:sz="4" w:space="0" w:color="47D459"/>
+              <w:right w:val="double" w:sz="4" w:space="0" w:color="47D459"/>
+            </w:tcBorders>
             <w:vAlign w:val="center"/>
           </w:tcPr>
           <w:p>
@@ -9758,6 +10087,12 @@
         <w:tc>
           <w:tcPr>
             <w:tcW w:w="1634" w:type="dxa"/>
+            <w:tcBorders>
+              <w:top w:val="double" w:sz="4" w:space="0" w:color="47D459"/>
+              <w:left w:val="double" w:sz="4" w:space="0" w:color="47D459"/>
+              <w:bottom w:val="double" w:sz="4" w:space="0" w:color="47D459"/>
+              <w:right w:val="double" w:sz="4" w:space="0" w:color="47D459"/>
+            </w:tcBorders>
             <w:vAlign w:val="center"/>
           </w:tcPr>
           <w:p>
@@ -9765,7 +10100,7 @@
               <w:autoSpaceDE w:val="0"/>
               <w:autoSpaceDN w:val="0"/>
               <w:adjustRightInd w:val="0"/>
-              <w:jc w:val="center"/>
+              <w:jc w:val="both"/>
               <w:rPr>
                 <w:rFonts w:ascii="Arial Nova Cond" w:hAnsi="Arial Nova Cond" w:cs="Arial"/>
                 <w:color w:val="000000"/>
@@ -9789,7 +10124,12 @@
         <w:tc>
           <w:tcPr>
             <w:tcW w:w="1337" w:type="dxa"/>
-            <w:shd w:val="clear" w:color="auto" w:fill="auto"/>
+            <w:tcBorders>
+              <w:top w:val="double" w:sz="4" w:space="0" w:color="47D459"/>
+              <w:left w:val="double" w:sz="4" w:space="0" w:color="47D459"/>
+              <w:bottom w:val="double" w:sz="4" w:space="0" w:color="47D459"/>
+              <w:right w:val="double" w:sz="4" w:space="0" w:color="47D459"/>
+            </w:tcBorders>
             <w:vAlign w:val="center"/>
           </w:tcPr>
           <w:p>
@@ -9828,7 +10168,11 @@
           <w:tcPr>
             <w:tcW w:w="875" w:type="dxa"/>
             <w:vMerge/>
-            <w:shd w:val="clear" w:color="auto" w:fill="auto"/>
+            <w:tcBorders>
+              <w:left w:val="double" w:sz="4" w:space="0" w:color="47D459"/>
+              <w:bottom w:val="double" w:sz="4" w:space="0" w:color="47D459"/>
+              <w:right w:val="double" w:sz="4" w:space="0" w:color="47D459"/>
+            </w:tcBorders>
             <w:vAlign w:val="center"/>
           </w:tcPr>
           <w:p>
@@ -9856,6 +10200,12 @@
         <w:tc>
           <w:tcPr>
             <w:tcW w:w="1095" w:type="dxa"/>
+            <w:tcBorders>
+              <w:top w:val="double" w:sz="4" w:space="0" w:color="47D459"/>
+              <w:left w:val="double" w:sz="4" w:space="0" w:color="47D459"/>
+              <w:bottom w:val="double" w:sz="4" w:space="0" w:color="47D459"/>
+              <w:right w:val="double" w:sz="4" w:space="0" w:color="47D459"/>
+            </w:tcBorders>
             <w:vAlign w:val="center"/>
           </w:tcPr>
           <w:p>
@@ -9894,6 +10244,12 @@
         <w:tc>
           <w:tcPr>
             <w:tcW w:w="1726" w:type="dxa"/>
+            <w:tcBorders>
+              <w:top w:val="double" w:sz="4" w:space="0" w:color="47D459"/>
+              <w:left w:val="double" w:sz="4" w:space="0" w:color="47D459"/>
+              <w:bottom w:val="double" w:sz="4" w:space="0" w:color="47D459"/>
+              <w:right w:val="double" w:sz="4" w:space="0" w:color="47D459"/>
+            </w:tcBorders>
             <w:vAlign w:val="center"/>
           </w:tcPr>
           <w:p>
@@ -9928,7 +10284,12 @@
         <w:tc>
           <w:tcPr>
             <w:tcW w:w="6169" w:type="dxa"/>
-            <w:shd w:val="clear" w:color="auto" w:fill="auto"/>
+            <w:tcBorders>
+              <w:top w:val="double" w:sz="4" w:space="0" w:color="47D459"/>
+              <w:left w:val="double" w:sz="4" w:space="0" w:color="47D459"/>
+              <w:bottom w:val="double" w:sz="4" w:space="0" w:color="47D459"/>
+              <w:right w:val="double" w:sz="4" w:space="0" w:color="47D459"/>
+            </w:tcBorders>
             <w:vAlign w:val="center"/>
           </w:tcPr>
           <w:p>
@@ -9964,7 +10325,12 @@
         <w:tc>
           <w:tcPr>
             <w:tcW w:w="2015" w:type="dxa"/>
-            <w:shd w:val="clear" w:color="auto" w:fill="auto"/>
+            <w:tcBorders>
+              <w:top w:val="double" w:sz="4" w:space="0" w:color="47D459"/>
+              <w:left w:val="double" w:sz="4" w:space="0" w:color="47D459"/>
+              <w:bottom w:val="double" w:sz="4" w:space="0" w:color="47D459"/>
+              <w:right w:val="double" w:sz="4" w:space="0" w:color="47D459"/>
+            </w:tcBorders>
             <w:vAlign w:val="center"/>
           </w:tcPr>
           <w:p>
@@ -9995,6 +10361,12 @@
         <w:tc>
           <w:tcPr>
             <w:tcW w:w="1634" w:type="dxa"/>
+            <w:tcBorders>
+              <w:top w:val="double" w:sz="4" w:space="0" w:color="47D459"/>
+              <w:left w:val="double" w:sz="4" w:space="0" w:color="47D459"/>
+              <w:bottom w:val="double" w:sz="4" w:space="0" w:color="47D459"/>
+              <w:right w:val="double" w:sz="4" w:space="0" w:color="47D459"/>
+            </w:tcBorders>
             <w:vAlign w:val="center"/>
           </w:tcPr>
           <w:p>
@@ -10002,7 +10374,7 @@
               <w:autoSpaceDE w:val="0"/>
               <w:autoSpaceDN w:val="0"/>
               <w:adjustRightInd w:val="0"/>
-              <w:jc w:val="center"/>
+              <w:jc w:val="both"/>
               <w:rPr>
                 <w:rFonts w:ascii="Arial Nova Cond" w:hAnsi="Arial Nova Cond" w:cs="Arial"/>
                 <w:color w:val="000000"/>
@@ -10026,7 +10398,12 @@
         <w:tc>
           <w:tcPr>
             <w:tcW w:w="1337" w:type="dxa"/>
-            <w:shd w:val="clear" w:color="auto" w:fill="auto"/>
+            <w:tcBorders>
+              <w:top w:val="double" w:sz="4" w:space="0" w:color="47D459"/>
+              <w:left w:val="double" w:sz="4" w:space="0" w:color="47D459"/>
+              <w:bottom w:val="double" w:sz="4" w:space="0" w:color="47D459"/>
+              <w:right w:val="double" w:sz="4" w:space="0" w:color="47D459"/>
+            </w:tcBorders>
             <w:vAlign w:val="center"/>
           </w:tcPr>
           <w:p>
@@ -10056,6 +10433,7 @@
           </w:p>
         </w:tc>
       </w:tr>
+      <w:bookmarkEnd w:id="1"/>
     </w:tbl>
     <w:p>
       <w:pPr>

--- a/templates/plananual/EPT COMPUTACIÓN 1° A 5°/PROGRAMACIÓN ANUAL 2° - EPT Computacion.docx
+++ b/templates/plananual/EPT COMPUTACIÓN 1° A 5°/PROGRAMACIÓN ANUAL 2° - EPT Computacion.docx
@@ -1,6 +1,6 @@
 
 <file path=word/document.xml><?xml version="1.0" encoding="utf-8"?>
-<w:document xmlns:wpc="http://schemas.microsoft.com/office/word/2010/wordprocessingCanvas" xmlns:cx="http://schemas.microsoft.com/office/drawing/2014/chartex" xmlns:cx1="http://schemas.microsoft.com/office/drawing/2015/9/8/chartex" xmlns:cx2="http://schemas.microsoft.com/office/drawing/2015/10/21/chartex" xmlns:cx3="http://schemas.microsoft.com/office/drawing/2016/5/9/chartex" xmlns:cx4="http://schemas.microsoft.com/office/drawing/2016/5/10/chartex" xmlns:cx5="http://schemas.microsoft.com/office/drawing/2016/5/11/chartex" xmlns:cx6="http://schemas.microsoft.com/office/drawing/2016/5/12/chartex" xmlns:cx7="http://schemas.microsoft.com/office/drawing/2016/5/13/chartex" xmlns:cx8="http://schemas.microsoft.com/office/drawing/2016/5/14/chartex" xmlns:mc="http://schemas.openxmlformats.org/markup-compatibility/2006" xmlns:aink="http://schemas.microsoft.com/office/drawing/2016/ink" xmlns:am3d="http://schemas.microsoft.com/office/drawing/2017/model3d" xmlns:o="urn:schemas-microsoft-com:office:office" xmlns:oel="http://schemas.microsoft.com/office/2019/extlst" xmlns:r="http://schemas.openxmlformats.org/officeDocument/2006/relationships" xmlns:m="http://schemas.openxmlformats.org/officeDocument/2006/math" xmlns:v="urn:schemas-microsoft-com:vml" xmlns:wp14="http://schemas.microsoft.com/office/word/2010/wordprocessingDrawing" xmlns:wp="http://schemas.openxmlformats.org/drawingml/2006/wordprocessingDrawing" xmlns:w10="urn:schemas-microsoft-com:office:word" xmlns:w="http://schemas.openxmlformats.org/wordprocessingml/2006/main" xmlns:w14="http://schemas.microsoft.com/office/word/2010/wordml" xmlns:w15="http://schemas.microsoft.com/office/word/2012/wordml" xmlns:w16cex="http://schemas.microsoft.com/office/word/2018/wordml/cex" xmlns:w16cid="http://schemas.microsoft.com/office/word/2016/wordml/cid" xmlns:w16="http://schemas.microsoft.com/office/word/2018/wordml" xmlns:w16du="http://schemas.microsoft.com/office/word/2023/wordml/word16du" xmlns:w16sdtdh="http://schemas.microsoft.com/office/word/2020/wordml/sdtdatahash" xmlns:w16se="http://schemas.microsoft.com/office/word/2015/wordml/symex" xmlns:wpg="http://schemas.microsoft.com/office/word/2010/wordprocessingGroup" xmlns:wpi="http://schemas.microsoft.com/office/word/2010/wordprocessingInk" xmlns:wne="http://schemas.microsoft.com/office/word/2006/wordml" xmlns:wps="http://schemas.microsoft.com/office/word/2010/wordprocessingShape" mc:Ignorable="w14 w15 w16se w16cid w16 w16cex w16sdtdh w16du wp14">
+<w:document xmlns:wpc="http://schemas.microsoft.com/office/word/2010/wordprocessingCanvas" xmlns:cx="http://schemas.microsoft.com/office/drawing/2014/chartex" xmlns:cx1="http://schemas.microsoft.com/office/drawing/2015/9/8/chartex" xmlns:cx2="http://schemas.microsoft.com/office/drawing/2015/10/21/chartex" xmlns:cx3="http://schemas.microsoft.com/office/drawing/2016/5/9/chartex" xmlns:cx4="http://schemas.microsoft.com/office/drawing/2016/5/10/chartex" xmlns:cx5="http://schemas.microsoft.com/office/drawing/2016/5/11/chartex" xmlns:cx6="http://schemas.microsoft.com/office/drawing/2016/5/12/chartex" xmlns:cx7="http://schemas.microsoft.com/office/drawing/2016/5/13/chartex" xmlns:cx8="http://schemas.microsoft.com/office/drawing/2016/5/14/chartex" xmlns:mc="http://schemas.openxmlformats.org/markup-compatibility/2006" xmlns:aink="http://schemas.microsoft.com/office/drawing/2016/ink" xmlns:am3d="http://schemas.microsoft.com/office/drawing/2017/model3d" xmlns:o="urn:schemas-microsoft-com:office:office" xmlns:oel="http://schemas.microsoft.com/office/2019/extlst" xmlns:r="http://schemas.openxmlformats.org/officeDocument/2006/relationships" xmlns:m="http://schemas.openxmlformats.org/officeDocument/2006/math" xmlns:v="urn:schemas-microsoft-com:vml" xmlns:wp14="http://schemas.microsoft.com/office/word/2010/wordprocessingDrawing" xmlns:wp="http://schemas.openxmlformats.org/drawingml/2006/wordprocessingDrawing" xmlns:w10="urn:schemas-microsoft-com:office:word" xmlns:w="http://schemas.openxmlformats.org/wordprocessingml/2006/main" xmlns:w14="http://schemas.microsoft.com/office/word/2010/wordml" xmlns:w15="http://schemas.microsoft.com/office/word/2012/wordml" xmlns:w16cex="http://schemas.microsoft.com/office/word/2018/wordml/cex" xmlns:w16cid="http://schemas.microsoft.com/office/word/2016/wordml/cid" xmlns:w16="http://schemas.microsoft.com/office/word/2018/wordml" xmlns:w16du="http://schemas.microsoft.com/office/word/2023/wordml/word16du" xmlns:w16sdtdh="http://schemas.microsoft.com/office/word/2020/wordml/sdtdatahash" xmlns:w16sdtfl="http://schemas.microsoft.com/office/word/2024/wordml/sdtformatlock" xmlns:w16se="http://schemas.microsoft.com/office/word/2015/wordml/symex" xmlns:wpg="http://schemas.microsoft.com/office/word/2010/wordprocessingGroup" xmlns:wpi="http://schemas.microsoft.com/office/word/2010/wordprocessingInk" xmlns:wne="http://schemas.microsoft.com/office/word/2006/wordml" xmlns:wps="http://schemas.microsoft.com/office/word/2010/wordprocessingShape" mc:Ignorable="w14 w15 w16se w16cid w16 w16cex w16sdtdh w16sdtfl w16du wp14">
   <w:body>
     <w:p>
       <w:pPr>
@@ -2642,29 +2642,16 @@
                 <w:szCs w:val="20"/>
               </w:rPr>
             </w:pPr>
-            <w:proofErr w:type="spellStart"/>
-            <w:r>
-              <w:rPr>
-                <w:rFonts w:ascii="Arial Nova Cond Light" w:hAnsi="Arial Nova Cond Light" w:cs="Times New Roman"/>
-                <w:b/>
-                <w:bCs/>
-                <w:color w:val="000000" w:themeColor="text1"/>
-                <w:sz w:val="20"/>
-                <w:szCs w:val="20"/>
-              </w:rPr>
-              <w:t>N°</w:t>
-            </w:r>
-            <w:proofErr w:type="spellEnd"/>
-            <w:r>
-              <w:rPr>
-                <w:rFonts w:ascii="Arial Nova Cond Light" w:hAnsi="Arial Nova Cond Light" w:cs="Times New Roman"/>
-                <w:b/>
-                <w:bCs/>
-                <w:color w:val="000000" w:themeColor="text1"/>
-                <w:sz w:val="20"/>
-                <w:szCs w:val="20"/>
-              </w:rPr>
-              <w:t xml:space="preserve"> DE SEMANAS LECTIVAS</w:t>
+            <w:r>
+              <w:rPr>
+                <w:rFonts w:ascii="Arial Nova Cond Light" w:hAnsi="Arial Nova Cond Light" w:cs="Times New Roman"/>
+                <w:b/>
+                <w:bCs/>
+                <w:color w:val="000000" w:themeColor="text1"/>
+                <w:sz w:val="20"/>
+                <w:szCs w:val="20"/>
+              </w:rPr>
+              <w:t>N° DE SEMANAS LECTIVAS</w:t>
             </w:r>
           </w:p>
         </w:tc>
@@ -2689,29 +2676,16 @@
                 <w:szCs w:val="20"/>
               </w:rPr>
             </w:pPr>
-            <w:proofErr w:type="spellStart"/>
-            <w:r>
-              <w:rPr>
-                <w:rFonts w:ascii="Arial Nova Cond Light" w:hAnsi="Arial Nova Cond Light" w:cs="Times New Roman"/>
-                <w:b/>
-                <w:bCs/>
-                <w:color w:val="000000" w:themeColor="text1"/>
-                <w:sz w:val="20"/>
-                <w:szCs w:val="20"/>
-              </w:rPr>
-              <w:t>N°</w:t>
-            </w:r>
-            <w:proofErr w:type="spellEnd"/>
-            <w:r>
-              <w:rPr>
-                <w:rFonts w:ascii="Arial Nova Cond Light" w:hAnsi="Arial Nova Cond Light" w:cs="Times New Roman"/>
-                <w:b/>
-                <w:bCs/>
-                <w:color w:val="000000" w:themeColor="text1"/>
-                <w:sz w:val="20"/>
-                <w:szCs w:val="20"/>
-              </w:rPr>
-              <w:t xml:space="preserve"> UNIDADES</w:t>
+            <w:r>
+              <w:rPr>
+                <w:rFonts w:ascii="Arial Nova Cond Light" w:hAnsi="Arial Nova Cond Light" w:cs="Times New Roman"/>
+                <w:b/>
+                <w:bCs/>
+                <w:color w:val="000000" w:themeColor="text1"/>
+                <w:sz w:val="20"/>
+                <w:szCs w:val="20"/>
+              </w:rPr>
+              <w:t>N° UNIDADES</w:t>
             </w:r>
           </w:p>
         </w:tc>
@@ -6564,6 +6538,20 @@
     </w:p>
     <w:p>
       <w:pPr>
+        <w:tabs>
+          <w:tab w:val="left" w:pos="965"/>
+        </w:tabs>
+        <w:ind w:right="-455"/>
+        <w:rPr>
+          <w:rFonts w:ascii="Arial Nova Cond Light" w:hAnsi="Arial Nova Cond Light" w:cs="Times New Roman"/>
+          <w:b/>
+          <w:bCs/>
+          <w:color w:val="000000" w:themeColor="text1"/>
+        </w:rPr>
+      </w:pPr>
+    </w:p>
+    <w:p>
+      <w:pPr>
         <w:pStyle w:val="Prrafodelista"/>
         <w:numPr>
           <w:ilvl w:val="0"/>
@@ -7441,18 +7429,6 @@
         </w:tc>
       </w:tr>
     </w:tbl>
-    <w:p>
-      <w:pPr>
-        <w:pStyle w:val="Prrafodelista"/>
-        <w:ind w:left="-284" w:right="-455"/>
-        <w:rPr>
-          <w:rFonts w:ascii="Arial Nova Cond Light" w:hAnsi="Arial Nova Cond Light" w:cs="Times New Roman"/>
-          <w:b/>
-          <w:bCs/>
-          <w:color w:val="000000" w:themeColor="text1"/>
-        </w:rPr>
-      </w:pPr>
-    </w:p>
     <w:p>
       <w:pPr>
         <w:pStyle w:val="Prrafodelista"/>
@@ -7570,7 +7546,7 @@
         </w:numPr>
         <w:shd w:val="clear" w:color="auto" w:fill="00CC00"/>
         <w:spacing w:after="0"/>
-        <w:ind w:left="708" w:right="-455" w:hanging="708"/>
+        <w:ind w:left="708" w:right="-455" w:hanging="1134"/>
         <w:rPr>
           <w:rFonts w:ascii="Arial Nova Cond Light" w:hAnsi="Arial Nova Cond Light" w:cs="Times New Roman"/>
           <w:b/>
@@ -7589,7 +7565,6 @@
           <w:sz w:val="24"/>
           <w:szCs w:val="24"/>
         </w:rPr>
-        <w:lastRenderedPageBreak/>
         <w:t xml:space="preserve">DISTRIBUCIÓN DE LAS UNIDADES DE APRENDIZAJE:   </w:t>
       </w:r>
     </w:p>
@@ -7608,28 +7583,28 @@
     </w:p>
     <w:tbl>
       <w:tblPr>
-        <w:tblStyle w:val="Tablaconcuadrcula"/>
+        <w:tblStyle w:val="Tablaconcuadrcula1"/>
         <w:tblW w:w="14851" w:type="dxa"/>
         <w:jc w:val="center"/>
         <w:tblBorders>
-          <w:top w:val="double" w:sz="4" w:space="0" w:color="C9C9C9" w:themeColor="accent3" w:themeTint="99"/>
-          <w:left w:val="double" w:sz="4" w:space="0" w:color="C9C9C9" w:themeColor="accent3" w:themeTint="99"/>
-          <w:bottom w:val="double" w:sz="4" w:space="0" w:color="C9C9C9" w:themeColor="accent3" w:themeTint="99"/>
-          <w:right w:val="double" w:sz="4" w:space="0" w:color="C9C9C9" w:themeColor="accent3" w:themeTint="99"/>
-          <w:insideH w:val="double" w:sz="4" w:space="0" w:color="C9C9C9" w:themeColor="accent3" w:themeTint="99"/>
-          <w:insideV w:val="double" w:sz="4" w:space="0" w:color="C9C9C9" w:themeColor="accent3" w:themeTint="99"/>
+          <w:top w:val="double" w:sz="4" w:space="0" w:color="47D459"/>
+          <w:left w:val="double" w:sz="4" w:space="0" w:color="47D459"/>
+          <w:bottom w:val="double" w:sz="4" w:space="0" w:color="47D459"/>
+          <w:right w:val="double" w:sz="4" w:space="0" w:color="47D459"/>
+          <w:insideH w:val="double" w:sz="4" w:space="0" w:color="47D459"/>
+          <w:insideV w:val="double" w:sz="4" w:space="0" w:color="47D459"/>
         </w:tblBorders>
         <w:tblLayout w:type="fixed"/>
         <w:tblLook w:val="04A0" w:firstRow="1" w:lastRow="0" w:firstColumn="1" w:lastColumn="0" w:noHBand="0" w:noVBand="1"/>
       </w:tblPr>
       <w:tblGrid>
-        <w:gridCol w:w="875"/>
-        <w:gridCol w:w="1095"/>
-        <w:gridCol w:w="1726"/>
-        <w:gridCol w:w="6169"/>
-        <w:gridCol w:w="2015"/>
-        <w:gridCol w:w="1634"/>
-        <w:gridCol w:w="1337"/>
+        <w:gridCol w:w="818"/>
+        <w:gridCol w:w="1018"/>
+        <w:gridCol w:w="5379"/>
+        <w:gridCol w:w="1984"/>
+        <w:gridCol w:w="2693"/>
+        <w:gridCol w:w="1560"/>
+        <w:gridCol w:w="1399"/>
       </w:tblGrid>
       <w:tr>
         <w:trPr>
@@ -7638,26 +7613,20 @@
         </w:trPr>
         <w:tc>
           <w:tcPr>
-            <w:tcW w:w="875" w:type="dxa"/>
-            <w:tcBorders>
-              <w:top w:val="double" w:sz="4" w:space="0" w:color="47D459"/>
-              <w:left w:val="double" w:sz="4" w:space="0" w:color="47D459"/>
-              <w:bottom w:val="double" w:sz="4" w:space="0" w:color="47D459"/>
-              <w:right w:val="double" w:sz="4" w:space="0" w:color="47D459"/>
-            </w:tcBorders>
+            <w:tcW w:w="818" w:type="dxa"/>
             <w:shd w:val="clear" w:color="auto" w:fill="C1F0C7"/>
             <w:vAlign w:val="center"/>
           </w:tcPr>
           <w:p>
             <w:pPr>
-              <w:pStyle w:val="Prrafodelista"/>
-              <w:ind w:left="0"/>
-              <w:jc w:val="center"/>
-              <w:rPr>
-                <w:rFonts w:ascii="Arial Nova Cond" w:hAnsi="Arial Nova Cond" w:cs="Times New Roman"/>
-                <w:b/>
-                <w:bCs/>
-                <w:color w:val="000000" w:themeColor="text1"/>
+              <w:suppressAutoHyphens w:val="0"/>
+              <w:contextualSpacing/>
+              <w:jc w:val="center"/>
+              <w:rPr>
+                <w:rFonts w:ascii="Arial Nova Cond" w:eastAsia="Aptos" w:hAnsi="Arial Nova Cond" w:cs="Times New Roman"/>
+                <w:b/>
+                <w:bCs/>
+                <w:color w:val="000000"/>
                 <w:sz w:val="20"/>
                 <w:szCs w:val="20"/>
               </w:rPr>
@@ -7665,10 +7634,10 @@
             <w:bookmarkStart w:id="1" w:name="_Hlk227075175"/>
             <w:r>
               <w:rPr>
-                <w:rFonts w:ascii="Arial Nova Cond" w:hAnsi="Arial Nova Cond" w:cs="Times New Roman"/>
-                <w:b/>
-                <w:bCs/>
-                <w:color w:val="000000" w:themeColor="text1"/>
+                <w:rFonts w:ascii="Arial Nova Cond" w:eastAsia="Aptos" w:hAnsi="Arial Nova Cond" w:cs="Times New Roman"/>
+                <w:b/>
+                <w:bCs/>
+                <w:color w:val="000000"/>
                 <w:sz w:val="20"/>
                 <w:szCs w:val="20"/>
               </w:rPr>
@@ -7678,36 +7647,30 @@
         </w:tc>
         <w:tc>
           <w:tcPr>
-            <w:tcW w:w="1095" w:type="dxa"/>
-            <w:tcBorders>
-              <w:top w:val="double" w:sz="4" w:space="0" w:color="47D459"/>
-              <w:left w:val="double" w:sz="4" w:space="0" w:color="47D459"/>
-              <w:bottom w:val="double" w:sz="4" w:space="0" w:color="47D459"/>
-              <w:right w:val="double" w:sz="4" w:space="0" w:color="47D459"/>
-            </w:tcBorders>
+            <w:tcW w:w="1018" w:type="dxa"/>
             <w:shd w:val="clear" w:color="auto" w:fill="C1F0C7"/>
             <w:vAlign w:val="center"/>
           </w:tcPr>
           <w:p>
             <w:pPr>
-              <w:pStyle w:val="Prrafodelista"/>
-              <w:ind w:left="0"/>
-              <w:jc w:val="center"/>
-              <w:rPr>
-                <w:rFonts w:ascii="Arial Nova Cond" w:hAnsi="Arial Nova Cond" w:cs="Times New Roman"/>
-                <w:b/>
-                <w:bCs/>
-                <w:color w:val="000000" w:themeColor="text1"/>
-                <w:sz w:val="20"/>
-                <w:szCs w:val="20"/>
-              </w:rPr>
-            </w:pPr>
-            <w:r>
-              <w:rPr>
-                <w:rFonts w:ascii="Arial Nova Cond" w:hAnsi="Arial Nova Cond" w:cs="Times New Roman"/>
-                <w:b/>
-                <w:bCs/>
-                <w:color w:val="000000" w:themeColor="text1"/>
+              <w:suppressAutoHyphens w:val="0"/>
+              <w:contextualSpacing/>
+              <w:jc w:val="center"/>
+              <w:rPr>
+                <w:rFonts w:ascii="Arial Nova Cond" w:eastAsia="Aptos" w:hAnsi="Arial Nova Cond" w:cs="Times New Roman"/>
+                <w:b/>
+                <w:bCs/>
+                <w:color w:val="000000"/>
+                <w:sz w:val="20"/>
+                <w:szCs w:val="20"/>
+              </w:rPr>
+            </w:pPr>
+            <w:r>
+              <w:rPr>
+                <w:rFonts w:ascii="Arial Nova Cond" w:eastAsia="Aptos" w:hAnsi="Arial Nova Cond" w:cs="Times New Roman"/>
+                <w:b/>
+                <w:bCs/>
+                <w:color w:val="000000"/>
                 <w:sz w:val="20"/>
                 <w:szCs w:val="20"/>
               </w:rPr>
@@ -7717,208 +7680,129 @@
         </w:tc>
         <w:tc>
           <w:tcPr>
-            <w:tcW w:w="1726" w:type="dxa"/>
-            <w:tcBorders>
-              <w:top w:val="double" w:sz="4" w:space="0" w:color="47D459"/>
-              <w:left w:val="double" w:sz="4" w:space="0" w:color="47D459"/>
-              <w:bottom w:val="double" w:sz="4" w:space="0" w:color="47D459"/>
-              <w:right w:val="double" w:sz="4" w:space="0" w:color="47D459"/>
-            </w:tcBorders>
+            <w:tcW w:w="5379" w:type="dxa"/>
             <w:shd w:val="clear" w:color="auto" w:fill="C1F0C7"/>
             <w:vAlign w:val="center"/>
           </w:tcPr>
           <w:p>
             <w:pPr>
-              <w:pStyle w:val="Prrafodelista"/>
-              <w:ind w:left="0"/>
-              <w:jc w:val="center"/>
-              <w:rPr>
-                <w:rFonts w:ascii="Arial Nova Cond" w:hAnsi="Arial Nova Cond" w:cs="Times New Roman"/>
-                <w:b/>
-                <w:bCs/>
-                <w:color w:val="000000" w:themeColor="text1"/>
-                <w:sz w:val="20"/>
-                <w:szCs w:val="20"/>
-              </w:rPr>
-            </w:pPr>
-            <w:r>
-              <w:rPr>
-                <w:rFonts w:ascii="Arial Nova Cond" w:hAnsi="Arial Nova Cond" w:cs="Times New Roman"/>
-                <w:b/>
-                <w:bCs/>
-                <w:color w:val="000000" w:themeColor="text1"/>
-                <w:sz w:val="20"/>
-                <w:szCs w:val="20"/>
-              </w:rPr>
-              <w:t>PROBLEMA / POTENCIALIDAD</w:t>
-            </w:r>
-          </w:p>
-        </w:tc>
-        <w:tc>
-          <w:tcPr>
-            <w:tcW w:w="6169" w:type="dxa"/>
-            <w:tcBorders>
-              <w:top w:val="double" w:sz="4" w:space="0" w:color="47D459"/>
-              <w:left w:val="double" w:sz="4" w:space="0" w:color="47D459"/>
-              <w:bottom w:val="double" w:sz="4" w:space="0" w:color="47D459"/>
-              <w:right w:val="double" w:sz="4" w:space="0" w:color="47D459"/>
-            </w:tcBorders>
+              <w:suppressAutoHyphens w:val="0"/>
+              <w:contextualSpacing/>
+              <w:jc w:val="center"/>
+              <w:rPr>
+                <w:rFonts w:ascii="Arial Nova Cond" w:eastAsia="Aptos" w:hAnsi="Arial Nova Cond" w:cs="Times New Roman"/>
+                <w:b/>
+                <w:bCs/>
+                <w:color w:val="000000"/>
+                <w:sz w:val="20"/>
+                <w:szCs w:val="20"/>
+              </w:rPr>
+            </w:pPr>
+            <w:r>
+              <w:rPr>
+                <w:rFonts w:ascii="Arial Nova Cond" w:eastAsia="Aptos" w:hAnsi="Arial Nova Cond" w:cs="Times New Roman"/>
+                <w:b/>
+                <w:bCs/>
+                <w:color w:val="000000"/>
+                <w:sz w:val="20"/>
+                <w:szCs w:val="20"/>
+              </w:rPr>
+              <w:t>SITUACIÓN SIGNIFICATIVA</w:t>
+            </w:r>
+          </w:p>
+        </w:tc>
+        <w:tc>
+          <w:tcPr>
+            <w:tcW w:w="1984" w:type="dxa"/>
             <w:shd w:val="clear" w:color="auto" w:fill="C1F0C7"/>
             <w:vAlign w:val="center"/>
           </w:tcPr>
           <w:p>
             <w:pPr>
-              <w:pStyle w:val="Prrafodelista"/>
-              <w:ind w:left="0"/>
-              <w:jc w:val="center"/>
-              <w:rPr>
-                <w:rFonts w:ascii="Arial Nova Cond" w:hAnsi="Arial Nova Cond" w:cs="Times New Roman"/>
-                <w:b/>
-                <w:bCs/>
-                <w:color w:val="000000" w:themeColor="text1"/>
-                <w:sz w:val="20"/>
-                <w:szCs w:val="20"/>
-              </w:rPr>
-            </w:pPr>
-            <w:r>
-              <w:rPr>
-                <w:rFonts w:ascii="Arial Nova Cond" w:hAnsi="Arial Nova Cond" w:cs="Times New Roman"/>
-                <w:b/>
-                <w:bCs/>
-                <w:color w:val="000000" w:themeColor="text1"/>
-                <w:sz w:val="20"/>
-                <w:szCs w:val="20"/>
-              </w:rPr>
-              <w:t>SITUACIÓN SIGNIF</w:t>
-            </w:r>
-            <w:r>
-              <w:rPr>
-                <w:rFonts w:ascii="Arial Nova Cond" w:hAnsi="Arial Nova Cond" w:cs="Times New Roman"/>
-                <w:b/>
-                <w:bCs/>
-                <w:color w:val="000000" w:themeColor="text1"/>
-                <w:sz w:val="20"/>
-                <w:szCs w:val="20"/>
-              </w:rPr>
-              <w:t>I</w:t>
-            </w:r>
-            <w:r>
-              <w:rPr>
-                <w:rFonts w:ascii="Arial Nova Cond" w:hAnsi="Arial Nova Cond" w:cs="Times New Roman"/>
-                <w:b/>
-                <w:bCs/>
-                <w:color w:val="000000" w:themeColor="text1"/>
-                <w:sz w:val="20"/>
-                <w:szCs w:val="20"/>
-              </w:rPr>
-              <w:t>CATIVA</w:t>
-            </w:r>
-          </w:p>
-        </w:tc>
-        <w:tc>
-          <w:tcPr>
-            <w:tcW w:w="2015" w:type="dxa"/>
-            <w:tcBorders>
-              <w:top w:val="double" w:sz="4" w:space="0" w:color="47D459"/>
-              <w:left w:val="double" w:sz="4" w:space="0" w:color="47D459"/>
-              <w:bottom w:val="double" w:sz="4" w:space="0" w:color="47D459"/>
-              <w:right w:val="double" w:sz="4" w:space="0" w:color="47D459"/>
-            </w:tcBorders>
+              <w:suppressAutoHyphens w:val="0"/>
+              <w:contextualSpacing/>
+              <w:jc w:val="center"/>
+              <w:rPr>
+                <w:rFonts w:ascii="Arial Nova Cond" w:eastAsia="Aptos" w:hAnsi="Arial Nova Cond" w:cs="Times New Roman"/>
+                <w:b/>
+                <w:bCs/>
+                <w:color w:val="000000"/>
+                <w:sz w:val="20"/>
+                <w:szCs w:val="20"/>
+              </w:rPr>
+            </w:pPr>
+            <w:r>
+              <w:rPr>
+                <w:rFonts w:ascii="Arial Nova Cond" w:eastAsia="Aptos" w:hAnsi="Arial Nova Cond" w:cs="Times New Roman"/>
+                <w:b/>
+                <w:bCs/>
+                <w:color w:val="000000"/>
+                <w:sz w:val="20"/>
+                <w:szCs w:val="20"/>
+              </w:rPr>
+              <w:t>TÍTULO DE LA UNIDAD DIDÁCTICA.</w:t>
+            </w:r>
+          </w:p>
+        </w:tc>
+        <w:tc>
+          <w:tcPr>
+            <w:tcW w:w="2693" w:type="dxa"/>
             <w:shd w:val="clear" w:color="auto" w:fill="C1F0C7"/>
             <w:vAlign w:val="center"/>
           </w:tcPr>
           <w:p>
             <w:pPr>
-              <w:pStyle w:val="Prrafodelista"/>
-              <w:ind w:left="0"/>
-              <w:jc w:val="center"/>
-              <w:rPr>
-                <w:rFonts w:ascii="Arial Nova Cond" w:hAnsi="Arial Nova Cond" w:cs="Times New Roman"/>
-                <w:b/>
-                <w:bCs/>
-                <w:color w:val="000000" w:themeColor="text1"/>
-                <w:sz w:val="20"/>
-                <w:szCs w:val="20"/>
-              </w:rPr>
-            </w:pPr>
-            <w:r>
-              <w:rPr>
-                <w:rFonts w:ascii="Arial Nova Cond" w:hAnsi="Arial Nova Cond" w:cs="Times New Roman"/>
-                <w:b/>
-                <w:bCs/>
-                <w:color w:val="000000" w:themeColor="text1"/>
-                <w:sz w:val="20"/>
-                <w:szCs w:val="20"/>
-              </w:rPr>
-              <w:t>TÍTULO DE LA UNIDAD DID</w:t>
-            </w:r>
-            <w:r>
-              <w:rPr>
-                <w:rFonts w:ascii="Arial Nova Cond" w:hAnsi="Arial Nova Cond" w:cs="Times New Roman"/>
-                <w:b/>
-                <w:bCs/>
-                <w:color w:val="000000" w:themeColor="text1"/>
-                <w:sz w:val="20"/>
-                <w:szCs w:val="20"/>
-              </w:rPr>
-              <w:t>Á</w:t>
-            </w:r>
-            <w:r>
-              <w:rPr>
-                <w:rFonts w:ascii="Arial Nova Cond" w:hAnsi="Arial Nova Cond" w:cs="Times New Roman"/>
-                <w:b/>
-                <w:bCs/>
-                <w:color w:val="000000" w:themeColor="text1"/>
-                <w:sz w:val="20"/>
-                <w:szCs w:val="20"/>
-              </w:rPr>
-              <w:t>CTICA</w:t>
-            </w:r>
-            <w:r>
-              <w:rPr>
-                <w:rFonts w:ascii="Arial Nova Cond" w:hAnsi="Arial Nova Cond" w:cs="Times New Roman"/>
-                <w:b/>
-                <w:bCs/>
-                <w:color w:val="000000" w:themeColor="text1"/>
-                <w:sz w:val="20"/>
-                <w:szCs w:val="20"/>
-              </w:rPr>
-              <w:t>.</w:t>
-            </w:r>
-          </w:p>
-        </w:tc>
-        <w:tc>
-          <w:tcPr>
-            <w:tcW w:w="1634" w:type="dxa"/>
-            <w:tcBorders>
-              <w:top w:val="double" w:sz="4" w:space="0" w:color="47D459"/>
-              <w:left w:val="double" w:sz="4" w:space="0" w:color="47D459"/>
-              <w:bottom w:val="double" w:sz="4" w:space="0" w:color="47D459"/>
-              <w:right w:val="double" w:sz="4" w:space="0" w:color="47D459"/>
-            </w:tcBorders>
+              <w:suppressAutoHyphens w:val="0"/>
+              <w:contextualSpacing/>
+              <w:jc w:val="center"/>
+              <w:rPr>
+                <w:rFonts w:ascii="Arial Nova Cond" w:eastAsia="Aptos" w:hAnsi="Arial Nova Cond" w:cs="Times New Roman"/>
+                <w:b/>
+                <w:bCs/>
+                <w:color w:val="000000"/>
+                <w:sz w:val="20"/>
+                <w:szCs w:val="20"/>
+              </w:rPr>
+            </w:pPr>
+            <w:r>
+              <w:rPr>
+                <w:rFonts w:ascii="Arial Nova Cond" w:eastAsia="Aptos" w:hAnsi="Arial Nova Cond" w:cs="Times New Roman"/>
+                <w:b/>
+                <w:bCs/>
+                <w:color w:val="000000"/>
+                <w:sz w:val="20"/>
+                <w:szCs w:val="20"/>
+              </w:rPr>
+              <w:t>CAMPO TEMATICO</w:t>
+            </w:r>
+          </w:p>
+        </w:tc>
+        <w:tc>
+          <w:tcPr>
+            <w:tcW w:w="1560" w:type="dxa"/>
             <w:shd w:val="clear" w:color="auto" w:fill="C1F0C7"/>
             <w:vAlign w:val="center"/>
           </w:tcPr>
           <w:p>
             <w:pPr>
-              <w:pStyle w:val="Prrafodelista"/>
-              <w:ind w:left="0"/>
-              <w:jc w:val="center"/>
-              <w:rPr>
-                <w:rFonts w:ascii="Arial Nova Cond" w:hAnsi="Arial Nova Cond" w:cs="Times New Roman"/>
-                <w:b/>
-                <w:bCs/>
-                <w:color w:val="000000" w:themeColor="text1"/>
-                <w:sz w:val="20"/>
-                <w:szCs w:val="20"/>
-              </w:rPr>
-            </w:pPr>
-            <w:r>
-              <w:rPr>
-                <w:rFonts w:ascii="Arial Nova Cond" w:hAnsi="Arial Nova Cond" w:cs="Times New Roman"/>
-                <w:b/>
-                <w:bCs/>
-                <w:color w:val="000000" w:themeColor="text1"/>
+              <w:suppressAutoHyphens w:val="0"/>
+              <w:contextualSpacing/>
+              <w:jc w:val="center"/>
+              <w:rPr>
+                <w:rFonts w:ascii="Arial Nova Cond" w:eastAsia="Aptos" w:hAnsi="Arial Nova Cond" w:cs="Times New Roman"/>
+                <w:b/>
+                <w:bCs/>
+                <w:color w:val="000000"/>
+                <w:sz w:val="20"/>
+                <w:szCs w:val="20"/>
+              </w:rPr>
+            </w:pPr>
+            <w:r>
+              <w:rPr>
+                <w:rFonts w:ascii="Arial Nova Cond" w:eastAsia="Aptos" w:hAnsi="Arial Nova Cond" w:cs="Times New Roman"/>
+                <w:b/>
+                <w:bCs/>
+                <w:color w:val="000000"/>
                 <w:sz w:val="20"/>
                 <w:szCs w:val="20"/>
               </w:rPr>
@@ -7928,36 +7812,30 @@
         </w:tc>
         <w:tc>
           <w:tcPr>
-            <w:tcW w:w="1337" w:type="dxa"/>
-            <w:tcBorders>
-              <w:top w:val="double" w:sz="4" w:space="0" w:color="47D459"/>
-              <w:left w:val="double" w:sz="4" w:space="0" w:color="47D459"/>
-              <w:bottom w:val="double" w:sz="4" w:space="0" w:color="47D459"/>
-              <w:right w:val="double" w:sz="4" w:space="0" w:color="47D459"/>
-            </w:tcBorders>
+            <w:tcW w:w="1399" w:type="dxa"/>
             <w:shd w:val="clear" w:color="auto" w:fill="C1F0C7"/>
             <w:vAlign w:val="center"/>
           </w:tcPr>
           <w:p>
             <w:pPr>
-              <w:pStyle w:val="Prrafodelista"/>
-              <w:ind w:left="0"/>
-              <w:jc w:val="center"/>
-              <w:rPr>
-                <w:rFonts w:ascii="Arial Nova Cond" w:hAnsi="Arial Nova Cond" w:cs="Times New Roman"/>
-                <w:b/>
-                <w:bCs/>
-                <w:color w:val="000000" w:themeColor="text1"/>
-                <w:sz w:val="20"/>
-                <w:szCs w:val="20"/>
-              </w:rPr>
-            </w:pPr>
-            <w:r>
-              <w:rPr>
-                <w:rFonts w:ascii="Arial Nova Cond" w:hAnsi="Arial Nova Cond" w:cs="Times New Roman"/>
-                <w:b/>
-                <w:bCs/>
-                <w:color w:val="000000" w:themeColor="text1"/>
+              <w:suppressAutoHyphens w:val="0"/>
+              <w:contextualSpacing/>
+              <w:jc w:val="center"/>
+              <w:rPr>
+                <w:rFonts w:ascii="Arial Nova Cond" w:eastAsia="Aptos" w:hAnsi="Arial Nova Cond" w:cs="Times New Roman"/>
+                <w:b/>
+                <w:bCs/>
+                <w:color w:val="000000"/>
+                <w:sz w:val="20"/>
+                <w:szCs w:val="20"/>
+              </w:rPr>
+            </w:pPr>
+            <w:r>
+              <w:rPr>
+                <w:rFonts w:ascii="Arial Nova Cond" w:eastAsia="Aptos" w:hAnsi="Arial Nova Cond" w:cs="Times New Roman"/>
+                <w:b/>
+                <w:bCs/>
+                <w:color w:val="000000"/>
                 <w:sz w:val="20"/>
                 <w:szCs w:val="20"/>
               </w:rPr>
@@ -7973,25 +7851,20 @@
         </w:trPr>
         <w:tc>
           <w:tcPr>
-            <w:tcW w:w="875" w:type="dxa"/>
+            <w:tcW w:w="818" w:type="dxa"/>
             <w:vMerge w:val="restart"/>
-            <w:tcBorders>
-              <w:top w:val="double" w:sz="4" w:space="0" w:color="47D459"/>
-              <w:left w:val="double" w:sz="4" w:space="0" w:color="47D459"/>
-              <w:right w:val="double" w:sz="4" w:space="0" w:color="47D459"/>
-            </w:tcBorders>
-            <w:vAlign w:val="center"/>
-          </w:tcPr>
-          <w:p>
-            <w:pPr>
-              <w:pStyle w:val="Prrafodelista"/>
+            <w:vAlign w:val="center"/>
+          </w:tcPr>
+          <w:p>
+            <w:pPr>
               <w:tabs>
                 <w:tab w:val="left" w:pos="0"/>
                 <w:tab w:val="left" w:pos="142"/>
                 <w:tab w:val="left" w:pos="284"/>
               </w:tabs>
-              <w:spacing w:line="276" w:lineRule="auto"/>
-              <w:ind w:left="0"/>
+              <w:suppressAutoHyphens w:val="0"/>
+              <w:spacing w:line="276" w:lineRule="auto"/>
+              <w:contextualSpacing/>
               <w:jc w:val="center"/>
               <w:rPr>
                 <w:rFonts w:ascii="Arial Nova Cond" w:eastAsia="Calibri" w:hAnsi="Arial Nova Cond" w:cs="Times New Roman"/>
@@ -8017,25 +7890,19 @@
         </w:tc>
         <w:tc>
           <w:tcPr>
-            <w:tcW w:w="1095" w:type="dxa"/>
-            <w:tcBorders>
-              <w:top w:val="double" w:sz="4" w:space="0" w:color="47D459"/>
-              <w:left w:val="double" w:sz="4" w:space="0" w:color="47D459"/>
-              <w:bottom w:val="double" w:sz="4" w:space="0" w:color="47D459"/>
-              <w:right w:val="double" w:sz="4" w:space="0" w:color="47D459"/>
-            </w:tcBorders>
-            <w:vAlign w:val="center"/>
-          </w:tcPr>
-          <w:p>
-            <w:pPr>
-              <w:pStyle w:val="Prrafodelista"/>
+            <w:tcW w:w="1018" w:type="dxa"/>
+            <w:vAlign w:val="center"/>
+          </w:tcPr>
+          <w:p>
+            <w:pPr>
               <w:tabs>
                 <w:tab w:val="left" w:pos="0"/>
                 <w:tab w:val="left" w:pos="142"/>
                 <w:tab w:val="left" w:pos="284"/>
               </w:tabs>
-              <w:spacing w:line="276" w:lineRule="auto"/>
-              <w:ind w:left="0"/>
+              <w:suppressAutoHyphens w:val="0"/>
+              <w:spacing w:line="276" w:lineRule="auto"/>
+              <w:contextualSpacing/>
               <w:jc w:val="center"/>
               <w:rPr>
                 <w:rFonts w:ascii="Arial Nova Cond" w:eastAsia="Calibri" w:hAnsi="Arial Nova Cond" w:cs="Times New Roman"/>
@@ -8061,25 +7928,19 @@
         </w:tc>
         <w:tc>
           <w:tcPr>
-            <w:tcW w:w="1726" w:type="dxa"/>
-            <w:tcBorders>
-              <w:top w:val="double" w:sz="4" w:space="0" w:color="47D459"/>
-              <w:left w:val="double" w:sz="4" w:space="0" w:color="47D459"/>
-              <w:bottom w:val="double" w:sz="4" w:space="0" w:color="47D459"/>
-              <w:right w:val="double" w:sz="4" w:space="0" w:color="47D459"/>
-            </w:tcBorders>
-            <w:vAlign w:val="center"/>
-          </w:tcPr>
-          <w:p>
-            <w:pPr>
-              <w:pStyle w:val="Prrafodelista"/>
+            <w:tcW w:w="5379" w:type="dxa"/>
+            <w:vAlign w:val="center"/>
+          </w:tcPr>
+          <w:p>
+            <w:pPr>
               <w:tabs>
                 <w:tab w:val="left" w:pos="0"/>
                 <w:tab w:val="left" w:pos="142"/>
                 <w:tab w:val="left" w:pos="284"/>
               </w:tabs>
-              <w:spacing w:line="276" w:lineRule="auto"/>
-              <w:ind w:left="0"/>
+              <w:suppressAutoHyphens w:val="0"/>
+              <w:spacing w:line="276" w:lineRule="auto"/>
+              <w:contextualSpacing/>
               <w:jc w:val="both"/>
               <w:rPr>
                 <w:rFonts w:ascii="Arial Nova Cond" w:eastAsia="Calibri" w:hAnsi="Arial Nova Cond" w:cs="Times New Roman"/>
@@ -8095,69 +7956,24 @@
                 <w:szCs w:val="20"/>
                 <w:lang w:val="es-ES_tradnl"/>
               </w:rPr>
-              <w:t>{{problemapotencialidad0}}</w:t>
-            </w:r>
-          </w:p>
-        </w:tc>
-        <w:tc>
-          <w:tcPr>
-            <w:tcW w:w="6169" w:type="dxa"/>
-            <w:tcBorders>
-              <w:top w:val="double" w:sz="4" w:space="0" w:color="47D459"/>
-              <w:left w:val="double" w:sz="4" w:space="0" w:color="47D459"/>
-              <w:bottom w:val="double" w:sz="4" w:space="0" w:color="47D459"/>
-              <w:right w:val="double" w:sz="4" w:space="0" w:color="47D459"/>
-            </w:tcBorders>
-            <w:vAlign w:val="center"/>
-          </w:tcPr>
-          <w:p>
-            <w:pPr>
-              <w:pStyle w:val="Prrafodelista"/>
-              <w:tabs>
-                <w:tab w:val="left" w:pos="0"/>
-                <w:tab w:val="left" w:pos="142"/>
-                <w:tab w:val="left" w:pos="284"/>
-              </w:tabs>
-              <w:spacing w:line="276" w:lineRule="auto"/>
-              <w:ind w:left="0"/>
-              <w:jc w:val="both"/>
-              <w:rPr>
-                <w:rFonts w:ascii="Arial Nova Cond" w:eastAsia="Calibri" w:hAnsi="Arial Nova Cond" w:cs="Times New Roman"/>
-                <w:sz w:val="20"/>
-                <w:szCs w:val="20"/>
-                <w:lang w:val="es-ES_tradnl"/>
-              </w:rPr>
-            </w:pPr>
-            <w:r>
-              <w:rPr>
-                <w:rFonts w:ascii="Arial Nova Cond" w:eastAsia="Calibri" w:hAnsi="Arial Nova Cond" w:cs="Times New Roman"/>
-                <w:sz w:val="20"/>
-                <w:szCs w:val="20"/>
-                <w:lang w:val="es-ES_tradnl"/>
-              </w:rPr>
               <w:t>{{situacionsignificativa0}}</w:t>
             </w:r>
           </w:p>
         </w:tc>
         <w:tc>
           <w:tcPr>
-            <w:tcW w:w="2015" w:type="dxa"/>
-            <w:tcBorders>
-              <w:top w:val="double" w:sz="4" w:space="0" w:color="47D459"/>
-              <w:left w:val="double" w:sz="4" w:space="0" w:color="47D459"/>
-              <w:bottom w:val="double" w:sz="4" w:space="0" w:color="47D459"/>
-              <w:right w:val="double" w:sz="4" w:space="0" w:color="47D459"/>
-            </w:tcBorders>
-            <w:vAlign w:val="center"/>
-          </w:tcPr>
-          <w:p>
-            <w:pPr>
+            <w:tcW w:w="1984" w:type="dxa"/>
+            <w:vAlign w:val="center"/>
+          </w:tcPr>
+          <w:p>
+            <w:pPr>
+              <w:suppressAutoHyphens w:val="0"/>
               <w:autoSpaceDE w:val="0"/>
               <w:autoSpaceDN w:val="0"/>
               <w:adjustRightInd w:val="0"/>
               <w:jc w:val="center"/>
               <w:rPr>
-                <w:rFonts w:ascii="Arial Nova Cond" w:hAnsi="Arial Nova Cond" w:cs="Arial"/>
+                <w:rFonts w:ascii="Arial Nova Cond" w:eastAsia="Aptos" w:hAnsi="Arial Nova Cond" w:cs="Arial"/>
                 <w:color w:val="000000"/>
                 <w:kern w:val="0"/>
                 <w:sz w:val="20"/>
@@ -8166,7 +7982,7 @@
             </w:pPr>
             <w:r>
               <w:rPr>
-                <w:rFonts w:ascii="Arial Nova Cond" w:hAnsi="Arial Nova Cond" w:cs="Arial"/>
+                <w:rFonts w:ascii="Arial Nova Cond" w:eastAsia="Aptos" w:hAnsi="Arial Nova Cond" w:cs="Arial"/>
                 <w:color w:val="000000"/>
                 <w:kern w:val="0"/>
                 <w:sz w:val="20"/>
@@ -8178,23 +7994,18 @@
         </w:tc>
         <w:tc>
           <w:tcPr>
-            <w:tcW w:w="1634" w:type="dxa"/>
-            <w:tcBorders>
-              <w:top w:val="double" w:sz="4" w:space="0" w:color="47D459"/>
-              <w:left w:val="double" w:sz="4" w:space="0" w:color="47D459"/>
-              <w:bottom w:val="double" w:sz="4" w:space="0" w:color="47D459"/>
-              <w:right w:val="double" w:sz="4" w:space="0" w:color="47D459"/>
-            </w:tcBorders>
-            <w:vAlign w:val="center"/>
-          </w:tcPr>
-          <w:p>
-            <w:pPr>
+            <w:tcW w:w="2693" w:type="dxa"/>
+            <w:vAlign w:val="center"/>
+          </w:tcPr>
+          <w:p>
+            <w:pPr>
+              <w:suppressAutoHyphens w:val="0"/>
               <w:autoSpaceDE w:val="0"/>
               <w:autoSpaceDN w:val="0"/>
               <w:adjustRightInd w:val="0"/>
               <w:jc w:val="both"/>
               <w:rPr>
-                <w:rFonts w:ascii="Arial Nova Cond" w:hAnsi="Arial Nova Cond" w:cs="Arial"/>
+                <w:rFonts w:ascii="Arial Nova Cond" w:eastAsia="Aptos" w:hAnsi="Arial Nova Cond" w:cs="Arial"/>
                 <w:color w:val="000000"/>
                 <w:kern w:val="0"/>
                 <w:sz w:val="20"/>
@@ -8203,35 +8014,30 @@
             </w:pPr>
             <w:r>
               <w:rPr>
-                <w:rFonts w:ascii="Arial Nova Cond" w:hAnsi="Arial Nova Cond" w:cs="Arial"/>
+                <w:rFonts w:ascii="Arial Nova Cond" w:eastAsia="Aptos" w:hAnsi="Arial Nova Cond" w:cs="Arial"/>
                 <w:color w:val="000000"/>
                 <w:kern w:val="0"/>
                 <w:sz w:val="20"/>
                 <w:szCs w:val="20"/>
               </w:rPr>
-              <w:t>{{competencias0}}</w:t>
-            </w:r>
-          </w:p>
-        </w:tc>
-        <w:tc>
-          <w:tcPr>
-            <w:tcW w:w="1337" w:type="dxa"/>
-            <w:tcBorders>
-              <w:top w:val="double" w:sz="4" w:space="0" w:color="47D459"/>
-              <w:left w:val="double" w:sz="4" w:space="0" w:color="47D459"/>
-              <w:bottom w:val="double" w:sz="4" w:space="0" w:color="47D459"/>
-              <w:right w:val="double" w:sz="4" w:space="0" w:color="47D459"/>
-            </w:tcBorders>
-            <w:vAlign w:val="center"/>
-          </w:tcPr>
-          <w:p>
-            <w:pPr>
+              <w:t>{{campotematico0}}</w:t>
+            </w:r>
+          </w:p>
+        </w:tc>
+        <w:tc>
+          <w:tcPr>
+            <w:tcW w:w="1560" w:type="dxa"/>
+            <w:vAlign w:val="center"/>
+          </w:tcPr>
+          <w:p>
+            <w:pPr>
+              <w:suppressAutoHyphens w:val="0"/>
               <w:autoSpaceDE w:val="0"/>
               <w:autoSpaceDN w:val="0"/>
               <w:adjustRightInd w:val="0"/>
-              <w:jc w:val="center"/>
-              <w:rPr>
-                <w:rFonts w:ascii="Arial Nova Cond" w:hAnsi="Arial Nova Cond" w:cs="Arial"/>
+              <w:jc w:val="both"/>
+              <w:rPr>
+                <w:rFonts w:ascii="Arial Nova Cond" w:eastAsia="Aptos" w:hAnsi="Arial Nova Cond" w:cs="Arial"/>
                 <w:color w:val="000000"/>
                 <w:kern w:val="0"/>
                 <w:sz w:val="20"/>
@@ -8240,7 +8046,39 @@
             </w:pPr>
             <w:r>
               <w:rPr>
-                <w:rFonts w:ascii="Arial Nova Cond" w:hAnsi="Arial Nova Cond" w:cs="Arial"/>
+                <w:rFonts w:ascii="Arial Nova Cond" w:eastAsia="Aptos" w:hAnsi="Arial Nova Cond" w:cs="Arial"/>
+                <w:color w:val="000000"/>
+                <w:kern w:val="0"/>
+                <w:sz w:val="20"/>
+                <w:szCs w:val="20"/>
+              </w:rPr>
+              <w:t>{{competencias0}}</w:t>
+            </w:r>
+          </w:p>
+        </w:tc>
+        <w:tc>
+          <w:tcPr>
+            <w:tcW w:w="1399" w:type="dxa"/>
+            <w:vAlign w:val="center"/>
+          </w:tcPr>
+          <w:p>
+            <w:pPr>
+              <w:suppressAutoHyphens w:val="0"/>
+              <w:autoSpaceDE w:val="0"/>
+              <w:autoSpaceDN w:val="0"/>
+              <w:adjustRightInd w:val="0"/>
+              <w:jc w:val="both"/>
+              <w:rPr>
+                <w:rFonts w:ascii="Arial Nova Cond" w:eastAsia="Aptos" w:hAnsi="Arial Nova Cond" w:cs="Arial"/>
+                <w:color w:val="000000"/>
+                <w:kern w:val="0"/>
+                <w:sz w:val="20"/>
+                <w:szCs w:val="20"/>
+              </w:rPr>
+            </w:pPr>
+            <w:r>
+              <w:rPr>
+                <w:rFonts w:ascii="Arial Nova Cond" w:eastAsia="Aptos" w:hAnsi="Arial Nova Cond" w:cs="Arial"/>
                 <w:color w:val="000000"/>
                 <w:kern w:val="0"/>
                 <w:sz w:val="20"/>
@@ -8258,24 +8096,20 @@
         </w:trPr>
         <w:tc>
           <w:tcPr>
-            <w:tcW w:w="875" w:type="dxa"/>
+            <w:tcW w:w="818" w:type="dxa"/>
             <w:vMerge/>
-            <w:tcBorders>
-              <w:left w:val="double" w:sz="4" w:space="0" w:color="47D459"/>
-              <w:right w:val="double" w:sz="4" w:space="0" w:color="47D459"/>
-            </w:tcBorders>
-            <w:vAlign w:val="center"/>
-          </w:tcPr>
-          <w:p>
-            <w:pPr>
-              <w:pStyle w:val="Prrafodelista"/>
+            <w:vAlign w:val="center"/>
+          </w:tcPr>
+          <w:p>
+            <w:pPr>
               <w:tabs>
                 <w:tab w:val="left" w:pos="0"/>
                 <w:tab w:val="left" w:pos="142"/>
                 <w:tab w:val="left" w:pos="284"/>
               </w:tabs>
-              <w:spacing w:line="276" w:lineRule="auto"/>
-              <w:ind w:left="0"/>
+              <w:suppressAutoHyphens w:val="0"/>
+              <w:spacing w:line="276" w:lineRule="auto"/>
+              <w:contextualSpacing/>
               <w:jc w:val="center"/>
               <w:rPr>
                 <w:rFonts w:ascii="Arial Nova Cond" w:eastAsia="Calibri" w:hAnsi="Arial Nova Cond" w:cs="Times New Roman"/>
@@ -8290,25 +8124,19 @@
         </w:tc>
         <w:tc>
           <w:tcPr>
-            <w:tcW w:w="1095" w:type="dxa"/>
-            <w:tcBorders>
-              <w:top w:val="double" w:sz="4" w:space="0" w:color="47D459"/>
-              <w:left w:val="double" w:sz="4" w:space="0" w:color="47D459"/>
-              <w:bottom w:val="double" w:sz="4" w:space="0" w:color="47D459"/>
-              <w:right w:val="double" w:sz="4" w:space="0" w:color="47D459"/>
-            </w:tcBorders>
-            <w:vAlign w:val="center"/>
-          </w:tcPr>
-          <w:p>
-            <w:pPr>
-              <w:pStyle w:val="Prrafodelista"/>
+            <w:tcW w:w="1018" w:type="dxa"/>
+            <w:vAlign w:val="center"/>
+          </w:tcPr>
+          <w:p>
+            <w:pPr>
               <w:tabs>
                 <w:tab w:val="left" w:pos="0"/>
                 <w:tab w:val="left" w:pos="142"/>
                 <w:tab w:val="left" w:pos="284"/>
               </w:tabs>
-              <w:spacing w:line="276" w:lineRule="auto"/>
-              <w:ind w:left="0"/>
+              <w:suppressAutoHyphens w:val="0"/>
+              <w:spacing w:line="276" w:lineRule="auto"/>
+              <w:contextualSpacing/>
               <w:jc w:val="center"/>
               <w:rPr>
                 <w:rFonts w:ascii="Arial Nova Cond" w:eastAsia="Calibri" w:hAnsi="Arial Nova Cond" w:cs="Times New Roman"/>
@@ -8334,57 +8162,19 @@
         </w:tc>
         <w:tc>
           <w:tcPr>
-            <w:tcW w:w="1726" w:type="dxa"/>
-            <w:tcBorders>
-              <w:top w:val="double" w:sz="4" w:space="0" w:color="47D459"/>
-              <w:left w:val="double" w:sz="4" w:space="0" w:color="47D459"/>
-              <w:bottom w:val="double" w:sz="4" w:space="0" w:color="47D459"/>
-              <w:right w:val="double" w:sz="4" w:space="0" w:color="47D459"/>
-            </w:tcBorders>
-            <w:vAlign w:val="center"/>
-          </w:tcPr>
-          <w:p>
-            <w:pPr>
-              <w:pStyle w:val="NormalWeb"/>
-              <w:jc w:val="both"/>
-              <w:rPr>
-                <w:rFonts w:ascii="Arial Nova Cond" w:hAnsi="Arial Nova Cond"/>
-                <w:sz w:val="20"/>
-                <w:szCs w:val="20"/>
-              </w:rPr>
-            </w:pPr>
-            <w:r>
-              <w:rPr>
-                <w:rFonts w:ascii="Arial Nova Cond" w:eastAsia="Calibri" w:hAnsi="Arial Nova Cond"/>
-                <w:sz w:val="20"/>
-                <w:szCs w:val="20"/>
-                <w:lang w:val="es-ES_tradnl"/>
-              </w:rPr>
-              <w:t>{{problemapotencialidad1}}</w:t>
-            </w:r>
-          </w:p>
-        </w:tc>
-        <w:tc>
-          <w:tcPr>
-            <w:tcW w:w="6169" w:type="dxa"/>
-            <w:tcBorders>
-              <w:top w:val="double" w:sz="4" w:space="0" w:color="47D459"/>
-              <w:left w:val="double" w:sz="4" w:space="0" w:color="47D459"/>
-              <w:bottom w:val="double" w:sz="4" w:space="0" w:color="47D459"/>
-              <w:right w:val="double" w:sz="4" w:space="0" w:color="47D459"/>
-            </w:tcBorders>
-            <w:vAlign w:val="center"/>
-          </w:tcPr>
-          <w:p>
-            <w:pPr>
-              <w:pStyle w:val="Prrafodelista"/>
+            <w:tcW w:w="5379" w:type="dxa"/>
+            <w:vAlign w:val="center"/>
+          </w:tcPr>
+          <w:p>
+            <w:pPr>
               <w:tabs>
                 <w:tab w:val="left" w:pos="0"/>
                 <w:tab w:val="left" w:pos="142"/>
                 <w:tab w:val="left" w:pos="284"/>
               </w:tabs>
-              <w:spacing w:line="276" w:lineRule="auto"/>
-              <w:ind w:left="0"/>
+              <w:suppressAutoHyphens w:val="0"/>
+              <w:spacing w:line="276" w:lineRule="auto"/>
+              <w:contextualSpacing/>
               <w:jc w:val="both"/>
               <w:rPr>
                 <w:rFonts w:ascii="Arial Nova Cond" w:eastAsia="Calibri" w:hAnsi="Arial Nova Cond" w:cs="Times New Roman"/>
@@ -8406,60 +8196,50 @@
         </w:tc>
         <w:tc>
           <w:tcPr>
-            <w:tcW w:w="2015" w:type="dxa"/>
-            <w:tcBorders>
-              <w:top w:val="double" w:sz="4" w:space="0" w:color="47D459"/>
-              <w:left w:val="double" w:sz="4" w:space="0" w:color="47D459"/>
-              <w:bottom w:val="double" w:sz="4" w:space="0" w:color="47D459"/>
-              <w:right w:val="double" w:sz="4" w:space="0" w:color="47D459"/>
-            </w:tcBorders>
-            <w:vAlign w:val="center"/>
-          </w:tcPr>
-          <w:p>
-            <w:pPr>
+            <w:tcW w:w="1984" w:type="dxa"/>
+            <w:vAlign w:val="center"/>
+          </w:tcPr>
+          <w:p>
+            <w:pPr>
+              <w:suppressAutoHyphens w:val="0"/>
               <w:autoSpaceDE w:val="0"/>
               <w:autoSpaceDN w:val="0"/>
               <w:adjustRightInd w:val="0"/>
               <w:jc w:val="center"/>
               <w:rPr>
-                <w:rFonts w:ascii="Arial Nova Cond" w:hAnsi="Arial Nova Cond" w:cs="Arial"/>
-                <w:color w:val="000000" w:themeColor="text1"/>
-                <w:kern w:val="0"/>
-                <w:sz w:val="20"/>
-                <w:szCs w:val="20"/>
-              </w:rPr>
-            </w:pPr>
-            <w:r>
-              <w:rPr>
-                <w:rFonts w:ascii="Arial Nova Cond" w:hAnsi="Arial Nova Cond" w:cs="Arial"/>
+                <w:rFonts w:ascii="Arial Nova Cond" w:eastAsia="Aptos" w:hAnsi="Arial Nova Cond" w:cs="Arial"/>
                 <w:color w:val="000000"/>
                 <w:kern w:val="0"/>
                 <w:sz w:val="20"/>
                 <w:szCs w:val="20"/>
               </w:rPr>
+            </w:pPr>
+            <w:r>
+              <w:rPr>
+                <w:rFonts w:ascii="Arial Nova Cond" w:eastAsia="Aptos" w:hAnsi="Arial Nova Cond" w:cs="Arial"/>
+                <w:color w:val="000000"/>
+                <w:kern w:val="0"/>
+                <w:sz w:val="20"/>
+                <w:szCs w:val="20"/>
+              </w:rPr>
               <w:t>{{titulosituacionsignificativa1}}</w:t>
             </w:r>
           </w:p>
         </w:tc>
         <w:tc>
           <w:tcPr>
-            <w:tcW w:w="1634" w:type="dxa"/>
-            <w:tcBorders>
-              <w:top w:val="double" w:sz="4" w:space="0" w:color="47D459"/>
-              <w:left w:val="double" w:sz="4" w:space="0" w:color="47D459"/>
-              <w:bottom w:val="double" w:sz="4" w:space="0" w:color="47D459"/>
-              <w:right w:val="double" w:sz="4" w:space="0" w:color="47D459"/>
-            </w:tcBorders>
-            <w:vAlign w:val="center"/>
-          </w:tcPr>
-          <w:p>
-            <w:pPr>
+            <w:tcW w:w="2693" w:type="dxa"/>
+            <w:vAlign w:val="center"/>
+          </w:tcPr>
+          <w:p>
+            <w:pPr>
+              <w:suppressAutoHyphens w:val="0"/>
               <w:autoSpaceDE w:val="0"/>
               <w:autoSpaceDN w:val="0"/>
               <w:adjustRightInd w:val="0"/>
               <w:jc w:val="both"/>
               <w:rPr>
-                <w:rFonts w:ascii="Arial Nova Cond" w:hAnsi="Arial Nova Cond" w:cs="Arial"/>
+                <w:rFonts w:ascii="Arial Nova Cond" w:eastAsia="Aptos" w:hAnsi="Arial Nova Cond" w:cs="Arial"/>
                 <w:color w:val="000000"/>
                 <w:kern w:val="0"/>
                 <w:sz w:val="20"/>
@@ -8468,35 +8248,30 @@
             </w:pPr>
             <w:r>
               <w:rPr>
-                <w:rFonts w:ascii="Arial Nova Cond" w:hAnsi="Arial Nova Cond" w:cs="Arial"/>
+                <w:rFonts w:ascii="Arial Nova Cond" w:eastAsia="Aptos" w:hAnsi="Arial Nova Cond" w:cs="Arial"/>
                 <w:color w:val="000000"/>
                 <w:kern w:val="0"/>
                 <w:sz w:val="20"/>
                 <w:szCs w:val="20"/>
               </w:rPr>
-              <w:t>{{competencias1}}</w:t>
-            </w:r>
-          </w:p>
-        </w:tc>
-        <w:tc>
-          <w:tcPr>
-            <w:tcW w:w="1337" w:type="dxa"/>
-            <w:tcBorders>
-              <w:top w:val="double" w:sz="4" w:space="0" w:color="47D459"/>
-              <w:left w:val="double" w:sz="4" w:space="0" w:color="47D459"/>
-              <w:bottom w:val="double" w:sz="4" w:space="0" w:color="47D459"/>
-              <w:right w:val="double" w:sz="4" w:space="0" w:color="47D459"/>
-            </w:tcBorders>
-            <w:vAlign w:val="center"/>
-          </w:tcPr>
-          <w:p>
-            <w:pPr>
+              <w:t>{{campotematico1}}</w:t>
+            </w:r>
+          </w:p>
+        </w:tc>
+        <w:tc>
+          <w:tcPr>
+            <w:tcW w:w="1560" w:type="dxa"/>
+            <w:vAlign w:val="center"/>
+          </w:tcPr>
+          <w:p>
+            <w:pPr>
+              <w:suppressAutoHyphens w:val="0"/>
               <w:autoSpaceDE w:val="0"/>
               <w:autoSpaceDN w:val="0"/>
               <w:adjustRightInd w:val="0"/>
-              <w:jc w:val="center"/>
-              <w:rPr>
-                <w:rFonts w:ascii="Arial Nova Cond" w:hAnsi="Arial Nova Cond" w:cs="Arial"/>
+              <w:jc w:val="both"/>
+              <w:rPr>
+                <w:rFonts w:ascii="Arial Nova Cond" w:eastAsia="Aptos" w:hAnsi="Arial Nova Cond" w:cs="Arial"/>
                 <w:color w:val="000000"/>
                 <w:kern w:val="0"/>
                 <w:sz w:val="20"/>
@@ -8505,7 +8280,39 @@
             </w:pPr>
             <w:r>
               <w:rPr>
-                <w:rFonts w:ascii="Arial Nova Cond" w:hAnsi="Arial Nova Cond" w:cs="Arial"/>
+                <w:rFonts w:ascii="Arial Nova Cond" w:eastAsia="Aptos" w:hAnsi="Arial Nova Cond" w:cs="Arial"/>
+                <w:color w:val="000000"/>
+                <w:kern w:val="0"/>
+                <w:sz w:val="20"/>
+                <w:szCs w:val="20"/>
+              </w:rPr>
+              <w:t>{{competencias1}}</w:t>
+            </w:r>
+          </w:p>
+        </w:tc>
+        <w:tc>
+          <w:tcPr>
+            <w:tcW w:w="1399" w:type="dxa"/>
+            <w:vAlign w:val="center"/>
+          </w:tcPr>
+          <w:p>
+            <w:pPr>
+              <w:suppressAutoHyphens w:val="0"/>
+              <w:autoSpaceDE w:val="0"/>
+              <w:autoSpaceDN w:val="0"/>
+              <w:adjustRightInd w:val="0"/>
+              <w:jc w:val="both"/>
+              <w:rPr>
+                <w:rFonts w:ascii="Arial Nova Cond" w:eastAsia="Aptos" w:hAnsi="Arial Nova Cond" w:cs="Arial"/>
+                <w:color w:val="000000"/>
+                <w:kern w:val="0"/>
+                <w:sz w:val="20"/>
+                <w:szCs w:val="20"/>
+              </w:rPr>
+            </w:pPr>
+            <w:r>
+              <w:rPr>
+                <w:rFonts w:ascii="Arial Nova Cond" w:eastAsia="Aptos" w:hAnsi="Arial Nova Cond" w:cs="Arial"/>
                 <w:color w:val="000000"/>
                 <w:kern w:val="0"/>
                 <w:sz w:val="20"/>
@@ -8523,25 +8330,20 @@
         </w:trPr>
         <w:tc>
           <w:tcPr>
-            <w:tcW w:w="875" w:type="dxa"/>
+            <w:tcW w:w="818" w:type="dxa"/>
             <w:vMerge/>
-            <w:tcBorders>
-              <w:left w:val="double" w:sz="4" w:space="0" w:color="47D459"/>
-              <w:bottom w:val="double" w:sz="4" w:space="0" w:color="47D459"/>
-              <w:right w:val="double" w:sz="4" w:space="0" w:color="47D459"/>
-            </w:tcBorders>
-            <w:vAlign w:val="center"/>
-          </w:tcPr>
-          <w:p>
-            <w:pPr>
-              <w:pStyle w:val="Prrafodelista"/>
+            <w:vAlign w:val="center"/>
+          </w:tcPr>
+          <w:p>
+            <w:pPr>
               <w:tabs>
                 <w:tab w:val="left" w:pos="0"/>
                 <w:tab w:val="left" w:pos="142"/>
                 <w:tab w:val="left" w:pos="284"/>
               </w:tabs>
-              <w:spacing w:line="276" w:lineRule="auto"/>
-              <w:ind w:left="0"/>
+              <w:suppressAutoHyphens w:val="0"/>
+              <w:spacing w:line="276" w:lineRule="auto"/>
+              <w:contextualSpacing/>
               <w:jc w:val="center"/>
               <w:rPr>
                 <w:rFonts w:ascii="Arial Nova Cond" w:eastAsia="Calibri" w:hAnsi="Arial Nova Cond" w:cs="Times New Roman"/>
@@ -8556,25 +8358,19 @@
         </w:tc>
         <w:tc>
           <w:tcPr>
-            <w:tcW w:w="1095" w:type="dxa"/>
-            <w:tcBorders>
-              <w:top w:val="double" w:sz="4" w:space="0" w:color="47D459"/>
-              <w:left w:val="double" w:sz="4" w:space="0" w:color="47D459"/>
-              <w:bottom w:val="double" w:sz="4" w:space="0" w:color="47D459"/>
-              <w:right w:val="double" w:sz="4" w:space="0" w:color="47D459"/>
-            </w:tcBorders>
-            <w:vAlign w:val="center"/>
-          </w:tcPr>
-          <w:p>
-            <w:pPr>
-              <w:pStyle w:val="Prrafodelista"/>
+            <w:tcW w:w="1018" w:type="dxa"/>
+            <w:vAlign w:val="center"/>
+          </w:tcPr>
+          <w:p>
+            <w:pPr>
               <w:tabs>
                 <w:tab w:val="left" w:pos="0"/>
                 <w:tab w:val="left" w:pos="142"/>
                 <w:tab w:val="left" w:pos="284"/>
               </w:tabs>
-              <w:spacing w:line="276" w:lineRule="auto"/>
-              <w:ind w:left="0"/>
+              <w:suppressAutoHyphens w:val="0"/>
+              <w:spacing w:line="276" w:lineRule="auto"/>
+              <w:contextualSpacing/>
               <w:jc w:val="center"/>
               <w:rPr>
                 <w:rFonts w:ascii="Arial Nova Cond" w:eastAsia="Calibri" w:hAnsi="Arial Nova Cond" w:cs="Times New Roman"/>
@@ -8600,57 +8396,19 @@
         </w:tc>
         <w:tc>
           <w:tcPr>
-            <w:tcW w:w="1726" w:type="dxa"/>
-            <w:tcBorders>
-              <w:top w:val="double" w:sz="4" w:space="0" w:color="47D459"/>
-              <w:left w:val="double" w:sz="4" w:space="0" w:color="47D459"/>
-              <w:bottom w:val="double" w:sz="4" w:space="0" w:color="47D459"/>
-              <w:right w:val="double" w:sz="4" w:space="0" w:color="47D459"/>
-            </w:tcBorders>
-            <w:vAlign w:val="center"/>
-          </w:tcPr>
-          <w:p>
-            <w:pPr>
-              <w:pStyle w:val="NormalWeb"/>
-              <w:jc w:val="both"/>
-              <w:rPr>
-                <w:rFonts w:ascii="Arial Nova Cond" w:eastAsia="Calibri" w:hAnsi="Arial Nova Cond"/>
-                <w:sz w:val="20"/>
-                <w:szCs w:val="20"/>
-              </w:rPr>
-            </w:pPr>
-            <w:r>
-              <w:rPr>
-                <w:rFonts w:ascii="Arial Nova Cond" w:eastAsia="Calibri" w:hAnsi="Arial Nova Cond"/>
-                <w:sz w:val="20"/>
-                <w:szCs w:val="20"/>
-                <w:lang w:val="es-ES_tradnl"/>
-              </w:rPr>
-              <w:t>{{problemapotencialidad2}}</w:t>
-            </w:r>
-          </w:p>
-        </w:tc>
-        <w:tc>
-          <w:tcPr>
-            <w:tcW w:w="6169" w:type="dxa"/>
-            <w:tcBorders>
-              <w:top w:val="double" w:sz="4" w:space="0" w:color="47D459"/>
-              <w:left w:val="double" w:sz="4" w:space="0" w:color="47D459"/>
-              <w:bottom w:val="double" w:sz="4" w:space="0" w:color="47D459"/>
-              <w:right w:val="double" w:sz="4" w:space="0" w:color="47D459"/>
-            </w:tcBorders>
-            <w:vAlign w:val="center"/>
-          </w:tcPr>
-          <w:p>
-            <w:pPr>
-              <w:pStyle w:val="Prrafodelista"/>
+            <w:tcW w:w="5379" w:type="dxa"/>
+            <w:vAlign w:val="center"/>
+          </w:tcPr>
+          <w:p>
+            <w:pPr>
               <w:tabs>
                 <w:tab w:val="left" w:pos="0"/>
                 <w:tab w:val="left" w:pos="142"/>
                 <w:tab w:val="left" w:pos="284"/>
               </w:tabs>
-              <w:spacing w:line="276" w:lineRule="auto"/>
-              <w:ind w:left="0"/>
+              <w:suppressAutoHyphens w:val="0"/>
+              <w:spacing w:line="276" w:lineRule="auto"/>
+              <w:contextualSpacing/>
               <w:jc w:val="both"/>
               <w:rPr>
                 <w:rFonts w:ascii="Arial Nova Cond" w:eastAsia="Calibri" w:hAnsi="Arial Nova Cond" w:cs="Times New Roman"/>
@@ -8672,23 +8430,18 @@
         </w:tc>
         <w:tc>
           <w:tcPr>
-            <w:tcW w:w="2015" w:type="dxa"/>
-            <w:tcBorders>
-              <w:top w:val="double" w:sz="4" w:space="0" w:color="47D459"/>
-              <w:left w:val="double" w:sz="4" w:space="0" w:color="47D459"/>
-              <w:bottom w:val="double" w:sz="4" w:space="0" w:color="47D459"/>
-              <w:right w:val="double" w:sz="4" w:space="0" w:color="47D459"/>
-            </w:tcBorders>
-            <w:vAlign w:val="center"/>
-          </w:tcPr>
-          <w:p>
-            <w:pPr>
+            <w:tcW w:w="1984" w:type="dxa"/>
+            <w:vAlign w:val="center"/>
+          </w:tcPr>
+          <w:p>
+            <w:pPr>
+              <w:suppressAutoHyphens w:val="0"/>
               <w:autoSpaceDE w:val="0"/>
               <w:autoSpaceDN w:val="0"/>
               <w:adjustRightInd w:val="0"/>
               <w:jc w:val="center"/>
               <w:rPr>
-                <w:rFonts w:ascii="Arial Nova Cond" w:hAnsi="Arial Nova Cond" w:cs="Arial"/>
+                <w:rFonts w:ascii="Arial Nova Cond" w:eastAsia="Aptos" w:hAnsi="Arial Nova Cond" w:cs="Arial"/>
                 <w:color w:val="000000"/>
                 <w:kern w:val="0"/>
                 <w:sz w:val="20"/>
@@ -8697,7 +8450,7 @@
             </w:pPr>
             <w:r>
               <w:rPr>
-                <w:rFonts w:ascii="Arial Nova Cond" w:hAnsi="Arial Nova Cond" w:cs="Arial"/>
+                <w:rFonts w:ascii="Arial Nova Cond" w:eastAsia="Aptos" w:hAnsi="Arial Nova Cond" w:cs="Arial"/>
                 <w:color w:val="000000"/>
                 <w:kern w:val="0"/>
                 <w:sz w:val="20"/>
@@ -8709,23 +8462,18 @@
         </w:tc>
         <w:tc>
           <w:tcPr>
-            <w:tcW w:w="1634" w:type="dxa"/>
-            <w:tcBorders>
-              <w:top w:val="double" w:sz="4" w:space="0" w:color="47D459"/>
-              <w:left w:val="double" w:sz="4" w:space="0" w:color="47D459"/>
-              <w:bottom w:val="double" w:sz="4" w:space="0" w:color="47D459"/>
-              <w:right w:val="double" w:sz="4" w:space="0" w:color="47D459"/>
-            </w:tcBorders>
-            <w:vAlign w:val="center"/>
-          </w:tcPr>
-          <w:p>
-            <w:pPr>
+            <w:tcW w:w="2693" w:type="dxa"/>
+            <w:vAlign w:val="center"/>
+          </w:tcPr>
+          <w:p>
+            <w:pPr>
+              <w:suppressAutoHyphens w:val="0"/>
               <w:autoSpaceDE w:val="0"/>
               <w:autoSpaceDN w:val="0"/>
               <w:adjustRightInd w:val="0"/>
               <w:jc w:val="both"/>
               <w:rPr>
-                <w:rFonts w:ascii="Arial Nova Cond" w:hAnsi="Arial Nova Cond" w:cs="Arial"/>
+                <w:rFonts w:ascii="Arial Nova Cond" w:eastAsia="Aptos" w:hAnsi="Arial Nova Cond" w:cs="Arial"/>
                 <w:color w:val="000000"/>
                 <w:kern w:val="0"/>
                 <w:sz w:val="20"/>
@@ -8734,35 +8482,30 @@
             </w:pPr>
             <w:r>
               <w:rPr>
-                <w:rFonts w:ascii="Arial Nova Cond" w:hAnsi="Arial Nova Cond" w:cs="Arial"/>
+                <w:rFonts w:ascii="Arial Nova Cond" w:eastAsia="Aptos" w:hAnsi="Arial Nova Cond" w:cs="Arial"/>
                 <w:color w:val="000000"/>
                 <w:kern w:val="0"/>
                 <w:sz w:val="20"/>
                 <w:szCs w:val="20"/>
               </w:rPr>
-              <w:t>{{competencias2}}</w:t>
-            </w:r>
-          </w:p>
-        </w:tc>
-        <w:tc>
-          <w:tcPr>
-            <w:tcW w:w="1337" w:type="dxa"/>
-            <w:tcBorders>
-              <w:top w:val="double" w:sz="4" w:space="0" w:color="47D459"/>
-              <w:left w:val="double" w:sz="4" w:space="0" w:color="47D459"/>
-              <w:bottom w:val="double" w:sz="4" w:space="0" w:color="47D459"/>
-              <w:right w:val="double" w:sz="4" w:space="0" w:color="47D459"/>
-            </w:tcBorders>
-            <w:vAlign w:val="center"/>
-          </w:tcPr>
-          <w:p>
-            <w:pPr>
+              <w:t>{{campotematico2}}</w:t>
+            </w:r>
+          </w:p>
+        </w:tc>
+        <w:tc>
+          <w:tcPr>
+            <w:tcW w:w="1560" w:type="dxa"/>
+            <w:vAlign w:val="center"/>
+          </w:tcPr>
+          <w:p>
+            <w:pPr>
+              <w:suppressAutoHyphens w:val="0"/>
               <w:autoSpaceDE w:val="0"/>
               <w:autoSpaceDN w:val="0"/>
               <w:adjustRightInd w:val="0"/>
-              <w:jc w:val="center"/>
-              <w:rPr>
-                <w:rFonts w:ascii="Arial Nova Cond" w:hAnsi="Arial Nova Cond" w:cs="Arial"/>
+              <w:jc w:val="both"/>
+              <w:rPr>
+                <w:rFonts w:ascii="Arial Nova Cond" w:eastAsia="Aptos" w:hAnsi="Arial Nova Cond" w:cs="Arial"/>
                 <w:color w:val="000000"/>
                 <w:kern w:val="0"/>
                 <w:sz w:val="20"/>
@@ -8771,7 +8514,39 @@
             </w:pPr>
             <w:r>
               <w:rPr>
-                <w:rFonts w:ascii="Arial Nova Cond" w:hAnsi="Arial Nova Cond" w:cs="Arial"/>
+                <w:rFonts w:ascii="Arial Nova Cond" w:eastAsia="Aptos" w:hAnsi="Arial Nova Cond" w:cs="Arial"/>
+                <w:color w:val="000000"/>
+                <w:kern w:val="0"/>
+                <w:sz w:val="20"/>
+                <w:szCs w:val="20"/>
+              </w:rPr>
+              <w:t>{{competencias2}}</w:t>
+            </w:r>
+          </w:p>
+        </w:tc>
+        <w:tc>
+          <w:tcPr>
+            <w:tcW w:w="1399" w:type="dxa"/>
+            <w:vAlign w:val="center"/>
+          </w:tcPr>
+          <w:p>
+            <w:pPr>
+              <w:suppressAutoHyphens w:val="0"/>
+              <w:autoSpaceDE w:val="0"/>
+              <w:autoSpaceDN w:val="0"/>
+              <w:adjustRightInd w:val="0"/>
+              <w:jc w:val="both"/>
+              <w:rPr>
+                <w:rFonts w:ascii="Arial Nova Cond" w:eastAsia="Aptos" w:hAnsi="Arial Nova Cond" w:cs="Arial"/>
+                <w:color w:val="000000"/>
+                <w:kern w:val="0"/>
+                <w:sz w:val="20"/>
+                <w:szCs w:val="20"/>
+              </w:rPr>
+            </w:pPr>
+            <w:r>
+              <w:rPr>
+                <w:rFonts w:ascii="Arial Nova Cond" w:eastAsia="Aptos" w:hAnsi="Arial Nova Cond" w:cs="Arial"/>
                 <w:color w:val="000000"/>
                 <w:kern w:val="0"/>
                 <w:sz w:val="20"/>
@@ -8789,26 +8564,20 @@
         </w:trPr>
         <w:tc>
           <w:tcPr>
-            <w:tcW w:w="875" w:type="dxa"/>
+            <w:tcW w:w="818" w:type="dxa"/>
             <w:vMerge w:val="restart"/>
-            <w:tcBorders>
-              <w:top w:val="double" w:sz="4" w:space="0" w:color="47D459"/>
-              <w:left w:val="double" w:sz="4" w:space="0" w:color="47D459"/>
-              <w:bottom w:val="double" w:sz="4" w:space="0" w:color="47D459"/>
-              <w:right w:val="double" w:sz="4" w:space="0" w:color="47D459"/>
-            </w:tcBorders>
-            <w:vAlign w:val="center"/>
-          </w:tcPr>
-          <w:p>
-            <w:pPr>
-              <w:pStyle w:val="Prrafodelista"/>
+            <w:vAlign w:val="center"/>
+          </w:tcPr>
+          <w:p>
+            <w:pPr>
               <w:tabs>
                 <w:tab w:val="left" w:pos="0"/>
                 <w:tab w:val="left" w:pos="142"/>
                 <w:tab w:val="left" w:pos="284"/>
               </w:tabs>
-              <w:spacing w:line="276" w:lineRule="auto"/>
-              <w:ind w:left="0"/>
+              <w:suppressAutoHyphens w:val="0"/>
+              <w:spacing w:line="276" w:lineRule="auto"/>
+              <w:contextualSpacing/>
               <w:jc w:val="center"/>
               <w:rPr>
                 <w:rFonts w:ascii="Arial Nova Cond" w:eastAsia="Calibri" w:hAnsi="Arial Nova Cond" w:cs="Times New Roman"/>
@@ -8834,25 +8603,19 @@
         </w:tc>
         <w:tc>
           <w:tcPr>
-            <w:tcW w:w="1095" w:type="dxa"/>
-            <w:tcBorders>
-              <w:top w:val="double" w:sz="4" w:space="0" w:color="47D459"/>
-              <w:left w:val="double" w:sz="4" w:space="0" w:color="47D459"/>
-              <w:bottom w:val="double" w:sz="4" w:space="0" w:color="47D459"/>
-              <w:right w:val="double" w:sz="4" w:space="0" w:color="47D459"/>
-            </w:tcBorders>
-            <w:vAlign w:val="center"/>
-          </w:tcPr>
-          <w:p>
-            <w:pPr>
-              <w:pStyle w:val="Prrafodelista"/>
+            <w:tcW w:w="1018" w:type="dxa"/>
+            <w:vAlign w:val="center"/>
+          </w:tcPr>
+          <w:p>
+            <w:pPr>
               <w:tabs>
                 <w:tab w:val="left" w:pos="0"/>
                 <w:tab w:val="left" w:pos="142"/>
                 <w:tab w:val="left" w:pos="284"/>
               </w:tabs>
-              <w:spacing w:line="276" w:lineRule="auto"/>
-              <w:ind w:left="0"/>
+              <w:suppressAutoHyphens w:val="0"/>
+              <w:spacing w:line="276" w:lineRule="auto"/>
+              <w:contextualSpacing/>
               <w:jc w:val="center"/>
               <w:rPr>
                 <w:rFonts w:ascii="Arial Nova Cond" w:eastAsia="Calibri" w:hAnsi="Arial Nova Cond" w:cs="Times New Roman"/>
@@ -8878,61 +8641,23 @@
         </w:tc>
         <w:tc>
           <w:tcPr>
-            <w:tcW w:w="1726" w:type="dxa"/>
-            <w:tcBorders>
-              <w:top w:val="double" w:sz="4" w:space="0" w:color="47D459"/>
-              <w:left w:val="double" w:sz="4" w:space="0" w:color="47D459"/>
-              <w:bottom w:val="double" w:sz="4" w:space="0" w:color="47D459"/>
-              <w:right w:val="double" w:sz="4" w:space="0" w:color="47D459"/>
-            </w:tcBorders>
-            <w:vAlign w:val="center"/>
-          </w:tcPr>
-          <w:p>
-            <w:pPr>
-              <w:pStyle w:val="Sinespaciado"/>
-              <w:jc w:val="both"/>
-              <w:rPr>
-                <w:rFonts w:ascii="Arial Nova Cond" w:eastAsia="Times New Roman" w:hAnsi="Arial Nova Cond" w:cs="Times New Roman"/>
-                <w:sz w:val="20"/>
-                <w:szCs w:val="20"/>
-              </w:rPr>
-            </w:pPr>
-            <w:r>
-              <w:rPr>
-                <w:rFonts w:ascii="Arial Nova Cond" w:eastAsia="Calibri" w:hAnsi="Arial Nova Cond" w:cs="Times New Roman"/>
-                <w:sz w:val="20"/>
-                <w:szCs w:val="20"/>
-                <w:lang w:val="es-ES_tradnl"/>
-              </w:rPr>
-              <w:t>{{problemapotencialidad3}}</w:t>
-            </w:r>
-          </w:p>
-        </w:tc>
-        <w:tc>
-          <w:tcPr>
-            <w:tcW w:w="6169" w:type="dxa"/>
-            <w:tcBorders>
-              <w:top w:val="double" w:sz="4" w:space="0" w:color="47D459"/>
-              <w:left w:val="double" w:sz="4" w:space="0" w:color="47D459"/>
-              <w:bottom w:val="double" w:sz="4" w:space="0" w:color="47D459"/>
-              <w:right w:val="double" w:sz="4" w:space="0" w:color="47D459"/>
-            </w:tcBorders>
-            <w:vAlign w:val="center"/>
-          </w:tcPr>
-          <w:p>
-            <w:pPr>
-              <w:pStyle w:val="Prrafodelista"/>
+            <w:tcW w:w="5379" w:type="dxa"/>
+            <w:vAlign w:val="center"/>
+          </w:tcPr>
+          <w:p>
+            <w:pPr>
               <w:tabs>
                 <w:tab w:val="left" w:pos="0"/>
                 <w:tab w:val="left" w:pos="142"/>
                 <w:tab w:val="left" w:pos="284"/>
               </w:tabs>
-              <w:spacing w:line="276" w:lineRule="auto"/>
-              <w:ind w:left="0"/>
+              <w:suppressAutoHyphens w:val="0"/>
+              <w:spacing w:line="276" w:lineRule="auto"/>
+              <w:contextualSpacing/>
               <w:jc w:val="both"/>
               <w:rPr>
                 <w:rFonts w:ascii="Arial Nova Cond" w:eastAsia="Calibri" w:hAnsi="Arial Nova Cond" w:cs="Times New Roman"/>
-                <w:color w:val="000000" w:themeColor="text1"/>
+                <w:color w:val="000000"/>
                 <w:sz w:val="20"/>
                 <w:szCs w:val="20"/>
                 <w:lang w:val="es-ES_tradnl"/>
@@ -8951,24 +8676,19 @@
         </w:tc>
         <w:tc>
           <w:tcPr>
-            <w:tcW w:w="2015" w:type="dxa"/>
-            <w:tcBorders>
-              <w:top w:val="double" w:sz="4" w:space="0" w:color="47D459"/>
-              <w:left w:val="double" w:sz="4" w:space="0" w:color="47D459"/>
-              <w:bottom w:val="double" w:sz="4" w:space="0" w:color="47D459"/>
-              <w:right w:val="double" w:sz="4" w:space="0" w:color="47D459"/>
-            </w:tcBorders>
-            <w:vAlign w:val="center"/>
-          </w:tcPr>
-          <w:p>
-            <w:pPr>
+            <w:tcW w:w="1984" w:type="dxa"/>
+            <w:vAlign w:val="center"/>
+          </w:tcPr>
+          <w:p>
+            <w:pPr>
+              <w:suppressAutoHyphens w:val="0"/>
               <w:autoSpaceDE w:val="0"/>
               <w:autoSpaceDN w:val="0"/>
               <w:adjustRightInd w:val="0"/>
               <w:jc w:val="center"/>
               <w:rPr>
-                <w:rFonts w:ascii="Arial Nova Cond" w:hAnsi="Arial Nova Cond" w:cs="Arial"/>
-                <w:color w:val="657C9C" w:themeColor="text2" w:themeTint="BF"/>
+                <w:rFonts w:ascii="Arial Nova Cond" w:eastAsia="Aptos" w:hAnsi="Arial Nova Cond" w:cs="Arial"/>
+                <w:color w:val="215E99"/>
                 <w:kern w:val="0"/>
                 <w:sz w:val="20"/>
                 <w:szCs w:val="20"/>
@@ -8976,7 +8696,7 @@
             </w:pPr>
             <w:r>
               <w:rPr>
-                <w:rFonts w:ascii="Arial Nova Cond" w:hAnsi="Arial Nova Cond" w:cs="Arial"/>
+                <w:rFonts w:ascii="Arial Nova Cond" w:eastAsia="Aptos" w:hAnsi="Arial Nova Cond" w:cs="Arial"/>
                 <w:color w:val="000000"/>
                 <w:kern w:val="0"/>
                 <w:sz w:val="20"/>
@@ -8988,23 +8708,18 @@
         </w:tc>
         <w:tc>
           <w:tcPr>
-            <w:tcW w:w="1634" w:type="dxa"/>
-            <w:tcBorders>
-              <w:top w:val="double" w:sz="4" w:space="0" w:color="47D459"/>
-              <w:left w:val="double" w:sz="4" w:space="0" w:color="47D459"/>
-              <w:bottom w:val="double" w:sz="4" w:space="0" w:color="47D459"/>
-              <w:right w:val="double" w:sz="4" w:space="0" w:color="47D459"/>
-            </w:tcBorders>
-            <w:vAlign w:val="center"/>
-          </w:tcPr>
-          <w:p>
-            <w:pPr>
+            <w:tcW w:w="2693" w:type="dxa"/>
+            <w:vAlign w:val="center"/>
+          </w:tcPr>
+          <w:p>
+            <w:pPr>
+              <w:suppressAutoHyphens w:val="0"/>
               <w:autoSpaceDE w:val="0"/>
               <w:autoSpaceDN w:val="0"/>
               <w:adjustRightInd w:val="0"/>
               <w:jc w:val="both"/>
               <w:rPr>
-                <w:rFonts w:ascii="Arial Nova Cond" w:hAnsi="Arial Nova Cond" w:cs="Arial"/>
+                <w:rFonts w:ascii="Arial Nova Cond" w:eastAsia="Aptos" w:hAnsi="Arial Nova Cond" w:cs="Arial"/>
                 <w:color w:val="000000"/>
                 <w:kern w:val="0"/>
                 <w:sz w:val="20"/>
@@ -9013,35 +8728,30 @@
             </w:pPr>
             <w:r>
               <w:rPr>
-                <w:rFonts w:ascii="Arial Nova Cond" w:hAnsi="Arial Nova Cond" w:cs="Arial"/>
+                <w:rFonts w:ascii="Arial Nova Cond" w:eastAsia="Aptos" w:hAnsi="Arial Nova Cond" w:cs="Arial"/>
                 <w:color w:val="000000"/>
                 <w:kern w:val="0"/>
                 <w:sz w:val="20"/>
                 <w:szCs w:val="20"/>
               </w:rPr>
-              <w:t>{{competencias3}}</w:t>
-            </w:r>
-          </w:p>
-        </w:tc>
-        <w:tc>
-          <w:tcPr>
-            <w:tcW w:w="1337" w:type="dxa"/>
-            <w:tcBorders>
-              <w:top w:val="double" w:sz="4" w:space="0" w:color="47D459"/>
-              <w:left w:val="double" w:sz="4" w:space="0" w:color="47D459"/>
-              <w:bottom w:val="double" w:sz="4" w:space="0" w:color="47D459"/>
-              <w:right w:val="double" w:sz="4" w:space="0" w:color="47D459"/>
-            </w:tcBorders>
-            <w:vAlign w:val="center"/>
-          </w:tcPr>
-          <w:p>
-            <w:pPr>
+              <w:t>{{campotematico3}}</w:t>
+            </w:r>
+          </w:p>
+        </w:tc>
+        <w:tc>
+          <w:tcPr>
+            <w:tcW w:w="1560" w:type="dxa"/>
+            <w:vAlign w:val="center"/>
+          </w:tcPr>
+          <w:p>
+            <w:pPr>
+              <w:suppressAutoHyphens w:val="0"/>
               <w:autoSpaceDE w:val="0"/>
               <w:autoSpaceDN w:val="0"/>
               <w:adjustRightInd w:val="0"/>
-              <w:jc w:val="center"/>
-              <w:rPr>
-                <w:rFonts w:ascii="Arial Nova Cond" w:hAnsi="Arial Nova Cond" w:cs="Arial"/>
+              <w:jc w:val="both"/>
+              <w:rPr>
+                <w:rFonts w:ascii="Arial Nova Cond" w:eastAsia="Aptos" w:hAnsi="Arial Nova Cond" w:cs="Arial"/>
                 <w:color w:val="000000"/>
                 <w:kern w:val="0"/>
                 <w:sz w:val="20"/>
@@ -9050,7 +8760,39 @@
             </w:pPr>
             <w:r>
               <w:rPr>
-                <w:rFonts w:ascii="Arial Nova Cond" w:hAnsi="Arial Nova Cond" w:cs="Arial"/>
+                <w:rFonts w:ascii="Arial Nova Cond" w:eastAsia="Aptos" w:hAnsi="Arial Nova Cond" w:cs="Arial"/>
+                <w:color w:val="000000"/>
+                <w:kern w:val="0"/>
+                <w:sz w:val="20"/>
+                <w:szCs w:val="20"/>
+              </w:rPr>
+              <w:t>{{competencias3}}</w:t>
+            </w:r>
+          </w:p>
+        </w:tc>
+        <w:tc>
+          <w:tcPr>
+            <w:tcW w:w="1399" w:type="dxa"/>
+            <w:vAlign w:val="center"/>
+          </w:tcPr>
+          <w:p>
+            <w:pPr>
+              <w:suppressAutoHyphens w:val="0"/>
+              <w:autoSpaceDE w:val="0"/>
+              <w:autoSpaceDN w:val="0"/>
+              <w:adjustRightInd w:val="0"/>
+              <w:jc w:val="both"/>
+              <w:rPr>
+                <w:rFonts w:ascii="Arial Nova Cond" w:eastAsia="Aptos" w:hAnsi="Arial Nova Cond" w:cs="Arial"/>
+                <w:color w:val="000000"/>
+                <w:kern w:val="0"/>
+                <w:sz w:val="20"/>
+                <w:szCs w:val="20"/>
+              </w:rPr>
+            </w:pPr>
+            <w:r>
+              <w:rPr>
+                <w:rFonts w:ascii="Arial Nova Cond" w:eastAsia="Aptos" w:hAnsi="Arial Nova Cond" w:cs="Arial"/>
                 <w:color w:val="000000"/>
                 <w:kern w:val="0"/>
                 <w:sz w:val="20"/>
@@ -9068,26 +8810,20 @@
         </w:trPr>
         <w:tc>
           <w:tcPr>
-            <w:tcW w:w="875" w:type="dxa"/>
+            <w:tcW w:w="818" w:type="dxa"/>
             <w:vMerge/>
-            <w:tcBorders>
-              <w:top w:val="double" w:sz="4" w:space="0" w:color="47D459"/>
-              <w:left w:val="double" w:sz="4" w:space="0" w:color="47D459"/>
-              <w:bottom w:val="double" w:sz="4" w:space="0" w:color="47D459"/>
-              <w:right w:val="double" w:sz="4" w:space="0" w:color="47D459"/>
-            </w:tcBorders>
-            <w:vAlign w:val="center"/>
-          </w:tcPr>
-          <w:p>
-            <w:pPr>
-              <w:pStyle w:val="Prrafodelista"/>
+            <w:vAlign w:val="center"/>
+          </w:tcPr>
+          <w:p>
+            <w:pPr>
               <w:tabs>
                 <w:tab w:val="left" w:pos="0"/>
                 <w:tab w:val="left" w:pos="142"/>
                 <w:tab w:val="left" w:pos="284"/>
               </w:tabs>
-              <w:spacing w:line="276" w:lineRule="auto"/>
-              <w:ind w:left="0"/>
+              <w:suppressAutoHyphens w:val="0"/>
+              <w:spacing w:line="276" w:lineRule="auto"/>
+              <w:contextualSpacing/>
               <w:jc w:val="center"/>
               <w:rPr>
                 <w:rFonts w:ascii="Arial Nova Cond" w:eastAsia="Calibri" w:hAnsi="Arial Nova Cond" w:cs="Times New Roman"/>
@@ -9102,25 +8838,19 @@
         </w:tc>
         <w:tc>
           <w:tcPr>
-            <w:tcW w:w="1095" w:type="dxa"/>
-            <w:tcBorders>
-              <w:top w:val="double" w:sz="4" w:space="0" w:color="47D459"/>
-              <w:left w:val="double" w:sz="4" w:space="0" w:color="47D459"/>
-              <w:bottom w:val="double" w:sz="4" w:space="0" w:color="47D459"/>
-              <w:right w:val="double" w:sz="4" w:space="0" w:color="47D459"/>
-            </w:tcBorders>
-            <w:vAlign w:val="center"/>
-          </w:tcPr>
-          <w:p>
-            <w:pPr>
-              <w:pStyle w:val="Prrafodelista"/>
+            <w:tcW w:w="1018" w:type="dxa"/>
+            <w:vAlign w:val="center"/>
+          </w:tcPr>
+          <w:p>
+            <w:pPr>
               <w:tabs>
                 <w:tab w:val="left" w:pos="0"/>
                 <w:tab w:val="left" w:pos="142"/>
                 <w:tab w:val="left" w:pos="284"/>
               </w:tabs>
-              <w:spacing w:line="276" w:lineRule="auto"/>
-              <w:ind w:left="0"/>
+              <w:suppressAutoHyphens w:val="0"/>
+              <w:spacing w:line="276" w:lineRule="auto"/>
+              <w:contextualSpacing/>
               <w:jc w:val="center"/>
               <w:rPr>
                 <w:rFonts w:ascii="Arial Nova Cond" w:eastAsia="Calibri" w:hAnsi="Arial Nova Cond" w:cs="Times New Roman"/>
@@ -9146,61 +8876,23 @@
         </w:tc>
         <w:tc>
           <w:tcPr>
-            <w:tcW w:w="1726" w:type="dxa"/>
-            <w:tcBorders>
-              <w:top w:val="double" w:sz="4" w:space="0" w:color="47D459"/>
-              <w:left w:val="double" w:sz="4" w:space="0" w:color="47D459"/>
-              <w:bottom w:val="double" w:sz="4" w:space="0" w:color="47D459"/>
-              <w:right w:val="double" w:sz="4" w:space="0" w:color="47D459"/>
-            </w:tcBorders>
-            <w:vAlign w:val="center"/>
-          </w:tcPr>
-          <w:p>
-            <w:pPr>
-              <w:pStyle w:val="Sinespaciado"/>
-              <w:jc w:val="both"/>
-              <w:rPr>
-                <w:rFonts w:ascii="Arial Nova Cond" w:hAnsi="Arial Nova Cond"/>
-                <w:sz w:val="20"/>
-                <w:szCs w:val="20"/>
-              </w:rPr>
-            </w:pPr>
-            <w:r>
-              <w:rPr>
-                <w:rFonts w:ascii="Arial Nova Cond" w:eastAsia="Calibri" w:hAnsi="Arial Nova Cond" w:cs="Times New Roman"/>
-                <w:sz w:val="20"/>
-                <w:szCs w:val="20"/>
-                <w:lang w:val="es-ES_tradnl"/>
-              </w:rPr>
-              <w:t>{{problemapotencialidad4}}</w:t>
-            </w:r>
-          </w:p>
-        </w:tc>
-        <w:tc>
-          <w:tcPr>
-            <w:tcW w:w="6169" w:type="dxa"/>
-            <w:tcBorders>
-              <w:top w:val="double" w:sz="4" w:space="0" w:color="47D459"/>
-              <w:left w:val="double" w:sz="4" w:space="0" w:color="47D459"/>
-              <w:bottom w:val="double" w:sz="4" w:space="0" w:color="47D459"/>
-              <w:right w:val="double" w:sz="4" w:space="0" w:color="47D459"/>
-            </w:tcBorders>
-            <w:vAlign w:val="center"/>
-          </w:tcPr>
-          <w:p>
-            <w:pPr>
-              <w:pStyle w:val="Prrafodelista"/>
+            <w:tcW w:w="5379" w:type="dxa"/>
+            <w:vAlign w:val="center"/>
+          </w:tcPr>
+          <w:p>
+            <w:pPr>
               <w:tabs>
                 <w:tab w:val="left" w:pos="0"/>
                 <w:tab w:val="left" w:pos="142"/>
                 <w:tab w:val="left" w:pos="284"/>
               </w:tabs>
-              <w:spacing w:line="276" w:lineRule="auto"/>
-              <w:ind w:left="0"/>
+              <w:suppressAutoHyphens w:val="0"/>
+              <w:spacing w:line="276" w:lineRule="auto"/>
+              <w:contextualSpacing/>
               <w:jc w:val="both"/>
               <w:rPr>
                 <w:rFonts w:ascii="Arial Nova Cond" w:eastAsia="Calibri" w:hAnsi="Arial Nova Cond" w:cs="Times New Roman"/>
-                <w:color w:val="000000" w:themeColor="text1"/>
+                <w:color w:val="000000"/>
                 <w:sz w:val="20"/>
                 <w:szCs w:val="20"/>
                 <w:lang w:val="es-ES_tradnl"/>
@@ -9219,60 +8911,50 @@
         </w:tc>
         <w:tc>
           <w:tcPr>
-            <w:tcW w:w="2015" w:type="dxa"/>
-            <w:tcBorders>
-              <w:top w:val="double" w:sz="4" w:space="0" w:color="47D459"/>
-              <w:left w:val="double" w:sz="4" w:space="0" w:color="47D459"/>
-              <w:bottom w:val="double" w:sz="4" w:space="0" w:color="47D459"/>
-              <w:right w:val="double" w:sz="4" w:space="0" w:color="47D459"/>
-            </w:tcBorders>
-            <w:vAlign w:val="center"/>
-          </w:tcPr>
-          <w:p>
-            <w:pPr>
+            <w:tcW w:w="1984" w:type="dxa"/>
+            <w:vAlign w:val="center"/>
+          </w:tcPr>
+          <w:p>
+            <w:pPr>
+              <w:suppressAutoHyphens w:val="0"/>
               <w:autoSpaceDE w:val="0"/>
               <w:autoSpaceDN w:val="0"/>
               <w:adjustRightInd w:val="0"/>
               <w:jc w:val="center"/>
               <w:rPr>
-                <w:rFonts w:ascii="Arial Nova Cond" w:hAnsi="Arial Nova Cond" w:cs="Arial"/>
-                <w:color w:val="000000" w:themeColor="text1"/>
-                <w:kern w:val="0"/>
-                <w:sz w:val="20"/>
-                <w:szCs w:val="20"/>
-              </w:rPr>
-            </w:pPr>
-            <w:r>
-              <w:rPr>
-                <w:rFonts w:ascii="Arial Nova Cond" w:hAnsi="Arial Nova Cond" w:cs="Arial"/>
+                <w:rFonts w:ascii="Arial Nova Cond" w:eastAsia="Aptos" w:hAnsi="Arial Nova Cond" w:cs="Arial"/>
                 <w:color w:val="000000"/>
                 <w:kern w:val="0"/>
                 <w:sz w:val="20"/>
                 <w:szCs w:val="20"/>
               </w:rPr>
+            </w:pPr>
+            <w:r>
+              <w:rPr>
+                <w:rFonts w:ascii="Arial Nova Cond" w:eastAsia="Aptos" w:hAnsi="Arial Nova Cond" w:cs="Arial"/>
+                <w:color w:val="000000"/>
+                <w:kern w:val="0"/>
+                <w:sz w:val="20"/>
+                <w:szCs w:val="20"/>
+              </w:rPr>
               <w:t>{{titulosituacionsignificativa4}}</w:t>
             </w:r>
           </w:p>
         </w:tc>
         <w:tc>
           <w:tcPr>
-            <w:tcW w:w="1634" w:type="dxa"/>
-            <w:tcBorders>
-              <w:top w:val="double" w:sz="4" w:space="0" w:color="47D459"/>
-              <w:left w:val="double" w:sz="4" w:space="0" w:color="47D459"/>
-              <w:bottom w:val="double" w:sz="4" w:space="0" w:color="47D459"/>
-              <w:right w:val="double" w:sz="4" w:space="0" w:color="47D459"/>
-            </w:tcBorders>
-            <w:vAlign w:val="center"/>
-          </w:tcPr>
-          <w:p>
-            <w:pPr>
+            <w:tcW w:w="2693" w:type="dxa"/>
+            <w:vAlign w:val="center"/>
+          </w:tcPr>
+          <w:p>
+            <w:pPr>
+              <w:suppressAutoHyphens w:val="0"/>
               <w:autoSpaceDE w:val="0"/>
               <w:autoSpaceDN w:val="0"/>
               <w:adjustRightInd w:val="0"/>
               <w:jc w:val="both"/>
               <w:rPr>
-                <w:rFonts w:ascii="Arial Nova Cond" w:hAnsi="Arial Nova Cond" w:cs="Arial"/>
+                <w:rFonts w:ascii="Arial Nova Cond" w:eastAsia="Aptos" w:hAnsi="Arial Nova Cond" w:cs="Arial"/>
                 <w:color w:val="000000"/>
                 <w:kern w:val="0"/>
                 <w:sz w:val="20"/>
@@ -9281,35 +8963,30 @@
             </w:pPr>
             <w:r>
               <w:rPr>
-                <w:rFonts w:ascii="Arial Nova Cond" w:hAnsi="Arial Nova Cond" w:cs="Arial"/>
+                <w:rFonts w:ascii="Arial Nova Cond" w:eastAsia="Aptos" w:hAnsi="Arial Nova Cond" w:cs="Arial"/>
                 <w:color w:val="000000"/>
                 <w:kern w:val="0"/>
                 <w:sz w:val="20"/>
                 <w:szCs w:val="20"/>
               </w:rPr>
-              <w:t>{{competencias4}}</w:t>
-            </w:r>
-          </w:p>
-        </w:tc>
-        <w:tc>
-          <w:tcPr>
-            <w:tcW w:w="1337" w:type="dxa"/>
-            <w:tcBorders>
-              <w:top w:val="double" w:sz="4" w:space="0" w:color="47D459"/>
-              <w:left w:val="double" w:sz="4" w:space="0" w:color="47D459"/>
-              <w:bottom w:val="double" w:sz="4" w:space="0" w:color="47D459"/>
-              <w:right w:val="double" w:sz="4" w:space="0" w:color="47D459"/>
-            </w:tcBorders>
-            <w:vAlign w:val="center"/>
-          </w:tcPr>
-          <w:p>
-            <w:pPr>
+              <w:t>{{campotematico4}}</w:t>
+            </w:r>
+          </w:p>
+        </w:tc>
+        <w:tc>
+          <w:tcPr>
+            <w:tcW w:w="1560" w:type="dxa"/>
+            <w:vAlign w:val="center"/>
+          </w:tcPr>
+          <w:p>
+            <w:pPr>
+              <w:suppressAutoHyphens w:val="0"/>
               <w:autoSpaceDE w:val="0"/>
               <w:autoSpaceDN w:val="0"/>
               <w:adjustRightInd w:val="0"/>
-              <w:jc w:val="center"/>
-              <w:rPr>
-                <w:rFonts w:ascii="Arial Nova Cond" w:hAnsi="Arial Nova Cond" w:cs="Arial"/>
+              <w:jc w:val="both"/>
+              <w:rPr>
+                <w:rFonts w:ascii="Arial Nova Cond" w:eastAsia="Aptos" w:hAnsi="Arial Nova Cond" w:cs="Arial"/>
                 <w:color w:val="000000"/>
                 <w:kern w:val="0"/>
                 <w:sz w:val="20"/>
@@ -9318,7 +8995,39 @@
             </w:pPr>
             <w:r>
               <w:rPr>
-                <w:rFonts w:ascii="Arial Nova Cond" w:hAnsi="Arial Nova Cond" w:cs="Arial"/>
+                <w:rFonts w:ascii="Arial Nova Cond" w:eastAsia="Aptos" w:hAnsi="Arial Nova Cond" w:cs="Arial"/>
+                <w:color w:val="000000"/>
+                <w:kern w:val="0"/>
+                <w:sz w:val="20"/>
+                <w:szCs w:val="20"/>
+              </w:rPr>
+              <w:t>{{competencias4}}</w:t>
+            </w:r>
+          </w:p>
+        </w:tc>
+        <w:tc>
+          <w:tcPr>
+            <w:tcW w:w="1399" w:type="dxa"/>
+            <w:vAlign w:val="center"/>
+          </w:tcPr>
+          <w:p>
+            <w:pPr>
+              <w:suppressAutoHyphens w:val="0"/>
+              <w:autoSpaceDE w:val="0"/>
+              <w:autoSpaceDN w:val="0"/>
+              <w:adjustRightInd w:val="0"/>
+              <w:jc w:val="both"/>
+              <w:rPr>
+                <w:rFonts w:ascii="Arial Nova Cond" w:eastAsia="Aptos" w:hAnsi="Arial Nova Cond" w:cs="Arial"/>
+                <w:color w:val="000000"/>
+                <w:kern w:val="0"/>
+                <w:sz w:val="20"/>
+                <w:szCs w:val="20"/>
+              </w:rPr>
+            </w:pPr>
+            <w:r>
+              <w:rPr>
+                <w:rFonts w:ascii="Arial Nova Cond" w:eastAsia="Aptos" w:hAnsi="Arial Nova Cond" w:cs="Arial"/>
                 <w:color w:val="000000"/>
                 <w:kern w:val="0"/>
                 <w:sz w:val="20"/>
@@ -9336,25 +9045,20 @@
         </w:trPr>
         <w:tc>
           <w:tcPr>
-            <w:tcW w:w="875" w:type="dxa"/>
+            <w:tcW w:w="818" w:type="dxa"/>
             <w:vMerge w:val="restart"/>
-            <w:tcBorders>
-              <w:top w:val="double" w:sz="4" w:space="0" w:color="47D459"/>
-              <w:left w:val="double" w:sz="4" w:space="0" w:color="47D459"/>
-              <w:right w:val="double" w:sz="4" w:space="0" w:color="47D459"/>
-            </w:tcBorders>
-            <w:vAlign w:val="center"/>
-          </w:tcPr>
-          <w:p>
-            <w:pPr>
-              <w:pStyle w:val="Prrafodelista"/>
+            <w:vAlign w:val="center"/>
+          </w:tcPr>
+          <w:p>
+            <w:pPr>
               <w:tabs>
                 <w:tab w:val="left" w:pos="0"/>
                 <w:tab w:val="left" w:pos="142"/>
                 <w:tab w:val="left" w:pos="284"/>
               </w:tabs>
-              <w:spacing w:line="276" w:lineRule="auto"/>
-              <w:ind w:left="0"/>
+              <w:suppressAutoHyphens w:val="0"/>
+              <w:spacing w:line="276" w:lineRule="auto"/>
+              <w:contextualSpacing/>
               <w:jc w:val="center"/>
               <w:rPr>
                 <w:rFonts w:ascii="Arial Nova Cond" w:eastAsia="Calibri" w:hAnsi="Arial Nova Cond" w:cs="Times New Roman"/>
@@ -9380,25 +9084,19 @@
         </w:tc>
         <w:tc>
           <w:tcPr>
-            <w:tcW w:w="1095" w:type="dxa"/>
-            <w:tcBorders>
-              <w:top w:val="double" w:sz="4" w:space="0" w:color="47D459"/>
-              <w:left w:val="double" w:sz="4" w:space="0" w:color="47D459"/>
-              <w:bottom w:val="double" w:sz="4" w:space="0" w:color="47D459"/>
-              <w:right w:val="double" w:sz="4" w:space="0" w:color="47D459"/>
-            </w:tcBorders>
-            <w:vAlign w:val="center"/>
-          </w:tcPr>
-          <w:p>
-            <w:pPr>
-              <w:pStyle w:val="Prrafodelista"/>
+            <w:tcW w:w="1018" w:type="dxa"/>
+            <w:vAlign w:val="center"/>
+          </w:tcPr>
+          <w:p>
+            <w:pPr>
               <w:tabs>
                 <w:tab w:val="left" w:pos="0"/>
                 <w:tab w:val="left" w:pos="142"/>
                 <w:tab w:val="left" w:pos="284"/>
               </w:tabs>
-              <w:spacing w:line="276" w:lineRule="auto"/>
-              <w:ind w:left="0"/>
+              <w:suppressAutoHyphens w:val="0"/>
+              <w:spacing w:line="276" w:lineRule="auto"/>
+              <w:contextualSpacing/>
               <w:jc w:val="center"/>
               <w:rPr>
                 <w:rFonts w:ascii="Arial Nova Cond" w:eastAsia="Calibri" w:hAnsi="Arial Nova Cond" w:cs="Times New Roman"/>
@@ -9424,62 +9122,23 @@
         </w:tc>
         <w:tc>
           <w:tcPr>
-            <w:tcW w:w="1726" w:type="dxa"/>
-            <w:tcBorders>
-              <w:top w:val="double" w:sz="4" w:space="0" w:color="47D459"/>
-              <w:left w:val="double" w:sz="4" w:space="0" w:color="47D459"/>
-              <w:bottom w:val="double" w:sz="4" w:space="0" w:color="47D459"/>
-              <w:right w:val="double" w:sz="4" w:space="0" w:color="47D459"/>
-            </w:tcBorders>
-            <w:vAlign w:val="center"/>
-          </w:tcPr>
-          <w:p>
-            <w:pPr>
-              <w:pStyle w:val="Sinespaciado"/>
-              <w:jc w:val="both"/>
-              <w:rPr>
-                <w:rFonts w:ascii="Arial Nova Cond" w:hAnsi="Arial Nova Cond"/>
-                <w:color w:val="000000" w:themeColor="text1"/>
-                <w:sz w:val="20"/>
-                <w:szCs w:val="20"/>
-              </w:rPr>
-            </w:pPr>
-            <w:r>
-              <w:rPr>
-                <w:rFonts w:ascii="Arial Nova Cond" w:eastAsia="Calibri" w:hAnsi="Arial Nova Cond" w:cs="Times New Roman"/>
-                <w:sz w:val="20"/>
-                <w:szCs w:val="20"/>
-                <w:lang w:val="es-ES_tradnl"/>
-              </w:rPr>
-              <w:t>{{problemapotencialidad5}}</w:t>
-            </w:r>
-          </w:p>
-        </w:tc>
-        <w:tc>
-          <w:tcPr>
-            <w:tcW w:w="6169" w:type="dxa"/>
-            <w:tcBorders>
-              <w:top w:val="double" w:sz="4" w:space="0" w:color="47D459"/>
-              <w:left w:val="double" w:sz="4" w:space="0" w:color="47D459"/>
-              <w:bottom w:val="double" w:sz="4" w:space="0" w:color="47D459"/>
-              <w:right w:val="double" w:sz="4" w:space="0" w:color="47D459"/>
-            </w:tcBorders>
-            <w:vAlign w:val="center"/>
-          </w:tcPr>
-          <w:p>
-            <w:pPr>
-              <w:pStyle w:val="Prrafodelista"/>
+            <w:tcW w:w="5379" w:type="dxa"/>
+            <w:vAlign w:val="center"/>
+          </w:tcPr>
+          <w:p>
+            <w:pPr>
               <w:tabs>
                 <w:tab w:val="left" w:pos="0"/>
                 <w:tab w:val="left" w:pos="142"/>
                 <w:tab w:val="left" w:pos="284"/>
               </w:tabs>
-              <w:spacing w:line="276" w:lineRule="auto"/>
-              <w:ind w:left="0"/>
+              <w:suppressAutoHyphens w:val="0"/>
+              <w:spacing w:line="276" w:lineRule="auto"/>
+              <w:contextualSpacing/>
               <w:jc w:val="both"/>
               <w:rPr>
                 <w:rFonts w:ascii="Arial Nova Cond" w:eastAsia="Calibri" w:hAnsi="Arial Nova Cond" w:cs="Times New Roman"/>
-                <w:color w:val="000000" w:themeColor="text1"/>
+                <w:color w:val="000000"/>
                 <w:sz w:val="20"/>
                 <w:szCs w:val="20"/>
                 <w:lang w:val="es-ES_tradnl"/>
@@ -9492,66 +9151,56 @@
                 <w:szCs w:val="20"/>
                 <w:lang w:val="es-ES_tradnl"/>
               </w:rPr>
-              <w:t>{{situacionsignificativa5}}</w:t>
-            </w:r>
-          </w:p>
-        </w:tc>
-        <w:tc>
-          <w:tcPr>
-            <w:tcW w:w="2015" w:type="dxa"/>
-            <w:tcBorders>
-              <w:top w:val="double" w:sz="4" w:space="0" w:color="47D459"/>
-              <w:left w:val="double" w:sz="4" w:space="0" w:color="47D459"/>
-              <w:bottom w:val="double" w:sz="4" w:space="0" w:color="47D459"/>
-              <w:right w:val="double" w:sz="4" w:space="0" w:color="47D459"/>
-            </w:tcBorders>
-            <w:vAlign w:val="center"/>
-          </w:tcPr>
-          <w:p>
-            <w:pPr>
+              <w:t xml:space="preserve">{{situacionsignificativa5}} </w:t>
+            </w:r>
+          </w:p>
+        </w:tc>
+        <w:tc>
+          <w:tcPr>
+            <w:tcW w:w="1984" w:type="dxa"/>
+            <w:vAlign w:val="center"/>
+          </w:tcPr>
+          <w:p>
+            <w:pPr>
+              <w:suppressAutoHyphens w:val="0"/>
               <w:autoSpaceDE w:val="0"/>
               <w:autoSpaceDN w:val="0"/>
               <w:adjustRightInd w:val="0"/>
               <w:jc w:val="center"/>
               <w:rPr>
-                <w:rFonts w:ascii="Arial Nova Cond" w:hAnsi="Arial Nova Cond" w:cs="Arial"/>
-                <w:color w:val="000000" w:themeColor="text1"/>
-                <w:kern w:val="0"/>
-                <w:sz w:val="20"/>
-                <w:szCs w:val="20"/>
-              </w:rPr>
-            </w:pPr>
-            <w:r>
-              <w:rPr>
-                <w:rFonts w:ascii="Arial Nova Cond" w:hAnsi="Arial Nova Cond" w:cs="Arial"/>
+                <w:rFonts w:ascii="Arial Nova Cond" w:eastAsia="Aptos" w:hAnsi="Arial Nova Cond" w:cs="Arial"/>
                 <w:color w:val="000000"/>
                 <w:kern w:val="0"/>
                 <w:sz w:val="20"/>
                 <w:szCs w:val="20"/>
               </w:rPr>
+            </w:pPr>
+            <w:r>
+              <w:rPr>
+                <w:rFonts w:ascii="Arial Nova Cond" w:eastAsia="Aptos" w:hAnsi="Arial Nova Cond" w:cs="Arial"/>
+                <w:color w:val="000000"/>
+                <w:kern w:val="0"/>
+                <w:sz w:val="20"/>
+                <w:szCs w:val="20"/>
+              </w:rPr>
               <w:t>{{titulosituacionsignificativa5}}</w:t>
             </w:r>
           </w:p>
         </w:tc>
         <w:tc>
           <w:tcPr>
-            <w:tcW w:w="1634" w:type="dxa"/>
-            <w:tcBorders>
-              <w:top w:val="double" w:sz="4" w:space="0" w:color="47D459"/>
-              <w:left w:val="double" w:sz="4" w:space="0" w:color="47D459"/>
-              <w:bottom w:val="double" w:sz="4" w:space="0" w:color="47D459"/>
-              <w:right w:val="double" w:sz="4" w:space="0" w:color="47D459"/>
-            </w:tcBorders>
-            <w:vAlign w:val="center"/>
-          </w:tcPr>
-          <w:p>
-            <w:pPr>
+            <w:tcW w:w="2693" w:type="dxa"/>
+            <w:vAlign w:val="center"/>
+          </w:tcPr>
+          <w:p>
+            <w:pPr>
+              <w:suppressAutoHyphens w:val="0"/>
               <w:autoSpaceDE w:val="0"/>
               <w:autoSpaceDN w:val="0"/>
               <w:adjustRightInd w:val="0"/>
               <w:jc w:val="both"/>
               <w:rPr>
-                <w:rFonts w:ascii="Arial Nova Cond" w:hAnsi="Arial Nova Cond" w:cs="Arial"/>
+                <w:rFonts w:ascii="Arial Nova Cond" w:eastAsia="Aptos" w:hAnsi="Arial Nova Cond" w:cs="Arial"/>
                 <w:color w:val="000000"/>
                 <w:kern w:val="0"/>
                 <w:sz w:val="20"/>
@@ -9560,35 +9209,30 @@
             </w:pPr>
             <w:r>
               <w:rPr>
-                <w:rFonts w:ascii="Arial Nova Cond" w:hAnsi="Arial Nova Cond" w:cs="Arial"/>
+                <w:rFonts w:ascii="Arial Nova Cond" w:eastAsia="Aptos" w:hAnsi="Arial Nova Cond" w:cs="Arial"/>
                 <w:color w:val="000000"/>
                 <w:kern w:val="0"/>
                 <w:sz w:val="20"/>
                 <w:szCs w:val="20"/>
               </w:rPr>
-              <w:t>{{competencias5}}</w:t>
-            </w:r>
-          </w:p>
-        </w:tc>
-        <w:tc>
-          <w:tcPr>
-            <w:tcW w:w="1337" w:type="dxa"/>
-            <w:tcBorders>
-              <w:top w:val="double" w:sz="4" w:space="0" w:color="47D459"/>
-              <w:left w:val="double" w:sz="4" w:space="0" w:color="47D459"/>
-              <w:bottom w:val="double" w:sz="4" w:space="0" w:color="47D459"/>
-              <w:right w:val="double" w:sz="4" w:space="0" w:color="47D459"/>
-            </w:tcBorders>
-            <w:vAlign w:val="center"/>
-          </w:tcPr>
-          <w:p>
-            <w:pPr>
+              <w:t>{{campotematico5}}</w:t>
+            </w:r>
+          </w:p>
+        </w:tc>
+        <w:tc>
+          <w:tcPr>
+            <w:tcW w:w="1560" w:type="dxa"/>
+            <w:vAlign w:val="center"/>
+          </w:tcPr>
+          <w:p>
+            <w:pPr>
+              <w:suppressAutoHyphens w:val="0"/>
               <w:autoSpaceDE w:val="0"/>
               <w:autoSpaceDN w:val="0"/>
               <w:adjustRightInd w:val="0"/>
-              <w:jc w:val="center"/>
-              <w:rPr>
-                <w:rFonts w:ascii="Arial Nova Cond" w:hAnsi="Arial Nova Cond" w:cs="Arial"/>
+              <w:jc w:val="both"/>
+              <w:rPr>
+                <w:rFonts w:ascii="Arial Nova Cond" w:eastAsia="Aptos" w:hAnsi="Arial Nova Cond" w:cs="Arial"/>
                 <w:color w:val="000000"/>
                 <w:kern w:val="0"/>
                 <w:sz w:val="20"/>
@@ -9597,7 +9241,39 @@
             </w:pPr>
             <w:r>
               <w:rPr>
-                <w:rFonts w:ascii="Arial Nova Cond" w:hAnsi="Arial Nova Cond" w:cs="Arial"/>
+                <w:rFonts w:ascii="Arial Nova Cond" w:eastAsia="Aptos" w:hAnsi="Arial Nova Cond" w:cs="Arial"/>
+                <w:color w:val="000000"/>
+                <w:kern w:val="0"/>
+                <w:sz w:val="20"/>
+                <w:szCs w:val="20"/>
+              </w:rPr>
+              <w:t>{{competencias5}}</w:t>
+            </w:r>
+          </w:p>
+        </w:tc>
+        <w:tc>
+          <w:tcPr>
+            <w:tcW w:w="1399" w:type="dxa"/>
+            <w:vAlign w:val="center"/>
+          </w:tcPr>
+          <w:p>
+            <w:pPr>
+              <w:suppressAutoHyphens w:val="0"/>
+              <w:autoSpaceDE w:val="0"/>
+              <w:autoSpaceDN w:val="0"/>
+              <w:adjustRightInd w:val="0"/>
+              <w:jc w:val="both"/>
+              <w:rPr>
+                <w:rFonts w:ascii="Arial Nova Cond" w:eastAsia="Aptos" w:hAnsi="Arial Nova Cond" w:cs="Arial"/>
+                <w:color w:val="000000"/>
+                <w:kern w:val="0"/>
+                <w:sz w:val="20"/>
+                <w:szCs w:val="20"/>
+              </w:rPr>
+            </w:pPr>
+            <w:r>
+              <w:rPr>
+                <w:rFonts w:ascii="Arial Nova Cond" w:eastAsia="Aptos" w:hAnsi="Arial Nova Cond" w:cs="Arial"/>
                 <w:color w:val="000000"/>
                 <w:kern w:val="0"/>
                 <w:sz w:val="20"/>
@@ -9615,25 +9291,20 @@
         </w:trPr>
         <w:tc>
           <w:tcPr>
-            <w:tcW w:w="875" w:type="dxa"/>
+            <w:tcW w:w="818" w:type="dxa"/>
             <w:vMerge/>
-            <w:tcBorders>
-              <w:left w:val="double" w:sz="4" w:space="0" w:color="47D459"/>
-              <w:bottom w:val="double" w:sz="4" w:space="0" w:color="47D459"/>
-              <w:right w:val="double" w:sz="4" w:space="0" w:color="47D459"/>
-            </w:tcBorders>
-            <w:vAlign w:val="center"/>
-          </w:tcPr>
-          <w:p>
-            <w:pPr>
-              <w:pStyle w:val="Prrafodelista"/>
+            <w:vAlign w:val="center"/>
+          </w:tcPr>
+          <w:p>
+            <w:pPr>
               <w:tabs>
                 <w:tab w:val="left" w:pos="0"/>
                 <w:tab w:val="left" w:pos="142"/>
                 <w:tab w:val="left" w:pos="284"/>
               </w:tabs>
-              <w:spacing w:line="276" w:lineRule="auto"/>
-              <w:ind w:left="0"/>
+              <w:suppressAutoHyphens w:val="0"/>
+              <w:spacing w:line="276" w:lineRule="auto"/>
+              <w:contextualSpacing/>
               <w:jc w:val="center"/>
               <w:rPr>
                 <w:rFonts w:ascii="Arial Nova Cond" w:eastAsia="Calibri" w:hAnsi="Arial Nova Cond" w:cs="Times New Roman"/>
@@ -9648,25 +9319,19 @@
         </w:tc>
         <w:tc>
           <w:tcPr>
-            <w:tcW w:w="1095" w:type="dxa"/>
-            <w:tcBorders>
-              <w:top w:val="double" w:sz="4" w:space="0" w:color="47D459"/>
-              <w:left w:val="double" w:sz="4" w:space="0" w:color="47D459"/>
-              <w:bottom w:val="double" w:sz="4" w:space="0" w:color="47D459"/>
-              <w:right w:val="double" w:sz="4" w:space="0" w:color="47D459"/>
-            </w:tcBorders>
-            <w:vAlign w:val="center"/>
-          </w:tcPr>
-          <w:p>
-            <w:pPr>
-              <w:pStyle w:val="Prrafodelista"/>
+            <w:tcW w:w="1018" w:type="dxa"/>
+            <w:vAlign w:val="center"/>
+          </w:tcPr>
+          <w:p>
+            <w:pPr>
               <w:tabs>
                 <w:tab w:val="left" w:pos="0"/>
                 <w:tab w:val="left" w:pos="142"/>
                 <w:tab w:val="left" w:pos="284"/>
               </w:tabs>
-              <w:spacing w:line="276" w:lineRule="auto"/>
-              <w:ind w:left="0"/>
+              <w:suppressAutoHyphens w:val="0"/>
+              <w:spacing w:line="276" w:lineRule="auto"/>
+              <w:contextualSpacing/>
               <w:jc w:val="center"/>
               <w:rPr>
                 <w:rFonts w:ascii="Arial Nova Cond" w:eastAsia="Calibri" w:hAnsi="Arial Nova Cond" w:cs="Times New Roman"/>
@@ -9692,57 +9357,19 @@
         </w:tc>
         <w:tc>
           <w:tcPr>
-            <w:tcW w:w="1726" w:type="dxa"/>
-            <w:tcBorders>
-              <w:top w:val="double" w:sz="4" w:space="0" w:color="47D459"/>
-              <w:left w:val="double" w:sz="4" w:space="0" w:color="47D459"/>
-              <w:bottom w:val="double" w:sz="4" w:space="0" w:color="47D459"/>
-              <w:right w:val="double" w:sz="4" w:space="0" w:color="47D459"/>
-            </w:tcBorders>
-            <w:vAlign w:val="center"/>
-          </w:tcPr>
-          <w:p>
-            <w:pPr>
-              <w:pStyle w:val="Sinespaciado"/>
-              <w:jc w:val="both"/>
-              <w:rPr>
-                <w:rFonts w:ascii="Arial Nova Cond" w:hAnsi="Arial Nova Cond"/>
-                <w:sz w:val="20"/>
-                <w:szCs w:val="20"/>
-              </w:rPr>
-            </w:pPr>
-            <w:r>
-              <w:rPr>
-                <w:rFonts w:ascii="Arial Nova Cond" w:eastAsia="Calibri" w:hAnsi="Arial Nova Cond" w:cs="Times New Roman"/>
-                <w:sz w:val="20"/>
-                <w:szCs w:val="20"/>
-                <w:lang w:val="es-ES_tradnl"/>
-              </w:rPr>
-              <w:t>{{problemapotencialidad6}}</w:t>
-            </w:r>
-          </w:p>
-        </w:tc>
-        <w:tc>
-          <w:tcPr>
-            <w:tcW w:w="6169" w:type="dxa"/>
-            <w:tcBorders>
-              <w:top w:val="double" w:sz="4" w:space="0" w:color="47D459"/>
-              <w:left w:val="double" w:sz="4" w:space="0" w:color="47D459"/>
-              <w:bottom w:val="double" w:sz="4" w:space="0" w:color="47D459"/>
-              <w:right w:val="double" w:sz="4" w:space="0" w:color="47D459"/>
-            </w:tcBorders>
-            <w:vAlign w:val="center"/>
-          </w:tcPr>
-          <w:p>
-            <w:pPr>
-              <w:pStyle w:val="Prrafodelista"/>
+            <w:tcW w:w="5379" w:type="dxa"/>
+            <w:vAlign w:val="center"/>
+          </w:tcPr>
+          <w:p>
+            <w:pPr>
               <w:tabs>
                 <w:tab w:val="left" w:pos="0"/>
                 <w:tab w:val="left" w:pos="142"/>
                 <w:tab w:val="left" w:pos="284"/>
               </w:tabs>
-              <w:spacing w:line="276" w:lineRule="auto"/>
-              <w:ind w:left="0"/>
+              <w:suppressAutoHyphens w:val="0"/>
+              <w:spacing w:line="276" w:lineRule="auto"/>
+              <w:contextualSpacing/>
               <w:jc w:val="both"/>
               <w:rPr>
                 <w:rFonts w:ascii="Arial Nova Cond" w:eastAsia="Calibri" w:hAnsi="Arial Nova Cond" w:cs="Times New Roman"/>
@@ -9764,23 +9391,18 @@
         </w:tc>
         <w:tc>
           <w:tcPr>
-            <w:tcW w:w="2015" w:type="dxa"/>
-            <w:tcBorders>
-              <w:top w:val="double" w:sz="4" w:space="0" w:color="47D459"/>
-              <w:left w:val="double" w:sz="4" w:space="0" w:color="47D459"/>
-              <w:bottom w:val="double" w:sz="4" w:space="0" w:color="47D459"/>
-              <w:right w:val="double" w:sz="4" w:space="0" w:color="47D459"/>
-            </w:tcBorders>
-            <w:vAlign w:val="center"/>
-          </w:tcPr>
-          <w:p>
-            <w:pPr>
+            <w:tcW w:w="1984" w:type="dxa"/>
+            <w:vAlign w:val="center"/>
+          </w:tcPr>
+          <w:p>
+            <w:pPr>
+              <w:suppressAutoHyphens w:val="0"/>
               <w:autoSpaceDE w:val="0"/>
               <w:autoSpaceDN w:val="0"/>
               <w:adjustRightInd w:val="0"/>
               <w:jc w:val="center"/>
               <w:rPr>
-                <w:rFonts w:ascii="Arial Nova Cond" w:hAnsi="Arial Nova Cond" w:cs="Arial"/>
+                <w:rFonts w:ascii="Arial Nova Cond" w:eastAsia="Aptos" w:hAnsi="Arial Nova Cond" w:cs="Arial"/>
                 <w:color w:val="0070C0"/>
                 <w:kern w:val="0"/>
                 <w:sz w:val="20"/>
@@ -9789,7 +9411,7 @@
             </w:pPr>
             <w:r>
               <w:rPr>
-                <w:rFonts w:ascii="Arial Nova Cond" w:hAnsi="Arial Nova Cond" w:cs="Arial"/>
+                <w:rFonts w:ascii="Arial Nova Cond" w:eastAsia="Aptos" w:hAnsi="Arial Nova Cond" w:cs="Arial"/>
                 <w:color w:val="000000"/>
                 <w:kern w:val="0"/>
                 <w:sz w:val="20"/>
@@ -9801,23 +9423,18 @@
         </w:tc>
         <w:tc>
           <w:tcPr>
-            <w:tcW w:w="1634" w:type="dxa"/>
-            <w:tcBorders>
-              <w:top w:val="double" w:sz="4" w:space="0" w:color="47D459"/>
-              <w:left w:val="double" w:sz="4" w:space="0" w:color="47D459"/>
-              <w:bottom w:val="double" w:sz="4" w:space="0" w:color="47D459"/>
-              <w:right w:val="double" w:sz="4" w:space="0" w:color="47D459"/>
-            </w:tcBorders>
-            <w:vAlign w:val="center"/>
-          </w:tcPr>
-          <w:p>
-            <w:pPr>
+            <w:tcW w:w="2693" w:type="dxa"/>
+            <w:vAlign w:val="center"/>
+          </w:tcPr>
+          <w:p>
+            <w:pPr>
+              <w:suppressAutoHyphens w:val="0"/>
               <w:autoSpaceDE w:val="0"/>
               <w:autoSpaceDN w:val="0"/>
               <w:adjustRightInd w:val="0"/>
               <w:jc w:val="both"/>
               <w:rPr>
-                <w:rFonts w:ascii="Arial Nova Cond" w:hAnsi="Arial Nova Cond" w:cs="Arial"/>
+                <w:rFonts w:ascii="Arial Nova Cond" w:eastAsia="Aptos" w:hAnsi="Arial Nova Cond" w:cs="Arial"/>
                 <w:color w:val="000000"/>
                 <w:kern w:val="0"/>
                 <w:sz w:val="20"/>
@@ -9826,35 +9443,30 @@
             </w:pPr>
             <w:r>
               <w:rPr>
-                <w:rFonts w:ascii="Arial Nova Cond" w:hAnsi="Arial Nova Cond" w:cs="Arial"/>
+                <w:rFonts w:ascii="Arial Nova Cond" w:eastAsia="Aptos" w:hAnsi="Arial Nova Cond" w:cs="Arial"/>
                 <w:color w:val="000000"/>
                 <w:kern w:val="0"/>
                 <w:sz w:val="20"/>
                 <w:szCs w:val="20"/>
               </w:rPr>
-              <w:t>{{competencias6}}</w:t>
-            </w:r>
-          </w:p>
-        </w:tc>
-        <w:tc>
-          <w:tcPr>
-            <w:tcW w:w="1337" w:type="dxa"/>
-            <w:tcBorders>
-              <w:top w:val="double" w:sz="4" w:space="0" w:color="47D459"/>
-              <w:left w:val="double" w:sz="4" w:space="0" w:color="47D459"/>
-              <w:bottom w:val="double" w:sz="4" w:space="0" w:color="47D459"/>
-              <w:right w:val="double" w:sz="4" w:space="0" w:color="47D459"/>
-            </w:tcBorders>
-            <w:vAlign w:val="center"/>
-          </w:tcPr>
-          <w:p>
-            <w:pPr>
+              <w:t>{{campotematico6}}</w:t>
+            </w:r>
+          </w:p>
+        </w:tc>
+        <w:tc>
+          <w:tcPr>
+            <w:tcW w:w="1560" w:type="dxa"/>
+            <w:vAlign w:val="center"/>
+          </w:tcPr>
+          <w:p>
+            <w:pPr>
+              <w:suppressAutoHyphens w:val="0"/>
               <w:autoSpaceDE w:val="0"/>
               <w:autoSpaceDN w:val="0"/>
               <w:adjustRightInd w:val="0"/>
-              <w:jc w:val="center"/>
-              <w:rPr>
-                <w:rFonts w:ascii="Arial Nova Cond" w:hAnsi="Arial Nova Cond" w:cs="Arial"/>
+              <w:jc w:val="both"/>
+              <w:rPr>
+                <w:rFonts w:ascii="Arial Nova Cond" w:eastAsia="Aptos" w:hAnsi="Arial Nova Cond" w:cs="Arial"/>
                 <w:color w:val="000000"/>
                 <w:kern w:val="0"/>
                 <w:sz w:val="20"/>
@@ -9863,7 +9475,39 @@
             </w:pPr>
             <w:r>
               <w:rPr>
-                <w:rFonts w:ascii="Arial Nova Cond" w:hAnsi="Arial Nova Cond" w:cs="Arial"/>
+                <w:rFonts w:ascii="Arial Nova Cond" w:eastAsia="Aptos" w:hAnsi="Arial Nova Cond" w:cs="Arial"/>
+                <w:color w:val="000000"/>
+                <w:kern w:val="0"/>
+                <w:sz w:val="20"/>
+                <w:szCs w:val="20"/>
+              </w:rPr>
+              <w:t>{{competencias6}}</w:t>
+            </w:r>
+          </w:p>
+        </w:tc>
+        <w:tc>
+          <w:tcPr>
+            <w:tcW w:w="1399" w:type="dxa"/>
+            <w:vAlign w:val="center"/>
+          </w:tcPr>
+          <w:p>
+            <w:pPr>
+              <w:suppressAutoHyphens w:val="0"/>
+              <w:autoSpaceDE w:val="0"/>
+              <w:autoSpaceDN w:val="0"/>
+              <w:adjustRightInd w:val="0"/>
+              <w:jc w:val="both"/>
+              <w:rPr>
+                <w:rFonts w:ascii="Arial Nova Cond" w:eastAsia="Aptos" w:hAnsi="Arial Nova Cond" w:cs="Arial"/>
+                <w:color w:val="000000"/>
+                <w:kern w:val="0"/>
+                <w:sz w:val="20"/>
+                <w:szCs w:val="20"/>
+              </w:rPr>
+            </w:pPr>
+            <w:r>
+              <w:rPr>
+                <w:rFonts w:ascii="Arial Nova Cond" w:eastAsia="Aptos" w:hAnsi="Arial Nova Cond" w:cs="Arial"/>
                 <w:color w:val="000000"/>
                 <w:kern w:val="0"/>
                 <w:sz w:val="20"/>
@@ -9881,25 +9525,20 @@
         </w:trPr>
         <w:tc>
           <w:tcPr>
-            <w:tcW w:w="875" w:type="dxa"/>
+            <w:tcW w:w="818" w:type="dxa"/>
             <w:vMerge w:val="restart"/>
-            <w:tcBorders>
-              <w:top w:val="double" w:sz="4" w:space="0" w:color="47D459"/>
-              <w:left w:val="double" w:sz="4" w:space="0" w:color="47D459"/>
-              <w:right w:val="double" w:sz="4" w:space="0" w:color="47D459"/>
-            </w:tcBorders>
-            <w:vAlign w:val="center"/>
-          </w:tcPr>
-          <w:p>
-            <w:pPr>
-              <w:pStyle w:val="Prrafodelista"/>
+            <w:vAlign w:val="center"/>
+          </w:tcPr>
+          <w:p>
+            <w:pPr>
               <w:tabs>
                 <w:tab w:val="left" w:pos="0"/>
                 <w:tab w:val="left" w:pos="142"/>
                 <w:tab w:val="left" w:pos="284"/>
               </w:tabs>
-              <w:spacing w:line="276" w:lineRule="auto"/>
-              <w:ind w:left="0"/>
+              <w:suppressAutoHyphens w:val="0"/>
+              <w:spacing w:line="276" w:lineRule="auto"/>
+              <w:contextualSpacing/>
               <w:jc w:val="center"/>
               <w:rPr>
                 <w:rFonts w:ascii="Arial Nova Cond" w:eastAsia="Calibri" w:hAnsi="Arial Nova Cond" w:cs="Times New Roman"/>
@@ -9925,25 +9564,19 @@
         </w:tc>
         <w:tc>
           <w:tcPr>
-            <w:tcW w:w="1095" w:type="dxa"/>
-            <w:tcBorders>
-              <w:top w:val="double" w:sz="4" w:space="0" w:color="47D459"/>
-              <w:left w:val="double" w:sz="4" w:space="0" w:color="47D459"/>
-              <w:bottom w:val="double" w:sz="4" w:space="0" w:color="47D459"/>
-              <w:right w:val="double" w:sz="4" w:space="0" w:color="47D459"/>
-            </w:tcBorders>
-            <w:vAlign w:val="center"/>
-          </w:tcPr>
-          <w:p>
-            <w:pPr>
-              <w:pStyle w:val="Prrafodelista"/>
+            <w:tcW w:w="1018" w:type="dxa"/>
+            <w:vAlign w:val="center"/>
+          </w:tcPr>
+          <w:p>
+            <w:pPr>
               <w:tabs>
                 <w:tab w:val="left" w:pos="0"/>
                 <w:tab w:val="left" w:pos="142"/>
                 <w:tab w:val="left" w:pos="284"/>
               </w:tabs>
-              <w:spacing w:line="276" w:lineRule="auto"/>
-              <w:ind w:left="0"/>
+              <w:suppressAutoHyphens w:val="0"/>
+              <w:spacing w:line="276" w:lineRule="auto"/>
+              <w:contextualSpacing/>
               <w:jc w:val="center"/>
               <w:rPr>
                 <w:rFonts w:ascii="Arial Nova Cond" w:eastAsia="Calibri" w:hAnsi="Arial Nova Cond" w:cs="Times New Roman"/>
@@ -9969,140 +9602,84 @@
         </w:tc>
         <w:tc>
           <w:tcPr>
-            <w:tcW w:w="1726" w:type="dxa"/>
-            <w:tcBorders>
-              <w:top w:val="double" w:sz="4" w:space="0" w:color="47D459"/>
-              <w:left w:val="double" w:sz="4" w:space="0" w:color="47D459"/>
-              <w:bottom w:val="double" w:sz="4" w:space="0" w:color="47D459"/>
-              <w:right w:val="double" w:sz="4" w:space="0" w:color="47D459"/>
-            </w:tcBorders>
-            <w:vAlign w:val="center"/>
-          </w:tcPr>
-          <w:p>
-            <w:pPr>
-              <w:pStyle w:val="Prrafodelista"/>
+            <w:tcW w:w="5379" w:type="dxa"/>
+            <w:vAlign w:val="center"/>
+          </w:tcPr>
+          <w:p>
+            <w:pPr>
               <w:tabs>
                 <w:tab w:val="left" w:pos="0"/>
                 <w:tab w:val="left" w:pos="142"/>
                 <w:tab w:val="left" w:pos="284"/>
               </w:tabs>
-              <w:spacing w:line="276" w:lineRule="auto"/>
-              <w:ind w:left="0"/>
+              <w:suppressAutoHyphens w:val="0"/>
+              <w:spacing w:line="276" w:lineRule="auto"/>
+              <w:contextualSpacing/>
+              <w:jc w:val="both"/>
+              <w:rPr>
+                <w:rFonts w:ascii="Arial Nova Cond" w:eastAsia="Aptos" w:hAnsi="Arial Nova Cond" w:cs="Times New Roman"/>
+                <w:color w:val="000000"/>
+                <w:sz w:val="20"/>
+                <w:szCs w:val="20"/>
+              </w:rPr>
+            </w:pPr>
+            <w:r>
               <w:rPr>
                 <w:rFonts w:ascii="Arial Nova Cond" w:eastAsia="Calibri" w:hAnsi="Arial Nova Cond" w:cs="Times New Roman"/>
-                <w:color w:val="000000" w:themeColor="text1"/>
                 <w:sz w:val="20"/>
                 <w:szCs w:val="20"/>
                 <w:lang w:val="es-ES_tradnl"/>
               </w:rPr>
-            </w:pPr>
-            <w:r>
-              <w:rPr>
-                <w:rFonts w:ascii="Arial Nova Cond" w:eastAsia="Calibri" w:hAnsi="Arial Nova Cond" w:cs="Times New Roman"/>
-                <w:sz w:val="20"/>
-                <w:szCs w:val="20"/>
-                <w:lang w:val="es-ES_tradnl"/>
-              </w:rPr>
-              <w:t>{{problemapotencialidad7}}</w:t>
-            </w:r>
-          </w:p>
-        </w:tc>
-        <w:tc>
-          <w:tcPr>
-            <w:tcW w:w="6169" w:type="dxa"/>
-            <w:tcBorders>
-              <w:top w:val="double" w:sz="4" w:space="0" w:color="47D459"/>
-              <w:left w:val="double" w:sz="4" w:space="0" w:color="47D459"/>
-              <w:bottom w:val="double" w:sz="4" w:space="0" w:color="47D459"/>
-              <w:right w:val="double" w:sz="4" w:space="0" w:color="47D459"/>
-            </w:tcBorders>
-            <w:vAlign w:val="center"/>
-          </w:tcPr>
-          <w:p>
-            <w:pPr>
-              <w:pStyle w:val="Prrafodelista"/>
-              <w:tabs>
-                <w:tab w:val="left" w:pos="0"/>
-                <w:tab w:val="left" w:pos="142"/>
-                <w:tab w:val="left" w:pos="284"/>
-              </w:tabs>
-              <w:spacing w:line="276" w:lineRule="auto"/>
-              <w:ind w:left="0"/>
-              <w:jc w:val="both"/>
-              <w:rPr>
-                <w:rFonts w:ascii="Arial Nova Cond" w:hAnsi="Arial Nova Cond"/>
-                <w:color w:val="000000" w:themeColor="text1"/>
-                <w:sz w:val="20"/>
-                <w:szCs w:val="20"/>
-              </w:rPr>
-            </w:pPr>
-            <w:r>
-              <w:rPr>
-                <w:rFonts w:ascii="Arial Nova Cond" w:eastAsia="Calibri" w:hAnsi="Arial Nova Cond" w:cs="Times New Roman"/>
-                <w:sz w:val="20"/>
-                <w:szCs w:val="20"/>
-                <w:lang w:val="es-ES_tradnl"/>
-              </w:rPr>
               <w:t>{{situacionsignificativa7}}</w:t>
             </w:r>
           </w:p>
         </w:tc>
         <w:tc>
           <w:tcPr>
-            <w:tcW w:w="2015" w:type="dxa"/>
-            <w:tcBorders>
-              <w:top w:val="double" w:sz="4" w:space="0" w:color="47D459"/>
-              <w:left w:val="double" w:sz="4" w:space="0" w:color="47D459"/>
-              <w:bottom w:val="double" w:sz="4" w:space="0" w:color="47D459"/>
-              <w:right w:val="double" w:sz="4" w:space="0" w:color="47D459"/>
-            </w:tcBorders>
-            <w:vAlign w:val="center"/>
-          </w:tcPr>
-          <w:p>
-            <w:pPr>
+            <w:tcW w:w="1984" w:type="dxa"/>
+            <w:vAlign w:val="center"/>
+          </w:tcPr>
+          <w:p>
+            <w:pPr>
+              <w:suppressAutoHyphens w:val="0"/>
               <w:autoSpaceDE w:val="0"/>
               <w:autoSpaceDN w:val="0"/>
               <w:adjustRightInd w:val="0"/>
               <w:jc w:val="center"/>
               <w:rPr>
-                <w:rFonts w:ascii="Arial Nova Cond" w:hAnsi="Arial Nova Cond" w:cs="Arial"/>
-                <w:color w:val="000000" w:themeColor="text1"/>
-                <w:kern w:val="0"/>
-                <w:sz w:val="20"/>
-                <w:szCs w:val="20"/>
-              </w:rPr>
-            </w:pPr>
-            <w:r>
-              <w:rPr>
-                <w:rFonts w:ascii="Arial Nova Cond" w:hAnsi="Arial Nova Cond" w:cs="Arial"/>
+                <w:rFonts w:ascii="Arial Nova Cond" w:eastAsia="Aptos" w:hAnsi="Arial Nova Cond" w:cs="Arial"/>
                 <w:color w:val="000000"/>
                 <w:kern w:val="0"/>
                 <w:sz w:val="20"/>
                 <w:szCs w:val="20"/>
               </w:rPr>
+            </w:pPr>
+            <w:r>
+              <w:rPr>
+                <w:rFonts w:ascii="Arial Nova Cond" w:eastAsia="Aptos" w:hAnsi="Arial Nova Cond" w:cs="Arial"/>
+                <w:color w:val="000000"/>
+                <w:kern w:val="0"/>
+                <w:sz w:val="20"/>
+                <w:szCs w:val="20"/>
+              </w:rPr>
               <w:t>{{titulosituacionsignificativa7}}</w:t>
             </w:r>
           </w:p>
         </w:tc>
         <w:tc>
           <w:tcPr>
-            <w:tcW w:w="1634" w:type="dxa"/>
-            <w:tcBorders>
-              <w:top w:val="double" w:sz="4" w:space="0" w:color="47D459"/>
-              <w:left w:val="double" w:sz="4" w:space="0" w:color="47D459"/>
-              <w:bottom w:val="double" w:sz="4" w:space="0" w:color="47D459"/>
-              <w:right w:val="double" w:sz="4" w:space="0" w:color="47D459"/>
-            </w:tcBorders>
-            <w:vAlign w:val="center"/>
-          </w:tcPr>
-          <w:p>
-            <w:pPr>
+            <w:tcW w:w="2693" w:type="dxa"/>
+            <w:vAlign w:val="center"/>
+          </w:tcPr>
+          <w:p>
+            <w:pPr>
+              <w:suppressAutoHyphens w:val="0"/>
               <w:autoSpaceDE w:val="0"/>
               <w:autoSpaceDN w:val="0"/>
               <w:adjustRightInd w:val="0"/>
               <w:jc w:val="both"/>
               <w:rPr>
-                <w:rFonts w:ascii="Arial Nova Cond" w:hAnsi="Arial Nova Cond" w:cs="Arial"/>
+                <w:rFonts w:ascii="Arial Nova Cond" w:eastAsia="Aptos" w:hAnsi="Arial Nova Cond" w:cs="Arial"/>
                 <w:color w:val="000000"/>
                 <w:kern w:val="0"/>
                 <w:sz w:val="20"/>
@@ -10111,35 +9688,30 @@
             </w:pPr>
             <w:r>
               <w:rPr>
-                <w:rFonts w:ascii="Arial Nova Cond" w:hAnsi="Arial Nova Cond" w:cs="Arial"/>
+                <w:rFonts w:ascii="Arial Nova Cond" w:eastAsia="Aptos" w:hAnsi="Arial Nova Cond" w:cs="Arial"/>
                 <w:color w:val="000000"/>
                 <w:kern w:val="0"/>
                 <w:sz w:val="20"/>
                 <w:szCs w:val="20"/>
               </w:rPr>
-              <w:t>{{competencias7}}</w:t>
-            </w:r>
-          </w:p>
-        </w:tc>
-        <w:tc>
-          <w:tcPr>
-            <w:tcW w:w="1337" w:type="dxa"/>
-            <w:tcBorders>
-              <w:top w:val="double" w:sz="4" w:space="0" w:color="47D459"/>
-              <w:left w:val="double" w:sz="4" w:space="0" w:color="47D459"/>
-              <w:bottom w:val="double" w:sz="4" w:space="0" w:color="47D459"/>
-              <w:right w:val="double" w:sz="4" w:space="0" w:color="47D459"/>
-            </w:tcBorders>
-            <w:vAlign w:val="center"/>
-          </w:tcPr>
-          <w:p>
-            <w:pPr>
+              <w:t>{{campotematico7}}</w:t>
+            </w:r>
+          </w:p>
+        </w:tc>
+        <w:tc>
+          <w:tcPr>
+            <w:tcW w:w="1560" w:type="dxa"/>
+            <w:vAlign w:val="center"/>
+          </w:tcPr>
+          <w:p>
+            <w:pPr>
+              <w:suppressAutoHyphens w:val="0"/>
               <w:autoSpaceDE w:val="0"/>
               <w:autoSpaceDN w:val="0"/>
               <w:adjustRightInd w:val="0"/>
-              <w:jc w:val="center"/>
-              <w:rPr>
-                <w:rFonts w:ascii="Arial Nova Cond" w:hAnsi="Arial Nova Cond" w:cs="Arial"/>
+              <w:jc w:val="both"/>
+              <w:rPr>
+                <w:rFonts w:ascii="Arial Nova Cond" w:eastAsia="Aptos" w:hAnsi="Arial Nova Cond" w:cs="Arial"/>
                 <w:color w:val="000000"/>
                 <w:kern w:val="0"/>
                 <w:sz w:val="20"/>
@@ -10148,7 +9720,39 @@
             </w:pPr>
             <w:r>
               <w:rPr>
-                <w:rFonts w:ascii="Arial Nova Cond" w:hAnsi="Arial Nova Cond" w:cs="Arial"/>
+                <w:rFonts w:ascii="Arial Nova Cond" w:eastAsia="Aptos" w:hAnsi="Arial Nova Cond" w:cs="Arial"/>
+                <w:color w:val="000000"/>
+                <w:kern w:val="0"/>
+                <w:sz w:val="20"/>
+                <w:szCs w:val="20"/>
+              </w:rPr>
+              <w:t>{{competencias7}}</w:t>
+            </w:r>
+          </w:p>
+        </w:tc>
+        <w:tc>
+          <w:tcPr>
+            <w:tcW w:w="1399" w:type="dxa"/>
+            <w:vAlign w:val="center"/>
+          </w:tcPr>
+          <w:p>
+            <w:pPr>
+              <w:suppressAutoHyphens w:val="0"/>
+              <w:autoSpaceDE w:val="0"/>
+              <w:autoSpaceDN w:val="0"/>
+              <w:adjustRightInd w:val="0"/>
+              <w:jc w:val="both"/>
+              <w:rPr>
+                <w:rFonts w:ascii="Arial Nova Cond" w:eastAsia="Aptos" w:hAnsi="Arial Nova Cond" w:cs="Arial"/>
+                <w:color w:val="000000"/>
+                <w:kern w:val="0"/>
+                <w:sz w:val="20"/>
+                <w:szCs w:val="20"/>
+              </w:rPr>
+            </w:pPr>
+            <w:r>
+              <w:rPr>
+                <w:rFonts w:ascii="Arial Nova Cond" w:eastAsia="Aptos" w:hAnsi="Arial Nova Cond" w:cs="Arial"/>
                 <w:color w:val="000000"/>
                 <w:kern w:val="0"/>
                 <w:sz w:val="20"/>
@@ -10166,25 +9770,20 @@
         </w:trPr>
         <w:tc>
           <w:tcPr>
-            <w:tcW w:w="875" w:type="dxa"/>
+            <w:tcW w:w="818" w:type="dxa"/>
             <w:vMerge/>
-            <w:tcBorders>
-              <w:left w:val="double" w:sz="4" w:space="0" w:color="47D459"/>
-              <w:bottom w:val="double" w:sz="4" w:space="0" w:color="47D459"/>
-              <w:right w:val="double" w:sz="4" w:space="0" w:color="47D459"/>
-            </w:tcBorders>
-            <w:vAlign w:val="center"/>
-          </w:tcPr>
-          <w:p>
-            <w:pPr>
-              <w:pStyle w:val="Prrafodelista"/>
+            <w:vAlign w:val="center"/>
+          </w:tcPr>
+          <w:p>
+            <w:pPr>
               <w:tabs>
                 <w:tab w:val="left" w:pos="0"/>
                 <w:tab w:val="left" w:pos="142"/>
                 <w:tab w:val="left" w:pos="284"/>
               </w:tabs>
-              <w:spacing w:line="276" w:lineRule="auto"/>
-              <w:ind w:left="0"/>
+              <w:suppressAutoHyphens w:val="0"/>
+              <w:spacing w:line="276" w:lineRule="auto"/>
+              <w:contextualSpacing/>
               <w:jc w:val="center"/>
               <w:rPr>
                 <w:rFonts w:ascii="Arial Nova Cond" w:eastAsia="Calibri" w:hAnsi="Arial Nova Cond" w:cs="Times New Roman"/>
@@ -10199,25 +9798,19 @@
         </w:tc>
         <w:tc>
           <w:tcPr>
-            <w:tcW w:w="1095" w:type="dxa"/>
-            <w:tcBorders>
-              <w:top w:val="double" w:sz="4" w:space="0" w:color="47D459"/>
-              <w:left w:val="double" w:sz="4" w:space="0" w:color="47D459"/>
-              <w:bottom w:val="double" w:sz="4" w:space="0" w:color="47D459"/>
-              <w:right w:val="double" w:sz="4" w:space="0" w:color="47D459"/>
-            </w:tcBorders>
-            <w:vAlign w:val="center"/>
-          </w:tcPr>
-          <w:p>
-            <w:pPr>
-              <w:pStyle w:val="Prrafodelista"/>
+            <w:tcW w:w="1018" w:type="dxa"/>
+            <w:vAlign w:val="center"/>
+          </w:tcPr>
+          <w:p>
+            <w:pPr>
               <w:tabs>
                 <w:tab w:val="left" w:pos="0"/>
                 <w:tab w:val="left" w:pos="142"/>
                 <w:tab w:val="left" w:pos="284"/>
               </w:tabs>
-              <w:spacing w:line="276" w:lineRule="auto"/>
-              <w:ind w:left="0"/>
+              <w:suppressAutoHyphens w:val="0"/>
+              <w:spacing w:line="276" w:lineRule="auto"/>
+              <w:contextualSpacing/>
               <w:jc w:val="center"/>
               <w:rPr>
                 <w:rFonts w:ascii="Arial Nova Cond" w:eastAsia="Calibri" w:hAnsi="Arial Nova Cond" w:cs="Times New Roman"/>
@@ -10243,28 +9836,23 @@
         </w:tc>
         <w:tc>
           <w:tcPr>
-            <w:tcW w:w="1726" w:type="dxa"/>
-            <w:tcBorders>
-              <w:top w:val="double" w:sz="4" w:space="0" w:color="47D459"/>
-              <w:left w:val="double" w:sz="4" w:space="0" w:color="47D459"/>
-              <w:bottom w:val="double" w:sz="4" w:space="0" w:color="47D459"/>
-              <w:right w:val="double" w:sz="4" w:space="0" w:color="47D459"/>
-            </w:tcBorders>
-            <w:vAlign w:val="center"/>
-          </w:tcPr>
-          <w:p>
-            <w:pPr>
-              <w:pStyle w:val="Prrafodelista"/>
+            <w:tcW w:w="5379" w:type="dxa"/>
+            <w:vAlign w:val="center"/>
+          </w:tcPr>
+          <w:p>
+            <w:pPr>
               <w:tabs>
                 <w:tab w:val="left" w:pos="0"/>
                 <w:tab w:val="left" w:pos="142"/>
                 <w:tab w:val="left" w:pos="284"/>
               </w:tabs>
-              <w:spacing w:line="276" w:lineRule="auto"/>
-              <w:ind w:left="0"/>
+              <w:suppressAutoHyphens w:val="0"/>
+              <w:spacing w:line="276" w:lineRule="auto"/>
+              <w:contextualSpacing/>
+              <w:jc w:val="both"/>
               <w:rPr>
                 <w:rFonts w:ascii="Arial Nova Cond" w:eastAsia="Calibri" w:hAnsi="Arial Nova Cond" w:cs="Times New Roman"/>
-                <w:color w:val="000000" w:themeColor="text1"/>
+                <w:color w:val="000000"/>
                 <w:sz w:val="20"/>
                 <w:szCs w:val="20"/>
                 <w:lang w:val="es-ES_tradnl"/>
@@ -10277,64 +9865,18 @@
                 <w:szCs w:val="20"/>
                 <w:lang w:val="es-ES_tradnl"/>
               </w:rPr>
-              <w:t>{{problemapotencialidad8}}</w:t>
-            </w:r>
-          </w:p>
-        </w:tc>
-        <w:tc>
-          <w:tcPr>
-            <w:tcW w:w="6169" w:type="dxa"/>
-            <w:tcBorders>
-              <w:top w:val="double" w:sz="4" w:space="0" w:color="47D459"/>
-              <w:left w:val="double" w:sz="4" w:space="0" w:color="47D459"/>
-              <w:bottom w:val="double" w:sz="4" w:space="0" w:color="47D459"/>
-              <w:right w:val="double" w:sz="4" w:space="0" w:color="47D459"/>
-            </w:tcBorders>
-            <w:vAlign w:val="center"/>
-          </w:tcPr>
-          <w:p>
-            <w:pPr>
-              <w:pStyle w:val="Prrafodelista"/>
-              <w:tabs>
-                <w:tab w:val="left" w:pos="0"/>
-                <w:tab w:val="left" w:pos="142"/>
-                <w:tab w:val="left" w:pos="284"/>
-              </w:tabs>
-              <w:spacing w:line="276" w:lineRule="auto"/>
-              <w:ind w:left="0"/>
-              <w:jc w:val="both"/>
-              <w:rPr>
-                <w:rFonts w:ascii="Arial Nova Cond" w:eastAsia="Calibri" w:hAnsi="Arial Nova Cond" w:cs="Times New Roman"/>
-                <w:color w:val="000000" w:themeColor="text1"/>
-                <w:sz w:val="20"/>
-                <w:szCs w:val="20"/>
-                <w:lang w:val="es-ES_tradnl"/>
-              </w:rPr>
-            </w:pPr>
-            <w:r>
-              <w:rPr>
-                <w:rFonts w:ascii="Arial Nova Cond" w:eastAsia="Calibri" w:hAnsi="Arial Nova Cond" w:cs="Times New Roman"/>
-                <w:sz w:val="20"/>
-                <w:szCs w:val="20"/>
-                <w:lang w:val="es-ES_tradnl"/>
-              </w:rPr>
               <w:t>{{situacionsignificativa8}}</w:t>
             </w:r>
           </w:p>
         </w:tc>
         <w:tc>
           <w:tcPr>
-            <w:tcW w:w="2015" w:type="dxa"/>
-            <w:tcBorders>
-              <w:top w:val="double" w:sz="4" w:space="0" w:color="47D459"/>
-              <w:left w:val="double" w:sz="4" w:space="0" w:color="47D459"/>
-              <w:bottom w:val="double" w:sz="4" w:space="0" w:color="47D459"/>
-              <w:right w:val="double" w:sz="4" w:space="0" w:color="47D459"/>
-            </w:tcBorders>
-            <w:vAlign w:val="center"/>
-          </w:tcPr>
-          <w:p>
-            <w:pPr>
+            <w:tcW w:w="1984" w:type="dxa"/>
+            <w:vAlign w:val="center"/>
+          </w:tcPr>
+          <w:p>
+            <w:pPr>
+              <w:suppressAutoHyphens w:val="0"/>
               <w:autoSpaceDE w:val="0"/>
               <w:autoSpaceDN w:val="0"/>
               <w:adjustRightInd w:val="0"/>
@@ -10348,7 +9890,7 @@
             </w:pPr>
             <w:r>
               <w:rPr>
-                <w:rFonts w:ascii="Arial Nova Cond" w:hAnsi="Arial Nova Cond" w:cs="Arial"/>
+                <w:rFonts w:ascii="Arial Nova Cond" w:eastAsia="Aptos" w:hAnsi="Arial Nova Cond" w:cs="Arial"/>
                 <w:color w:val="000000"/>
                 <w:kern w:val="0"/>
                 <w:sz w:val="20"/>
@@ -10360,23 +9902,18 @@
         </w:tc>
         <w:tc>
           <w:tcPr>
-            <w:tcW w:w="1634" w:type="dxa"/>
-            <w:tcBorders>
-              <w:top w:val="double" w:sz="4" w:space="0" w:color="47D459"/>
-              <w:left w:val="double" w:sz="4" w:space="0" w:color="47D459"/>
-              <w:bottom w:val="double" w:sz="4" w:space="0" w:color="47D459"/>
-              <w:right w:val="double" w:sz="4" w:space="0" w:color="47D459"/>
-            </w:tcBorders>
-            <w:vAlign w:val="center"/>
-          </w:tcPr>
-          <w:p>
-            <w:pPr>
+            <w:tcW w:w="2693" w:type="dxa"/>
+            <w:vAlign w:val="center"/>
+          </w:tcPr>
+          <w:p>
+            <w:pPr>
+              <w:suppressAutoHyphens w:val="0"/>
               <w:autoSpaceDE w:val="0"/>
               <w:autoSpaceDN w:val="0"/>
               <w:adjustRightInd w:val="0"/>
               <w:jc w:val="both"/>
               <w:rPr>
-                <w:rFonts w:ascii="Arial Nova Cond" w:hAnsi="Arial Nova Cond" w:cs="Arial"/>
+                <w:rFonts w:ascii="Arial Nova Cond" w:eastAsia="Aptos" w:hAnsi="Arial Nova Cond" w:cs="Arial"/>
                 <w:color w:val="000000"/>
                 <w:kern w:val="0"/>
                 <w:sz w:val="20"/>
@@ -10385,35 +9922,30 @@
             </w:pPr>
             <w:r>
               <w:rPr>
-                <w:rFonts w:ascii="Arial Nova Cond" w:hAnsi="Arial Nova Cond" w:cs="Arial"/>
+                <w:rFonts w:ascii="Arial Nova Cond" w:eastAsia="Aptos" w:hAnsi="Arial Nova Cond" w:cs="Arial"/>
                 <w:color w:val="000000"/>
                 <w:kern w:val="0"/>
                 <w:sz w:val="20"/>
                 <w:szCs w:val="20"/>
               </w:rPr>
-              <w:t>{{competencias8}}</w:t>
-            </w:r>
-          </w:p>
-        </w:tc>
-        <w:tc>
-          <w:tcPr>
-            <w:tcW w:w="1337" w:type="dxa"/>
-            <w:tcBorders>
-              <w:top w:val="double" w:sz="4" w:space="0" w:color="47D459"/>
-              <w:left w:val="double" w:sz="4" w:space="0" w:color="47D459"/>
-              <w:bottom w:val="double" w:sz="4" w:space="0" w:color="47D459"/>
-              <w:right w:val="double" w:sz="4" w:space="0" w:color="47D459"/>
-            </w:tcBorders>
-            <w:vAlign w:val="center"/>
-          </w:tcPr>
-          <w:p>
-            <w:pPr>
+              <w:t>{{campotematico8}}</w:t>
+            </w:r>
+          </w:p>
+        </w:tc>
+        <w:tc>
+          <w:tcPr>
+            <w:tcW w:w="1560" w:type="dxa"/>
+            <w:vAlign w:val="center"/>
+          </w:tcPr>
+          <w:p>
+            <w:pPr>
+              <w:suppressAutoHyphens w:val="0"/>
               <w:autoSpaceDE w:val="0"/>
               <w:autoSpaceDN w:val="0"/>
               <w:adjustRightInd w:val="0"/>
-              <w:jc w:val="center"/>
-              <w:rPr>
-                <w:rFonts w:ascii="Arial Nova Cond" w:hAnsi="Arial Nova Cond" w:cs="Arial"/>
+              <w:jc w:val="both"/>
+              <w:rPr>
+                <w:rFonts w:ascii="Arial Nova Cond" w:eastAsia="Aptos" w:hAnsi="Arial Nova Cond" w:cs="Arial"/>
                 <w:color w:val="000000"/>
                 <w:kern w:val="0"/>
                 <w:sz w:val="20"/>
@@ -10422,7 +9954,39 @@
             </w:pPr>
             <w:r>
               <w:rPr>
-                <w:rFonts w:ascii="Arial Nova Cond" w:hAnsi="Arial Nova Cond" w:cs="Arial"/>
+                <w:rFonts w:ascii="Arial Nova Cond" w:eastAsia="Aptos" w:hAnsi="Arial Nova Cond" w:cs="Arial"/>
+                <w:color w:val="000000"/>
+                <w:kern w:val="0"/>
+                <w:sz w:val="20"/>
+                <w:szCs w:val="20"/>
+              </w:rPr>
+              <w:t>{{competencias8}}</w:t>
+            </w:r>
+          </w:p>
+        </w:tc>
+        <w:tc>
+          <w:tcPr>
+            <w:tcW w:w="1399" w:type="dxa"/>
+            <w:vAlign w:val="center"/>
+          </w:tcPr>
+          <w:p>
+            <w:pPr>
+              <w:suppressAutoHyphens w:val="0"/>
+              <w:autoSpaceDE w:val="0"/>
+              <w:autoSpaceDN w:val="0"/>
+              <w:adjustRightInd w:val="0"/>
+              <w:jc w:val="both"/>
+              <w:rPr>
+                <w:rFonts w:ascii="Arial Nova Cond" w:eastAsia="Aptos" w:hAnsi="Arial Nova Cond" w:cs="Arial"/>
+                <w:color w:val="000000"/>
+                <w:kern w:val="0"/>
+                <w:sz w:val="20"/>
+                <w:szCs w:val="20"/>
+              </w:rPr>
+            </w:pPr>
+            <w:r>
+              <w:rPr>
+                <w:rFonts w:ascii="Arial Nova Cond" w:eastAsia="Aptos" w:hAnsi="Arial Nova Cond" w:cs="Arial"/>
                 <w:color w:val="000000"/>
                 <w:kern w:val="0"/>
                 <w:sz w:val="20"/>
@@ -10435,34 +9999,6 @@
       </w:tr>
       <w:bookmarkEnd w:id="1"/>
     </w:tbl>
-    <w:p>
-      <w:pPr>
-        <w:pStyle w:val="Prrafodelista"/>
-        <w:ind w:left="-284" w:right="-455"/>
-        <w:rPr>
-          <w:rFonts w:ascii="Arial Nova Cond Light" w:hAnsi="Arial Nova Cond Light" w:cs="Times New Roman"/>
-          <w:b/>
-          <w:bCs/>
-          <w:color w:val="000000" w:themeColor="text1"/>
-          <w:sz w:val="18"/>
-          <w:szCs w:val="18"/>
-        </w:rPr>
-      </w:pPr>
-    </w:p>
-    <w:p>
-      <w:pPr>
-        <w:pStyle w:val="Prrafodelista"/>
-        <w:ind w:left="-284" w:right="-455"/>
-        <w:rPr>
-          <w:rFonts w:ascii="Arial Nova Cond Light" w:hAnsi="Arial Nova Cond Light" w:cs="Times New Roman"/>
-          <w:b/>
-          <w:bCs/>
-          <w:color w:val="000000" w:themeColor="text1"/>
-          <w:sz w:val="12"/>
-          <w:szCs w:val="12"/>
-        </w:rPr>
-      </w:pPr>
-    </w:p>
     <w:p>
       <w:pPr>
         <w:ind w:right="-455"/>
@@ -10471,22 +10007,8 @@
           <w:b/>
           <w:bCs/>
           <w:color w:val="000000" w:themeColor="text1"/>
-          <w:sz w:val="12"/>
-          <w:szCs w:val="12"/>
-        </w:rPr>
-      </w:pPr>
-    </w:p>
-    <w:p>
-      <w:pPr>
-        <w:pStyle w:val="Prrafodelista"/>
-        <w:ind w:left="-284" w:right="-455"/>
-        <w:rPr>
-          <w:rFonts w:ascii="Arial Nova Cond Light" w:hAnsi="Arial Nova Cond Light" w:cs="Times New Roman"/>
-          <w:b/>
-          <w:bCs/>
-          <w:color w:val="000000" w:themeColor="text1"/>
-          <w:sz w:val="12"/>
-          <w:szCs w:val="12"/>
+          <w:sz w:val="8"/>
+          <w:szCs w:val="8"/>
         </w:rPr>
       </w:pPr>
     </w:p>
@@ -15176,6 +14698,7 @@
               <w:rPr>
                 <w:rFonts w:ascii="Arial Nova Cond Light" w:eastAsia="Aptos" w:hAnsi="Arial Nova Cond Light" w:cs="Times New Roman"/>
               </w:rPr>
+              <w:lastRenderedPageBreak/>
               <w:t>Gestiona su aprendizaje de manera autónoma</w:t>
             </w:r>
             <w:r>
@@ -19379,6 +18902,7 @@
                 <w:szCs w:val="20"/>
                 <w:lang w:val="es-PE" w:eastAsia="en-US"/>
               </w:rPr>
+              <w:lastRenderedPageBreak/>
               <w:t>Inclusivo o atención a la diversidad</w:t>
             </w:r>
           </w:p>
@@ -21044,6 +20568,7 @@
                 <w:szCs w:val="20"/>
                 <w:lang w:val="es-PE" w:eastAsia="en-US"/>
               </w:rPr>
+              <w:lastRenderedPageBreak/>
               <w:t xml:space="preserve">Flexibilidad y apertura </w:t>
             </w:r>
           </w:p>
@@ -22008,7 +21533,6 @@
                 <w:b/>
                 <w:lang w:eastAsia="es-ES"/>
               </w:rPr>
-              <w:lastRenderedPageBreak/>
               <w:t>ESTANDAR DE APRENDIZAJE</w:t>
             </w:r>
           </w:p>
@@ -22090,6 +21614,7 @@
                 <w:b/>
                 <w:lang w:eastAsia="es-ES"/>
               </w:rPr>
+              <w:lastRenderedPageBreak/>
               <w:t>CAPACIDADES</w:t>
             </w:r>
           </w:p>
@@ -23338,6 +22863,7 @@
                 <w:bCs/>
                 <w:color w:val="000000" w:themeColor="text1"/>
               </w:rPr>
+              <w:lastRenderedPageBreak/>
               <w:t>Diagnóstica</w:t>
             </w:r>
           </w:p>
@@ -23962,7 +23488,6 @@
                 <w:bCs/>
                 <w:color w:val="000000" w:themeColor="text1"/>
               </w:rPr>
-              <w:lastRenderedPageBreak/>
               <w:t>Para el docente</w:t>
             </w:r>
           </w:p>
@@ -24270,6 +23795,7 @@
                 <w:szCs w:val="20"/>
                 <w14:ligatures w14:val="none"/>
               </w:rPr>
+              <w:lastRenderedPageBreak/>
               <w:t xml:space="preserve">Minedu (2025). Resolución Ministerial </w:t>
             </w:r>
             <w:proofErr w:type="spellStart"/>
@@ -24783,7 +24309,7 @@
 </file>
 
 <file path=word/endnotes.xml><?xml version="1.0" encoding="utf-8"?>
-<w:endnotes xmlns:wpc="http://schemas.microsoft.com/office/word/2010/wordprocessingCanvas" xmlns:cx="http://schemas.microsoft.com/office/drawing/2014/chartex" xmlns:cx1="http://schemas.microsoft.com/office/drawing/2015/9/8/chartex" xmlns:cx2="http://schemas.microsoft.com/office/drawing/2015/10/21/chartex" xmlns:cx3="http://schemas.microsoft.com/office/drawing/2016/5/9/chartex" xmlns:cx4="http://schemas.microsoft.com/office/drawing/2016/5/10/chartex" xmlns:cx5="http://schemas.microsoft.com/office/drawing/2016/5/11/chartex" xmlns:cx6="http://schemas.microsoft.com/office/drawing/2016/5/12/chartex" xmlns:cx7="http://schemas.microsoft.com/office/drawing/2016/5/13/chartex" xmlns:cx8="http://schemas.microsoft.com/office/drawing/2016/5/14/chartex" xmlns:mc="http://schemas.openxmlformats.org/markup-compatibility/2006" xmlns:aink="http://schemas.microsoft.com/office/drawing/2016/ink" xmlns:am3d="http://schemas.microsoft.com/office/drawing/2017/model3d" xmlns:o="urn:schemas-microsoft-com:office:office" xmlns:oel="http://schemas.microsoft.com/office/2019/extlst" xmlns:r="http://schemas.openxmlformats.org/officeDocument/2006/relationships" xmlns:m="http://schemas.openxmlformats.org/officeDocument/2006/math" xmlns:v="urn:schemas-microsoft-com:vml" xmlns:wp14="http://schemas.microsoft.com/office/word/2010/wordprocessingDrawing" xmlns:wp="http://schemas.openxmlformats.org/drawingml/2006/wordprocessingDrawing" xmlns:w10="urn:schemas-microsoft-com:office:word" xmlns:w="http://schemas.openxmlformats.org/wordprocessingml/2006/main" xmlns:w14="http://schemas.microsoft.com/office/word/2010/wordml" xmlns:w15="http://schemas.microsoft.com/office/word/2012/wordml" xmlns:w16cex="http://schemas.microsoft.com/office/word/2018/wordml/cex" xmlns:w16cid="http://schemas.microsoft.com/office/word/2016/wordml/cid" xmlns:w16="http://schemas.microsoft.com/office/word/2018/wordml" xmlns:w16du="http://schemas.microsoft.com/office/word/2023/wordml/word16du" xmlns:w16sdtdh="http://schemas.microsoft.com/office/word/2020/wordml/sdtdatahash" xmlns:w16se="http://schemas.microsoft.com/office/word/2015/wordml/symex" xmlns:wpg="http://schemas.microsoft.com/office/word/2010/wordprocessingGroup" xmlns:wpi="http://schemas.microsoft.com/office/word/2010/wordprocessingInk" xmlns:wne="http://schemas.microsoft.com/office/word/2006/wordml" xmlns:wps="http://schemas.microsoft.com/office/word/2010/wordprocessingShape" mc:Ignorable="w14 w15 w16se w16cid w16 w16cex w16sdtdh w16du wp14">
+<w:endnotes xmlns:wpc="http://schemas.microsoft.com/office/word/2010/wordprocessingCanvas" xmlns:cx="http://schemas.microsoft.com/office/drawing/2014/chartex" xmlns:cx1="http://schemas.microsoft.com/office/drawing/2015/9/8/chartex" xmlns:cx2="http://schemas.microsoft.com/office/drawing/2015/10/21/chartex" xmlns:cx3="http://schemas.microsoft.com/office/drawing/2016/5/9/chartex" xmlns:cx4="http://schemas.microsoft.com/office/drawing/2016/5/10/chartex" xmlns:cx5="http://schemas.microsoft.com/office/drawing/2016/5/11/chartex" xmlns:cx6="http://schemas.microsoft.com/office/drawing/2016/5/12/chartex" xmlns:cx7="http://schemas.microsoft.com/office/drawing/2016/5/13/chartex" xmlns:cx8="http://schemas.microsoft.com/office/drawing/2016/5/14/chartex" xmlns:mc="http://schemas.openxmlformats.org/markup-compatibility/2006" xmlns:aink="http://schemas.microsoft.com/office/drawing/2016/ink" xmlns:am3d="http://schemas.microsoft.com/office/drawing/2017/model3d" xmlns:o="urn:schemas-microsoft-com:office:office" xmlns:oel="http://schemas.microsoft.com/office/2019/extlst" xmlns:r="http://schemas.openxmlformats.org/officeDocument/2006/relationships" xmlns:m="http://schemas.openxmlformats.org/officeDocument/2006/math" xmlns:v="urn:schemas-microsoft-com:vml" xmlns:wp14="http://schemas.microsoft.com/office/word/2010/wordprocessingDrawing" xmlns:wp="http://schemas.openxmlformats.org/drawingml/2006/wordprocessingDrawing" xmlns:w10="urn:schemas-microsoft-com:office:word" xmlns:w="http://schemas.openxmlformats.org/wordprocessingml/2006/main" xmlns:w14="http://schemas.microsoft.com/office/word/2010/wordml" xmlns:w15="http://schemas.microsoft.com/office/word/2012/wordml" xmlns:w16cex="http://schemas.microsoft.com/office/word/2018/wordml/cex" xmlns:w16cid="http://schemas.microsoft.com/office/word/2016/wordml/cid" xmlns:w16="http://schemas.microsoft.com/office/word/2018/wordml" xmlns:w16du="http://schemas.microsoft.com/office/word/2023/wordml/word16du" xmlns:w16sdtdh="http://schemas.microsoft.com/office/word/2020/wordml/sdtdatahash" xmlns:w16sdtfl="http://schemas.microsoft.com/office/word/2024/wordml/sdtformatlock" xmlns:w16se="http://schemas.microsoft.com/office/word/2015/wordml/symex" xmlns:wpg="http://schemas.microsoft.com/office/word/2010/wordprocessingGroup" xmlns:wpi="http://schemas.microsoft.com/office/word/2010/wordprocessingInk" xmlns:wne="http://schemas.microsoft.com/office/word/2006/wordml" xmlns:wps="http://schemas.microsoft.com/office/word/2010/wordprocessingShape" mc:Ignorable="w14 w15 w16se w16cid w16 w16cex w16sdtdh w16sdtfl w16du wp14">
   <w:endnote w:type="separator" w:id="-1">
     <w:p>
       <w:pPr>
@@ -24808,7 +24334,7 @@
 </file>
 
 <file path=word/footer1.xml><?xml version="1.0" encoding="utf-8"?>
-<w:ftr xmlns:wpc="http://schemas.microsoft.com/office/word/2010/wordprocessingCanvas" xmlns:cx="http://schemas.microsoft.com/office/drawing/2014/chartex" xmlns:cx1="http://schemas.microsoft.com/office/drawing/2015/9/8/chartex" xmlns:cx2="http://schemas.microsoft.com/office/drawing/2015/10/21/chartex" xmlns:cx3="http://schemas.microsoft.com/office/drawing/2016/5/9/chartex" xmlns:cx4="http://schemas.microsoft.com/office/drawing/2016/5/10/chartex" xmlns:cx5="http://schemas.microsoft.com/office/drawing/2016/5/11/chartex" xmlns:cx6="http://schemas.microsoft.com/office/drawing/2016/5/12/chartex" xmlns:cx7="http://schemas.microsoft.com/office/drawing/2016/5/13/chartex" xmlns:cx8="http://schemas.microsoft.com/office/drawing/2016/5/14/chartex" xmlns:mc="http://schemas.openxmlformats.org/markup-compatibility/2006" xmlns:aink="http://schemas.microsoft.com/office/drawing/2016/ink" xmlns:am3d="http://schemas.microsoft.com/office/drawing/2017/model3d" xmlns:o="urn:schemas-microsoft-com:office:office" xmlns:oel="http://schemas.microsoft.com/office/2019/extlst" xmlns:r="http://schemas.openxmlformats.org/officeDocument/2006/relationships" xmlns:m="http://schemas.openxmlformats.org/officeDocument/2006/math" xmlns:v="urn:schemas-microsoft-com:vml" xmlns:wp14="http://schemas.microsoft.com/office/word/2010/wordprocessingDrawing" xmlns:wp="http://schemas.openxmlformats.org/drawingml/2006/wordprocessingDrawing" xmlns:w10="urn:schemas-microsoft-com:office:word" xmlns:w="http://schemas.openxmlformats.org/wordprocessingml/2006/main" xmlns:w14="http://schemas.microsoft.com/office/word/2010/wordml" xmlns:w15="http://schemas.microsoft.com/office/word/2012/wordml" xmlns:w16cex="http://schemas.microsoft.com/office/word/2018/wordml/cex" xmlns:w16cid="http://schemas.microsoft.com/office/word/2016/wordml/cid" xmlns:w16="http://schemas.microsoft.com/office/word/2018/wordml" xmlns:w16du="http://schemas.microsoft.com/office/word/2023/wordml/word16du" xmlns:w16sdtdh="http://schemas.microsoft.com/office/word/2020/wordml/sdtdatahash" xmlns:w16se="http://schemas.microsoft.com/office/word/2015/wordml/symex" xmlns:wpg="http://schemas.microsoft.com/office/word/2010/wordprocessingGroup" xmlns:wpi="http://schemas.microsoft.com/office/word/2010/wordprocessingInk" xmlns:wne="http://schemas.microsoft.com/office/word/2006/wordml" xmlns:wps="http://schemas.microsoft.com/office/word/2010/wordprocessingShape" mc:Ignorable="w14 w15 w16se w16cid w16 w16cex w16sdtdh w16du wp14">
+<w:ftr xmlns:wpc="http://schemas.microsoft.com/office/word/2010/wordprocessingCanvas" xmlns:cx="http://schemas.microsoft.com/office/drawing/2014/chartex" xmlns:cx1="http://schemas.microsoft.com/office/drawing/2015/9/8/chartex" xmlns:cx2="http://schemas.microsoft.com/office/drawing/2015/10/21/chartex" xmlns:cx3="http://schemas.microsoft.com/office/drawing/2016/5/9/chartex" xmlns:cx4="http://schemas.microsoft.com/office/drawing/2016/5/10/chartex" xmlns:cx5="http://schemas.microsoft.com/office/drawing/2016/5/11/chartex" xmlns:cx6="http://schemas.microsoft.com/office/drawing/2016/5/12/chartex" xmlns:cx7="http://schemas.microsoft.com/office/drawing/2016/5/13/chartex" xmlns:cx8="http://schemas.microsoft.com/office/drawing/2016/5/14/chartex" xmlns:mc="http://schemas.openxmlformats.org/markup-compatibility/2006" xmlns:aink="http://schemas.microsoft.com/office/drawing/2016/ink" xmlns:am3d="http://schemas.microsoft.com/office/drawing/2017/model3d" xmlns:o="urn:schemas-microsoft-com:office:office" xmlns:oel="http://schemas.microsoft.com/office/2019/extlst" xmlns:r="http://schemas.openxmlformats.org/officeDocument/2006/relationships" xmlns:m="http://schemas.openxmlformats.org/officeDocument/2006/math" xmlns:v="urn:schemas-microsoft-com:vml" xmlns:wp14="http://schemas.microsoft.com/office/word/2010/wordprocessingDrawing" xmlns:wp="http://schemas.openxmlformats.org/drawingml/2006/wordprocessingDrawing" xmlns:w10="urn:schemas-microsoft-com:office:word" xmlns:w="http://schemas.openxmlformats.org/wordprocessingml/2006/main" xmlns:w14="http://schemas.microsoft.com/office/word/2010/wordml" xmlns:w15="http://schemas.microsoft.com/office/word/2012/wordml" xmlns:w16cex="http://schemas.microsoft.com/office/word/2018/wordml/cex" xmlns:w16cid="http://schemas.microsoft.com/office/word/2016/wordml/cid" xmlns:w16="http://schemas.microsoft.com/office/word/2018/wordml" xmlns:w16du="http://schemas.microsoft.com/office/word/2023/wordml/word16du" xmlns:w16sdtdh="http://schemas.microsoft.com/office/word/2020/wordml/sdtdatahash" xmlns:w16sdtfl="http://schemas.microsoft.com/office/word/2024/wordml/sdtformatlock" xmlns:w16se="http://schemas.microsoft.com/office/word/2015/wordml/symex" xmlns:wpg="http://schemas.microsoft.com/office/word/2010/wordprocessingGroup" xmlns:wpi="http://schemas.microsoft.com/office/word/2010/wordprocessingInk" xmlns:wne="http://schemas.microsoft.com/office/word/2006/wordml" xmlns:wps="http://schemas.microsoft.com/office/word/2010/wordprocessingShape" mc:Ignorable="w14 w15 w16se w16cid w16 w16cex w16sdtdh w16sdtfl w16du wp14">
   <w:p>
     <w:pPr>
       <w:pStyle w:val="Piedepgina"/>
@@ -24818,7 +24344,7 @@
 </file>
 
 <file path=word/footer2.xml><?xml version="1.0" encoding="utf-8"?>
-<w:ftr xmlns:wpc="http://schemas.microsoft.com/office/word/2010/wordprocessingCanvas" xmlns:cx="http://schemas.microsoft.com/office/drawing/2014/chartex" xmlns:cx1="http://schemas.microsoft.com/office/drawing/2015/9/8/chartex" xmlns:cx2="http://schemas.microsoft.com/office/drawing/2015/10/21/chartex" xmlns:cx3="http://schemas.microsoft.com/office/drawing/2016/5/9/chartex" xmlns:cx4="http://schemas.microsoft.com/office/drawing/2016/5/10/chartex" xmlns:cx5="http://schemas.microsoft.com/office/drawing/2016/5/11/chartex" xmlns:cx6="http://schemas.microsoft.com/office/drawing/2016/5/12/chartex" xmlns:cx7="http://schemas.microsoft.com/office/drawing/2016/5/13/chartex" xmlns:cx8="http://schemas.microsoft.com/office/drawing/2016/5/14/chartex" xmlns:mc="http://schemas.openxmlformats.org/markup-compatibility/2006" xmlns:aink="http://schemas.microsoft.com/office/drawing/2016/ink" xmlns:am3d="http://schemas.microsoft.com/office/drawing/2017/model3d" xmlns:o="urn:schemas-microsoft-com:office:office" xmlns:oel="http://schemas.microsoft.com/office/2019/extlst" xmlns:r="http://schemas.openxmlformats.org/officeDocument/2006/relationships" xmlns:m="http://schemas.openxmlformats.org/officeDocument/2006/math" xmlns:v="urn:schemas-microsoft-com:vml" xmlns:wp14="http://schemas.microsoft.com/office/word/2010/wordprocessingDrawing" xmlns:wp="http://schemas.openxmlformats.org/drawingml/2006/wordprocessingDrawing" xmlns:w10="urn:schemas-microsoft-com:office:word" xmlns:w="http://schemas.openxmlformats.org/wordprocessingml/2006/main" xmlns:w14="http://schemas.microsoft.com/office/word/2010/wordml" xmlns:w15="http://schemas.microsoft.com/office/word/2012/wordml" xmlns:w16cex="http://schemas.microsoft.com/office/word/2018/wordml/cex" xmlns:w16cid="http://schemas.microsoft.com/office/word/2016/wordml/cid" xmlns:w16="http://schemas.microsoft.com/office/word/2018/wordml" xmlns:w16du="http://schemas.microsoft.com/office/word/2023/wordml/word16du" xmlns:w16sdtdh="http://schemas.microsoft.com/office/word/2020/wordml/sdtdatahash" xmlns:w16se="http://schemas.microsoft.com/office/word/2015/wordml/symex" xmlns:wpg="http://schemas.microsoft.com/office/word/2010/wordprocessingGroup" xmlns:wpi="http://schemas.microsoft.com/office/word/2010/wordprocessingInk" xmlns:wne="http://schemas.microsoft.com/office/word/2006/wordml" xmlns:wps="http://schemas.microsoft.com/office/word/2010/wordprocessingShape" mc:Ignorable="w14 w15 w16se w16cid w16 w16cex w16sdtdh w16du wp14">
+<w:ftr xmlns:wpc="http://schemas.microsoft.com/office/word/2010/wordprocessingCanvas" xmlns:cx="http://schemas.microsoft.com/office/drawing/2014/chartex" xmlns:cx1="http://schemas.microsoft.com/office/drawing/2015/9/8/chartex" xmlns:cx2="http://schemas.microsoft.com/office/drawing/2015/10/21/chartex" xmlns:cx3="http://schemas.microsoft.com/office/drawing/2016/5/9/chartex" xmlns:cx4="http://schemas.microsoft.com/office/drawing/2016/5/10/chartex" xmlns:cx5="http://schemas.microsoft.com/office/drawing/2016/5/11/chartex" xmlns:cx6="http://schemas.microsoft.com/office/drawing/2016/5/12/chartex" xmlns:cx7="http://schemas.microsoft.com/office/drawing/2016/5/13/chartex" xmlns:cx8="http://schemas.microsoft.com/office/drawing/2016/5/14/chartex" xmlns:mc="http://schemas.openxmlformats.org/markup-compatibility/2006" xmlns:aink="http://schemas.microsoft.com/office/drawing/2016/ink" xmlns:am3d="http://schemas.microsoft.com/office/drawing/2017/model3d" xmlns:o="urn:schemas-microsoft-com:office:office" xmlns:oel="http://schemas.microsoft.com/office/2019/extlst" xmlns:r="http://schemas.openxmlformats.org/officeDocument/2006/relationships" xmlns:m="http://schemas.openxmlformats.org/officeDocument/2006/math" xmlns:v="urn:schemas-microsoft-com:vml" xmlns:wp14="http://schemas.microsoft.com/office/word/2010/wordprocessingDrawing" xmlns:wp="http://schemas.openxmlformats.org/drawingml/2006/wordprocessingDrawing" xmlns:w10="urn:schemas-microsoft-com:office:word" xmlns:w="http://schemas.openxmlformats.org/wordprocessingml/2006/main" xmlns:w14="http://schemas.microsoft.com/office/word/2010/wordml" xmlns:w15="http://schemas.microsoft.com/office/word/2012/wordml" xmlns:w16cex="http://schemas.microsoft.com/office/word/2018/wordml/cex" xmlns:w16cid="http://schemas.microsoft.com/office/word/2016/wordml/cid" xmlns:w16="http://schemas.microsoft.com/office/word/2018/wordml" xmlns:w16du="http://schemas.microsoft.com/office/word/2023/wordml/word16du" xmlns:w16sdtdh="http://schemas.microsoft.com/office/word/2020/wordml/sdtdatahash" xmlns:w16sdtfl="http://schemas.microsoft.com/office/word/2024/wordml/sdtformatlock" xmlns:w16se="http://schemas.microsoft.com/office/word/2015/wordml/symex" xmlns:wpg="http://schemas.microsoft.com/office/word/2010/wordprocessingGroup" xmlns:wpi="http://schemas.microsoft.com/office/word/2010/wordprocessingInk" xmlns:wne="http://schemas.microsoft.com/office/word/2006/wordml" xmlns:wps="http://schemas.microsoft.com/office/word/2010/wordprocessingShape" mc:Ignorable="w14 w15 w16se w16cid w16 w16cex w16sdtdh w16sdtfl w16du wp14">
   <w:p>
     <w:pPr>
       <w:pStyle w:val="Piedepgina"/>
@@ -25221,7 +24747,7 @@
 </file>
 
 <file path=word/footer3.xml><?xml version="1.0" encoding="utf-8"?>
-<w:ftr xmlns:wpc="http://schemas.microsoft.com/office/word/2010/wordprocessingCanvas" xmlns:cx="http://schemas.microsoft.com/office/drawing/2014/chartex" xmlns:cx1="http://schemas.microsoft.com/office/drawing/2015/9/8/chartex" xmlns:cx2="http://schemas.microsoft.com/office/drawing/2015/10/21/chartex" xmlns:cx3="http://schemas.microsoft.com/office/drawing/2016/5/9/chartex" xmlns:cx4="http://schemas.microsoft.com/office/drawing/2016/5/10/chartex" xmlns:cx5="http://schemas.microsoft.com/office/drawing/2016/5/11/chartex" xmlns:cx6="http://schemas.microsoft.com/office/drawing/2016/5/12/chartex" xmlns:cx7="http://schemas.microsoft.com/office/drawing/2016/5/13/chartex" xmlns:cx8="http://schemas.microsoft.com/office/drawing/2016/5/14/chartex" xmlns:mc="http://schemas.openxmlformats.org/markup-compatibility/2006" xmlns:aink="http://schemas.microsoft.com/office/drawing/2016/ink" xmlns:am3d="http://schemas.microsoft.com/office/drawing/2017/model3d" xmlns:o="urn:schemas-microsoft-com:office:office" xmlns:oel="http://schemas.microsoft.com/office/2019/extlst" xmlns:r="http://schemas.openxmlformats.org/officeDocument/2006/relationships" xmlns:m="http://schemas.openxmlformats.org/officeDocument/2006/math" xmlns:v="urn:schemas-microsoft-com:vml" xmlns:wp14="http://schemas.microsoft.com/office/word/2010/wordprocessingDrawing" xmlns:wp="http://schemas.openxmlformats.org/drawingml/2006/wordprocessingDrawing" xmlns:w10="urn:schemas-microsoft-com:office:word" xmlns:w="http://schemas.openxmlformats.org/wordprocessingml/2006/main" xmlns:w14="http://schemas.microsoft.com/office/word/2010/wordml" xmlns:w15="http://schemas.microsoft.com/office/word/2012/wordml" xmlns:w16cex="http://schemas.microsoft.com/office/word/2018/wordml/cex" xmlns:w16cid="http://schemas.microsoft.com/office/word/2016/wordml/cid" xmlns:w16="http://schemas.microsoft.com/office/word/2018/wordml" xmlns:w16du="http://schemas.microsoft.com/office/word/2023/wordml/word16du" xmlns:w16sdtdh="http://schemas.microsoft.com/office/word/2020/wordml/sdtdatahash" xmlns:w16se="http://schemas.microsoft.com/office/word/2015/wordml/symex" xmlns:wpg="http://schemas.microsoft.com/office/word/2010/wordprocessingGroup" xmlns:wpi="http://schemas.microsoft.com/office/word/2010/wordprocessingInk" xmlns:wne="http://schemas.microsoft.com/office/word/2006/wordml" xmlns:wps="http://schemas.microsoft.com/office/word/2010/wordprocessingShape" mc:Ignorable="w14 w15 w16se w16cid w16 w16cex w16sdtdh w16du wp14">
+<w:ftr xmlns:wpc="http://schemas.microsoft.com/office/word/2010/wordprocessingCanvas" xmlns:cx="http://schemas.microsoft.com/office/drawing/2014/chartex" xmlns:cx1="http://schemas.microsoft.com/office/drawing/2015/9/8/chartex" xmlns:cx2="http://schemas.microsoft.com/office/drawing/2015/10/21/chartex" xmlns:cx3="http://schemas.microsoft.com/office/drawing/2016/5/9/chartex" xmlns:cx4="http://schemas.microsoft.com/office/drawing/2016/5/10/chartex" xmlns:cx5="http://schemas.microsoft.com/office/drawing/2016/5/11/chartex" xmlns:cx6="http://schemas.microsoft.com/office/drawing/2016/5/12/chartex" xmlns:cx7="http://schemas.microsoft.com/office/drawing/2016/5/13/chartex" xmlns:cx8="http://schemas.microsoft.com/office/drawing/2016/5/14/chartex" xmlns:mc="http://schemas.openxmlformats.org/markup-compatibility/2006" xmlns:aink="http://schemas.microsoft.com/office/drawing/2016/ink" xmlns:am3d="http://schemas.microsoft.com/office/drawing/2017/model3d" xmlns:o="urn:schemas-microsoft-com:office:office" xmlns:oel="http://schemas.microsoft.com/office/2019/extlst" xmlns:r="http://schemas.openxmlformats.org/officeDocument/2006/relationships" xmlns:m="http://schemas.openxmlformats.org/officeDocument/2006/math" xmlns:v="urn:schemas-microsoft-com:vml" xmlns:wp14="http://schemas.microsoft.com/office/word/2010/wordprocessingDrawing" xmlns:wp="http://schemas.openxmlformats.org/drawingml/2006/wordprocessingDrawing" xmlns:w10="urn:schemas-microsoft-com:office:word" xmlns:w="http://schemas.openxmlformats.org/wordprocessingml/2006/main" xmlns:w14="http://schemas.microsoft.com/office/word/2010/wordml" xmlns:w15="http://schemas.microsoft.com/office/word/2012/wordml" xmlns:w16cex="http://schemas.microsoft.com/office/word/2018/wordml/cex" xmlns:w16cid="http://schemas.microsoft.com/office/word/2016/wordml/cid" xmlns:w16="http://schemas.microsoft.com/office/word/2018/wordml" xmlns:w16du="http://schemas.microsoft.com/office/word/2023/wordml/word16du" xmlns:w16sdtdh="http://schemas.microsoft.com/office/word/2020/wordml/sdtdatahash" xmlns:w16sdtfl="http://schemas.microsoft.com/office/word/2024/wordml/sdtformatlock" xmlns:w16se="http://schemas.microsoft.com/office/word/2015/wordml/symex" xmlns:wpg="http://schemas.microsoft.com/office/word/2010/wordprocessingGroup" xmlns:wpi="http://schemas.microsoft.com/office/word/2010/wordprocessingInk" xmlns:wne="http://schemas.microsoft.com/office/word/2006/wordml" xmlns:wps="http://schemas.microsoft.com/office/word/2010/wordprocessingShape" mc:Ignorable="w14 w15 w16se w16cid w16 w16cex w16sdtdh w16sdtfl w16du wp14">
   <w:p>
     <w:pPr>
       <w:pStyle w:val="Piedepgina"/>
@@ -25624,7 +25150,7 @@
 </file>
 
 <file path=word/footnotes.xml><?xml version="1.0" encoding="utf-8"?>
-<w:footnotes xmlns:wpc="http://schemas.microsoft.com/office/word/2010/wordprocessingCanvas" xmlns:cx="http://schemas.microsoft.com/office/drawing/2014/chartex" xmlns:cx1="http://schemas.microsoft.com/office/drawing/2015/9/8/chartex" xmlns:cx2="http://schemas.microsoft.com/office/drawing/2015/10/21/chartex" xmlns:cx3="http://schemas.microsoft.com/office/drawing/2016/5/9/chartex" xmlns:cx4="http://schemas.microsoft.com/office/drawing/2016/5/10/chartex" xmlns:cx5="http://schemas.microsoft.com/office/drawing/2016/5/11/chartex" xmlns:cx6="http://schemas.microsoft.com/office/drawing/2016/5/12/chartex" xmlns:cx7="http://schemas.microsoft.com/office/drawing/2016/5/13/chartex" xmlns:cx8="http://schemas.microsoft.com/office/drawing/2016/5/14/chartex" xmlns:mc="http://schemas.openxmlformats.org/markup-compatibility/2006" xmlns:aink="http://schemas.microsoft.com/office/drawing/2016/ink" xmlns:am3d="http://schemas.microsoft.com/office/drawing/2017/model3d" xmlns:o="urn:schemas-microsoft-com:office:office" xmlns:oel="http://schemas.microsoft.com/office/2019/extlst" xmlns:r="http://schemas.openxmlformats.org/officeDocument/2006/relationships" xmlns:m="http://schemas.openxmlformats.org/officeDocument/2006/math" xmlns:v="urn:schemas-microsoft-com:vml" xmlns:wp14="http://schemas.microsoft.com/office/word/2010/wordprocessingDrawing" xmlns:wp="http://schemas.openxmlformats.org/drawingml/2006/wordprocessingDrawing" xmlns:w10="urn:schemas-microsoft-com:office:word" xmlns:w="http://schemas.openxmlformats.org/wordprocessingml/2006/main" xmlns:w14="http://schemas.microsoft.com/office/word/2010/wordml" xmlns:w15="http://schemas.microsoft.com/office/word/2012/wordml" xmlns:w16cex="http://schemas.microsoft.com/office/word/2018/wordml/cex" xmlns:w16cid="http://schemas.microsoft.com/office/word/2016/wordml/cid" xmlns:w16="http://schemas.microsoft.com/office/word/2018/wordml" xmlns:w16du="http://schemas.microsoft.com/office/word/2023/wordml/word16du" xmlns:w16sdtdh="http://schemas.microsoft.com/office/word/2020/wordml/sdtdatahash" xmlns:w16se="http://schemas.microsoft.com/office/word/2015/wordml/symex" xmlns:wpg="http://schemas.microsoft.com/office/word/2010/wordprocessingGroup" xmlns:wpi="http://schemas.microsoft.com/office/word/2010/wordprocessingInk" xmlns:wne="http://schemas.microsoft.com/office/word/2006/wordml" xmlns:wps="http://schemas.microsoft.com/office/word/2010/wordprocessingShape" mc:Ignorable="w14 w15 w16se w16cid w16 w16cex w16sdtdh w16du wp14">
+<w:footnotes xmlns:wpc="http://schemas.microsoft.com/office/word/2010/wordprocessingCanvas" xmlns:cx="http://schemas.microsoft.com/office/drawing/2014/chartex" xmlns:cx1="http://schemas.microsoft.com/office/drawing/2015/9/8/chartex" xmlns:cx2="http://schemas.microsoft.com/office/drawing/2015/10/21/chartex" xmlns:cx3="http://schemas.microsoft.com/office/drawing/2016/5/9/chartex" xmlns:cx4="http://schemas.microsoft.com/office/drawing/2016/5/10/chartex" xmlns:cx5="http://schemas.microsoft.com/office/drawing/2016/5/11/chartex" xmlns:cx6="http://schemas.microsoft.com/office/drawing/2016/5/12/chartex" xmlns:cx7="http://schemas.microsoft.com/office/drawing/2016/5/13/chartex" xmlns:cx8="http://schemas.microsoft.com/office/drawing/2016/5/14/chartex" xmlns:mc="http://schemas.openxmlformats.org/markup-compatibility/2006" xmlns:aink="http://schemas.microsoft.com/office/drawing/2016/ink" xmlns:am3d="http://schemas.microsoft.com/office/drawing/2017/model3d" xmlns:o="urn:schemas-microsoft-com:office:office" xmlns:oel="http://schemas.microsoft.com/office/2019/extlst" xmlns:r="http://schemas.openxmlformats.org/officeDocument/2006/relationships" xmlns:m="http://schemas.openxmlformats.org/officeDocument/2006/math" xmlns:v="urn:schemas-microsoft-com:vml" xmlns:wp14="http://schemas.microsoft.com/office/word/2010/wordprocessingDrawing" xmlns:wp="http://schemas.openxmlformats.org/drawingml/2006/wordprocessingDrawing" xmlns:w10="urn:schemas-microsoft-com:office:word" xmlns:w="http://schemas.openxmlformats.org/wordprocessingml/2006/main" xmlns:w14="http://schemas.microsoft.com/office/word/2010/wordml" xmlns:w15="http://schemas.microsoft.com/office/word/2012/wordml" xmlns:w16cex="http://schemas.microsoft.com/office/word/2018/wordml/cex" xmlns:w16cid="http://schemas.microsoft.com/office/word/2016/wordml/cid" xmlns:w16="http://schemas.microsoft.com/office/word/2018/wordml" xmlns:w16du="http://schemas.microsoft.com/office/word/2023/wordml/word16du" xmlns:w16sdtdh="http://schemas.microsoft.com/office/word/2020/wordml/sdtdatahash" xmlns:w16sdtfl="http://schemas.microsoft.com/office/word/2024/wordml/sdtformatlock" xmlns:w16se="http://schemas.microsoft.com/office/word/2015/wordml/symex" xmlns:wpg="http://schemas.microsoft.com/office/word/2010/wordprocessingGroup" xmlns:wpi="http://schemas.microsoft.com/office/word/2010/wordprocessingInk" xmlns:wne="http://schemas.microsoft.com/office/word/2006/wordml" xmlns:wps="http://schemas.microsoft.com/office/word/2010/wordprocessingShape" mc:Ignorable="w14 w15 w16se w16cid w16 w16cex w16sdtdh w16sdtfl w16du wp14">
   <w:footnote w:type="separator" w:id="-1">
     <w:p>
       <w:pPr>
@@ -25649,7 +25175,7 @@
 </file>
 
 <file path=word/header1.xml><?xml version="1.0" encoding="utf-8"?>
-<w:hdr xmlns:wpc="http://schemas.microsoft.com/office/word/2010/wordprocessingCanvas" xmlns:cx="http://schemas.microsoft.com/office/drawing/2014/chartex" xmlns:cx1="http://schemas.microsoft.com/office/drawing/2015/9/8/chartex" xmlns:cx2="http://schemas.microsoft.com/office/drawing/2015/10/21/chartex" xmlns:cx3="http://schemas.microsoft.com/office/drawing/2016/5/9/chartex" xmlns:cx4="http://schemas.microsoft.com/office/drawing/2016/5/10/chartex" xmlns:cx5="http://schemas.microsoft.com/office/drawing/2016/5/11/chartex" xmlns:cx6="http://schemas.microsoft.com/office/drawing/2016/5/12/chartex" xmlns:cx7="http://schemas.microsoft.com/office/drawing/2016/5/13/chartex" xmlns:cx8="http://schemas.microsoft.com/office/drawing/2016/5/14/chartex" xmlns:mc="http://schemas.openxmlformats.org/markup-compatibility/2006" xmlns:aink="http://schemas.microsoft.com/office/drawing/2016/ink" xmlns:am3d="http://schemas.microsoft.com/office/drawing/2017/model3d" xmlns:o="urn:schemas-microsoft-com:office:office" xmlns:oel="http://schemas.microsoft.com/office/2019/extlst" xmlns:r="http://schemas.openxmlformats.org/officeDocument/2006/relationships" xmlns:m="http://schemas.openxmlformats.org/officeDocument/2006/math" xmlns:v="urn:schemas-microsoft-com:vml" xmlns:wp14="http://schemas.microsoft.com/office/word/2010/wordprocessingDrawing" xmlns:wp="http://schemas.openxmlformats.org/drawingml/2006/wordprocessingDrawing" xmlns:w10="urn:schemas-microsoft-com:office:word" xmlns:w="http://schemas.openxmlformats.org/wordprocessingml/2006/main" xmlns:w14="http://schemas.microsoft.com/office/word/2010/wordml" xmlns:w15="http://schemas.microsoft.com/office/word/2012/wordml" xmlns:w16cex="http://schemas.microsoft.com/office/word/2018/wordml/cex" xmlns:w16cid="http://schemas.microsoft.com/office/word/2016/wordml/cid" xmlns:w16="http://schemas.microsoft.com/office/word/2018/wordml" xmlns:w16du="http://schemas.microsoft.com/office/word/2023/wordml/word16du" xmlns:w16sdtdh="http://schemas.microsoft.com/office/word/2020/wordml/sdtdatahash" xmlns:w16se="http://schemas.microsoft.com/office/word/2015/wordml/symex" xmlns:wpg="http://schemas.microsoft.com/office/word/2010/wordprocessingGroup" xmlns:wpi="http://schemas.microsoft.com/office/word/2010/wordprocessingInk" xmlns:wne="http://schemas.microsoft.com/office/word/2006/wordml" xmlns:wps="http://schemas.microsoft.com/office/word/2010/wordprocessingShape" mc:Ignorable="w14 w15 w16se w16cid w16 w16cex w16sdtdh w16du wp14">
+<w:hdr xmlns:wpc="http://schemas.microsoft.com/office/word/2010/wordprocessingCanvas" xmlns:cx="http://schemas.microsoft.com/office/drawing/2014/chartex" xmlns:cx1="http://schemas.microsoft.com/office/drawing/2015/9/8/chartex" xmlns:cx2="http://schemas.microsoft.com/office/drawing/2015/10/21/chartex" xmlns:cx3="http://schemas.microsoft.com/office/drawing/2016/5/9/chartex" xmlns:cx4="http://schemas.microsoft.com/office/drawing/2016/5/10/chartex" xmlns:cx5="http://schemas.microsoft.com/office/drawing/2016/5/11/chartex" xmlns:cx6="http://schemas.microsoft.com/office/drawing/2016/5/12/chartex" xmlns:cx7="http://schemas.microsoft.com/office/drawing/2016/5/13/chartex" xmlns:cx8="http://schemas.microsoft.com/office/drawing/2016/5/14/chartex" xmlns:mc="http://schemas.openxmlformats.org/markup-compatibility/2006" xmlns:aink="http://schemas.microsoft.com/office/drawing/2016/ink" xmlns:am3d="http://schemas.microsoft.com/office/drawing/2017/model3d" xmlns:o="urn:schemas-microsoft-com:office:office" xmlns:oel="http://schemas.microsoft.com/office/2019/extlst" xmlns:r="http://schemas.openxmlformats.org/officeDocument/2006/relationships" xmlns:m="http://schemas.openxmlformats.org/officeDocument/2006/math" xmlns:v="urn:schemas-microsoft-com:vml" xmlns:wp14="http://schemas.microsoft.com/office/word/2010/wordprocessingDrawing" xmlns:wp="http://schemas.openxmlformats.org/drawingml/2006/wordprocessingDrawing" xmlns:w10="urn:schemas-microsoft-com:office:word" xmlns:w="http://schemas.openxmlformats.org/wordprocessingml/2006/main" xmlns:w14="http://schemas.microsoft.com/office/word/2010/wordml" xmlns:w15="http://schemas.microsoft.com/office/word/2012/wordml" xmlns:w16cex="http://schemas.microsoft.com/office/word/2018/wordml/cex" xmlns:w16cid="http://schemas.microsoft.com/office/word/2016/wordml/cid" xmlns:w16="http://schemas.microsoft.com/office/word/2018/wordml" xmlns:w16du="http://schemas.microsoft.com/office/word/2023/wordml/word16du" xmlns:w16sdtdh="http://schemas.microsoft.com/office/word/2020/wordml/sdtdatahash" xmlns:w16sdtfl="http://schemas.microsoft.com/office/word/2024/wordml/sdtformatlock" xmlns:w16se="http://schemas.microsoft.com/office/word/2015/wordml/symex" xmlns:wpg="http://schemas.microsoft.com/office/word/2010/wordprocessingGroup" xmlns:wpi="http://schemas.microsoft.com/office/word/2010/wordprocessingInk" xmlns:wne="http://schemas.microsoft.com/office/word/2006/wordml" xmlns:wps="http://schemas.microsoft.com/office/word/2010/wordprocessingShape" mc:Ignorable="w14 w15 w16se w16cid w16 w16cex w16sdtdh w16sdtfl w16du wp14">
   <w:p>
     <w:pPr>
       <w:pStyle w:val="Encabezado"/>
@@ -25659,7 +25185,7 @@
 </file>
 
 <file path=word/header2.xml><?xml version="1.0" encoding="utf-8"?>
-<w:hdr xmlns:wpc="http://schemas.microsoft.com/office/word/2010/wordprocessingCanvas" xmlns:cx="http://schemas.microsoft.com/office/drawing/2014/chartex" xmlns:cx1="http://schemas.microsoft.com/office/drawing/2015/9/8/chartex" xmlns:cx2="http://schemas.microsoft.com/office/drawing/2015/10/21/chartex" xmlns:cx3="http://schemas.microsoft.com/office/drawing/2016/5/9/chartex" xmlns:cx4="http://schemas.microsoft.com/office/drawing/2016/5/10/chartex" xmlns:cx5="http://schemas.microsoft.com/office/drawing/2016/5/11/chartex" xmlns:cx6="http://schemas.microsoft.com/office/drawing/2016/5/12/chartex" xmlns:cx7="http://schemas.microsoft.com/office/drawing/2016/5/13/chartex" xmlns:cx8="http://schemas.microsoft.com/office/drawing/2016/5/14/chartex" xmlns:mc="http://schemas.openxmlformats.org/markup-compatibility/2006" xmlns:aink="http://schemas.microsoft.com/office/drawing/2016/ink" xmlns:am3d="http://schemas.microsoft.com/office/drawing/2017/model3d" xmlns:o="urn:schemas-microsoft-com:office:office" xmlns:oel="http://schemas.microsoft.com/office/2019/extlst" xmlns:r="http://schemas.openxmlformats.org/officeDocument/2006/relationships" xmlns:m="http://schemas.openxmlformats.org/officeDocument/2006/math" xmlns:v="urn:schemas-microsoft-com:vml" xmlns:wp14="http://schemas.microsoft.com/office/word/2010/wordprocessingDrawing" xmlns:wp="http://schemas.openxmlformats.org/drawingml/2006/wordprocessingDrawing" xmlns:w10="urn:schemas-microsoft-com:office:word" xmlns:w="http://schemas.openxmlformats.org/wordprocessingml/2006/main" xmlns:w14="http://schemas.microsoft.com/office/word/2010/wordml" xmlns:w15="http://schemas.microsoft.com/office/word/2012/wordml" xmlns:w16cex="http://schemas.microsoft.com/office/word/2018/wordml/cex" xmlns:w16cid="http://schemas.microsoft.com/office/word/2016/wordml/cid" xmlns:w16="http://schemas.microsoft.com/office/word/2018/wordml" xmlns:w16du="http://schemas.microsoft.com/office/word/2023/wordml/word16du" xmlns:w16sdtdh="http://schemas.microsoft.com/office/word/2020/wordml/sdtdatahash" xmlns:w16se="http://schemas.microsoft.com/office/word/2015/wordml/symex" xmlns:wpg="http://schemas.microsoft.com/office/word/2010/wordprocessingGroup" xmlns:wpi="http://schemas.microsoft.com/office/word/2010/wordprocessingInk" xmlns:wne="http://schemas.microsoft.com/office/word/2006/wordml" xmlns:wps="http://schemas.microsoft.com/office/word/2010/wordprocessingShape" mc:Ignorable="w14 w15 w16se w16cid w16 w16cex w16sdtdh w16du wp14">
+<w:hdr xmlns:wpc="http://schemas.microsoft.com/office/word/2010/wordprocessingCanvas" xmlns:cx="http://schemas.microsoft.com/office/drawing/2014/chartex" xmlns:cx1="http://schemas.microsoft.com/office/drawing/2015/9/8/chartex" xmlns:cx2="http://schemas.microsoft.com/office/drawing/2015/10/21/chartex" xmlns:cx3="http://schemas.microsoft.com/office/drawing/2016/5/9/chartex" xmlns:cx4="http://schemas.microsoft.com/office/drawing/2016/5/10/chartex" xmlns:cx5="http://schemas.microsoft.com/office/drawing/2016/5/11/chartex" xmlns:cx6="http://schemas.microsoft.com/office/drawing/2016/5/12/chartex" xmlns:cx7="http://schemas.microsoft.com/office/drawing/2016/5/13/chartex" xmlns:cx8="http://schemas.microsoft.com/office/drawing/2016/5/14/chartex" xmlns:mc="http://schemas.openxmlformats.org/markup-compatibility/2006" xmlns:aink="http://schemas.microsoft.com/office/drawing/2016/ink" xmlns:am3d="http://schemas.microsoft.com/office/drawing/2017/model3d" xmlns:o="urn:schemas-microsoft-com:office:office" xmlns:oel="http://schemas.microsoft.com/office/2019/extlst" xmlns:r="http://schemas.openxmlformats.org/officeDocument/2006/relationships" xmlns:m="http://schemas.openxmlformats.org/officeDocument/2006/math" xmlns:v="urn:schemas-microsoft-com:vml" xmlns:wp14="http://schemas.microsoft.com/office/word/2010/wordprocessingDrawing" xmlns:wp="http://schemas.openxmlformats.org/drawingml/2006/wordprocessingDrawing" xmlns:w10="urn:schemas-microsoft-com:office:word" xmlns:w="http://schemas.openxmlformats.org/wordprocessingml/2006/main" xmlns:w14="http://schemas.microsoft.com/office/word/2010/wordml" xmlns:w15="http://schemas.microsoft.com/office/word/2012/wordml" xmlns:w16cex="http://schemas.microsoft.com/office/word/2018/wordml/cex" xmlns:w16cid="http://schemas.microsoft.com/office/word/2016/wordml/cid" xmlns:w16="http://schemas.microsoft.com/office/word/2018/wordml" xmlns:w16du="http://schemas.microsoft.com/office/word/2023/wordml/word16du" xmlns:w16sdtdh="http://schemas.microsoft.com/office/word/2020/wordml/sdtdatahash" xmlns:w16sdtfl="http://schemas.microsoft.com/office/word/2024/wordml/sdtformatlock" xmlns:w16se="http://schemas.microsoft.com/office/word/2015/wordml/symex" xmlns:wpg="http://schemas.microsoft.com/office/word/2010/wordprocessingGroup" xmlns:wpi="http://schemas.microsoft.com/office/word/2010/wordprocessingInk" xmlns:wne="http://schemas.microsoft.com/office/word/2006/wordml" xmlns:wps="http://schemas.microsoft.com/office/word/2010/wordprocessingShape" mc:Ignorable="w14 w15 w16se w16cid w16 w16cex w16sdtdh w16sdtfl w16du wp14">
   <w:tbl>
     <w:tblPr>
       <w:tblStyle w:val="Tablaconcuadrcula"/>
@@ -25950,7 +25476,7 @@
 </file>
 
 <file path=word/header3.xml><?xml version="1.0" encoding="utf-8"?>
-<w:hdr xmlns:wpc="http://schemas.microsoft.com/office/word/2010/wordprocessingCanvas" xmlns:cx="http://schemas.microsoft.com/office/drawing/2014/chartex" xmlns:cx1="http://schemas.microsoft.com/office/drawing/2015/9/8/chartex" xmlns:cx2="http://schemas.microsoft.com/office/drawing/2015/10/21/chartex" xmlns:cx3="http://schemas.microsoft.com/office/drawing/2016/5/9/chartex" xmlns:cx4="http://schemas.microsoft.com/office/drawing/2016/5/10/chartex" xmlns:cx5="http://schemas.microsoft.com/office/drawing/2016/5/11/chartex" xmlns:cx6="http://schemas.microsoft.com/office/drawing/2016/5/12/chartex" xmlns:cx7="http://schemas.microsoft.com/office/drawing/2016/5/13/chartex" xmlns:cx8="http://schemas.microsoft.com/office/drawing/2016/5/14/chartex" xmlns:mc="http://schemas.openxmlformats.org/markup-compatibility/2006" xmlns:aink="http://schemas.microsoft.com/office/drawing/2016/ink" xmlns:am3d="http://schemas.microsoft.com/office/drawing/2017/model3d" xmlns:o="urn:schemas-microsoft-com:office:office" xmlns:oel="http://schemas.microsoft.com/office/2019/extlst" xmlns:r="http://schemas.openxmlformats.org/officeDocument/2006/relationships" xmlns:m="http://schemas.openxmlformats.org/officeDocument/2006/math" xmlns:v="urn:schemas-microsoft-com:vml" xmlns:wp14="http://schemas.microsoft.com/office/word/2010/wordprocessingDrawing" xmlns:wp="http://schemas.openxmlformats.org/drawingml/2006/wordprocessingDrawing" xmlns:w10="urn:schemas-microsoft-com:office:word" xmlns:w="http://schemas.openxmlformats.org/wordprocessingml/2006/main" xmlns:w14="http://schemas.microsoft.com/office/word/2010/wordml" xmlns:w15="http://schemas.microsoft.com/office/word/2012/wordml" xmlns:w16cex="http://schemas.microsoft.com/office/word/2018/wordml/cex" xmlns:w16cid="http://schemas.microsoft.com/office/word/2016/wordml/cid" xmlns:w16="http://schemas.microsoft.com/office/word/2018/wordml" xmlns:w16du="http://schemas.microsoft.com/office/word/2023/wordml/word16du" xmlns:w16sdtdh="http://schemas.microsoft.com/office/word/2020/wordml/sdtdatahash" xmlns:w16se="http://schemas.microsoft.com/office/word/2015/wordml/symex" xmlns:wpg="http://schemas.microsoft.com/office/word/2010/wordprocessingGroup" xmlns:wpi="http://schemas.microsoft.com/office/word/2010/wordprocessingInk" xmlns:wne="http://schemas.microsoft.com/office/word/2006/wordml" xmlns:wps="http://schemas.microsoft.com/office/word/2010/wordprocessingShape" mc:Ignorable="w14 w15 w16se w16cid w16 w16cex w16sdtdh w16du wp14">
+<w:hdr xmlns:wpc="http://schemas.microsoft.com/office/word/2010/wordprocessingCanvas" xmlns:cx="http://schemas.microsoft.com/office/drawing/2014/chartex" xmlns:cx1="http://schemas.microsoft.com/office/drawing/2015/9/8/chartex" xmlns:cx2="http://schemas.microsoft.com/office/drawing/2015/10/21/chartex" xmlns:cx3="http://schemas.microsoft.com/office/drawing/2016/5/9/chartex" xmlns:cx4="http://schemas.microsoft.com/office/drawing/2016/5/10/chartex" xmlns:cx5="http://schemas.microsoft.com/office/drawing/2016/5/11/chartex" xmlns:cx6="http://schemas.microsoft.com/office/drawing/2016/5/12/chartex" xmlns:cx7="http://schemas.microsoft.com/office/drawing/2016/5/13/chartex" xmlns:cx8="http://schemas.microsoft.com/office/drawing/2016/5/14/chartex" xmlns:mc="http://schemas.openxmlformats.org/markup-compatibility/2006" xmlns:aink="http://schemas.microsoft.com/office/drawing/2016/ink" xmlns:am3d="http://schemas.microsoft.com/office/drawing/2017/model3d" xmlns:o="urn:schemas-microsoft-com:office:office" xmlns:oel="http://schemas.microsoft.com/office/2019/extlst" xmlns:r="http://schemas.openxmlformats.org/officeDocument/2006/relationships" xmlns:m="http://schemas.openxmlformats.org/officeDocument/2006/math" xmlns:v="urn:schemas-microsoft-com:vml" xmlns:wp14="http://schemas.microsoft.com/office/word/2010/wordprocessingDrawing" xmlns:wp="http://schemas.openxmlformats.org/drawingml/2006/wordprocessingDrawing" xmlns:w10="urn:schemas-microsoft-com:office:word" xmlns:w="http://schemas.openxmlformats.org/wordprocessingml/2006/main" xmlns:w14="http://schemas.microsoft.com/office/word/2010/wordml" xmlns:w15="http://schemas.microsoft.com/office/word/2012/wordml" xmlns:w16cex="http://schemas.microsoft.com/office/word/2018/wordml/cex" xmlns:w16cid="http://schemas.microsoft.com/office/word/2016/wordml/cid" xmlns:w16="http://schemas.microsoft.com/office/word/2018/wordml" xmlns:w16du="http://schemas.microsoft.com/office/word/2023/wordml/word16du" xmlns:w16sdtdh="http://schemas.microsoft.com/office/word/2020/wordml/sdtdatahash" xmlns:w16sdtfl="http://schemas.microsoft.com/office/word/2024/wordml/sdtformatlock" xmlns:w16se="http://schemas.microsoft.com/office/word/2015/wordml/symex" xmlns:wpg="http://schemas.microsoft.com/office/word/2010/wordprocessingGroup" xmlns:wpi="http://schemas.microsoft.com/office/word/2010/wordprocessingInk" xmlns:wne="http://schemas.microsoft.com/office/word/2006/wordml" xmlns:wps="http://schemas.microsoft.com/office/word/2010/wordprocessingShape" mc:Ignorable="w14 w15 w16se w16cid w16 w16cex w16sdtdh w16sdtfl w16du wp14">
   <w:tbl>
     <w:tblPr>
       <w:tblStyle w:val="Tablaconcuadrcula"/>
@@ -26241,7 +25767,7 @@
 </file>
 
 <file path=word/numbering.xml><?xml version="1.0" encoding="utf-8"?>
-<w:numbering xmlns:wpc="http://schemas.microsoft.com/office/word/2010/wordprocessingCanvas" xmlns:cx="http://schemas.microsoft.com/office/drawing/2014/chartex" xmlns:cx1="http://schemas.microsoft.com/office/drawing/2015/9/8/chartex" xmlns:cx2="http://schemas.microsoft.com/office/drawing/2015/10/21/chartex" xmlns:cx3="http://schemas.microsoft.com/office/drawing/2016/5/9/chartex" xmlns:cx4="http://schemas.microsoft.com/office/drawing/2016/5/10/chartex" xmlns:cx5="http://schemas.microsoft.com/office/drawing/2016/5/11/chartex" xmlns:cx6="http://schemas.microsoft.com/office/drawing/2016/5/12/chartex" xmlns:cx7="http://schemas.microsoft.com/office/drawing/2016/5/13/chartex" xmlns:cx8="http://schemas.microsoft.com/office/drawing/2016/5/14/chartex" xmlns:mc="http://schemas.openxmlformats.org/markup-compatibility/2006" xmlns:aink="http://schemas.microsoft.com/office/drawing/2016/ink" xmlns:am3d="http://schemas.microsoft.com/office/drawing/2017/model3d" xmlns:o="urn:schemas-microsoft-com:office:office" xmlns:oel="http://schemas.microsoft.com/office/2019/extlst" xmlns:r="http://schemas.openxmlformats.org/officeDocument/2006/relationships" xmlns:m="http://schemas.openxmlformats.org/officeDocument/2006/math" xmlns:v="urn:schemas-microsoft-com:vml" xmlns:wp14="http://schemas.microsoft.com/office/word/2010/wordprocessingDrawing" xmlns:wp="http://schemas.openxmlformats.org/drawingml/2006/wordprocessingDrawing" xmlns:w10="urn:schemas-microsoft-com:office:word" xmlns:w="http://schemas.openxmlformats.org/wordprocessingml/2006/main" xmlns:w14="http://schemas.microsoft.com/office/word/2010/wordml" xmlns:w15="http://schemas.microsoft.com/office/word/2012/wordml" xmlns:w16cex="http://schemas.microsoft.com/office/word/2018/wordml/cex" xmlns:w16cid="http://schemas.microsoft.com/office/word/2016/wordml/cid" xmlns:w16="http://schemas.microsoft.com/office/word/2018/wordml" xmlns:w16du="http://schemas.microsoft.com/office/word/2023/wordml/word16du" xmlns:w16sdtdh="http://schemas.microsoft.com/office/word/2020/wordml/sdtdatahash" xmlns:w16se="http://schemas.microsoft.com/office/word/2015/wordml/symex" xmlns:wpg="http://schemas.microsoft.com/office/word/2010/wordprocessingGroup" xmlns:wpi="http://schemas.microsoft.com/office/word/2010/wordprocessingInk" xmlns:wne="http://schemas.microsoft.com/office/word/2006/wordml" xmlns:wps="http://schemas.microsoft.com/office/word/2010/wordprocessingShape" mc:Ignorable="w14 w15 w16se w16cid w16 w16cex w16sdtdh w16du wp14">
+<w:numbering xmlns:wpc="http://schemas.microsoft.com/office/word/2010/wordprocessingCanvas" xmlns:cx="http://schemas.microsoft.com/office/drawing/2014/chartex" xmlns:cx1="http://schemas.microsoft.com/office/drawing/2015/9/8/chartex" xmlns:cx2="http://schemas.microsoft.com/office/drawing/2015/10/21/chartex" xmlns:cx3="http://schemas.microsoft.com/office/drawing/2016/5/9/chartex" xmlns:cx4="http://schemas.microsoft.com/office/drawing/2016/5/10/chartex" xmlns:cx5="http://schemas.microsoft.com/office/drawing/2016/5/11/chartex" xmlns:cx6="http://schemas.microsoft.com/office/drawing/2016/5/12/chartex" xmlns:cx7="http://schemas.microsoft.com/office/drawing/2016/5/13/chartex" xmlns:cx8="http://schemas.microsoft.com/office/drawing/2016/5/14/chartex" xmlns:mc="http://schemas.openxmlformats.org/markup-compatibility/2006" xmlns:aink="http://schemas.microsoft.com/office/drawing/2016/ink" xmlns:am3d="http://schemas.microsoft.com/office/drawing/2017/model3d" xmlns:o="urn:schemas-microsoft-com:office:office" xmlns:oel="http://schemas.microsoft.com/office/2019/extlst" xmlns:r="http://schemas.openxmlformats.org/officeDocument/2006/relationships" xmlns:m="http://schemas.openxmlformats.org/officeDocument/2006/math" xmlns:v="urn:schemas-microsoft-com:vml" xmlns:wp14="http://schemas.microsoft.com/office/word/2010/wordprocessingDrawing" xmlns:wp="http://schemas.openxmlformats.org/drawingml/2006/wordprocessingDrawing" xmlns:w10="urn:schemas-microsoft-com:office:word" xmlns:w="http://schemas.openxmlformats.org/wordprocessingml/2006/main" xmlns:w14="http://schemas.microsoft.com/office/word/2010/wordml" xmlns:w15="http://schemas.microsoft.com/office/word/2012/wordml" xmlns:w16cex="http://schemas.microsoft.com/office/word/2018/wordml/cex" xmlns:w16cid="http://schemas.microsoft.com/office/word/2016/wordml/cid" xmlns:w16="http://schemas.microsoft.com/office/word/2018/wordml" xmlns:w16du="http://schemas.microsoft.com/office/word/2023/wordml/word16du" xmlns:w16sdtdh="http://schemas.microsoft.com/office/word/2020/wordml/sdtdatahash" xmlns:w16sdtfl="http://schemas.microsoft.com/office/word/2024/wordml/sdtformatlock" xmlns:w16se="http://schemas.microsoft.com/office/word/2015/wordml/symex" xmlns:wpg="http://schemas.microsoft.com/office/word/2010/wordprocessingGroup" xmlns:wpi="http://schemas.microsoft.com/office/word/2010/wordprocessingInk" xmlns:wne="http://schemas.microsoft.com/office/word/2006/wordml" xmlns:wps="http://schemas.microsoft.com/office/word/2010/wordprocessingShape" mc:Ignorable="w14 w15 w16se w16cid w16 w16cex w16sdtdh w16sdtfl w16du wp14">
   <w:abstractNum w:abstractNumId="0" w15:restartNumberingAfterBreak="0">
     <w:nsid w:val="09AE0D32"/>
     <w:multiLevelType w:val="multilevel"/>
@@ -28186,7 +27712,7 @@
 </file>
 
 <file path=word/styles.xml><?xml version="1.0" encoding="utf-8"?>
-<w:styles xmlns:mc="http://schemas.openxmlformats.org/markup-compatibility/2006" xmlns:r="http://schemas.openxmlformats.org/officeDocument/2006/relationships" xmlns:w="http://schemas.openxmlformats.org/wordprocessingml/2006/main" xmlns:w14="http://schemas.microsoft.com/office/word/2010/wordml" xmlns:w15="http://schemas.microsoft.com/office/word/2012/wordml" xmlns:w16cex="http://schemas.microsoft.com/office/word/2018/wordml/cex" xmlns:w16cid="http://schemas.microsoft.com/office/word/2016/wordml/cid" xmlns:w16="http://schemas.microsoft.com/office/word/2018/wordml" xmlns:w16du="http://schemas.microsoft.com/office/word/2023/wordml/word16du" xmlns:w16sdtdh="http://schemas.microsoft.com/office/word/2020/wordml/sdtdatahash" xmlns:w16se="http://schemas.microsoft.com/office/word/2015/wordml/symex" mc:Ignorable="w14 w15 w16se w16cid w16 w16cex w16sdtdh w16du">
+<w:styles xmlns:mc="http://schemas.openxmlformats.org/markup-compatibility/2006" xmlns:r="http://schemas.openxmlformats.org/officeDocument/2006/relationships" xmlns:w="http://schemas.openxmlformats.org/wordprocessingml/2006/main" xmlns:w14="http://schemas.microsoft.com/office/word/2010/wordml" xmlns:w15="http://schemas.microsoft.com/office/word/2012/wordml" xmlns:w16cex="http://schemas.microsoft.com/office/word/2018/wordml/cex" xmlns:w16cid="http://schemas.microsoft.com/office/word/2016/wordml/cid" xmlns:w16="http://schemas.microsoft.com/office/word/2018/wordml" xmlns:w16du="http://schemas.microsoft.com/office/word/2023/wordml/word16du" xmlns:w16sdtdh="http://schemas.microsoft.com/office/word/2020/wordml/sdtdatahash" xmlns:w16sdtfl="http://schemas.microsoft.com/office/word/2024/wordml/sdtformatlock" xmlns:w16se="http://schemas.microsoft.com/office/word/2015/wordml/symex" mc:Ignorable="w14 w15 w16se w16cid w16 w16cex w16sdtdh w16sdtfl w16du">
   <w:docDefaults>
     <w:rPrDefault>
       <w:rPr>
@@ -29201,7 +28727,7 @@
     <w:locked/>
     <w:rsid w:val="004E5028"/>
   </w:style>
-  <w:style w:type="character" w:styleId="Textoennegrita">
+  <w:style w:type="character" w:styleId="Fuerte">
     <w:name w:val="Strong"/>
     <w:basedOn w:val="Fuentedeprrafopredeter"/>
     <w:uiPriority w:val="22"/>
@@ -29436,6 +28962,30 @@
         <w:right w:val="single" w:sz="4" w:space="0" w:color="000000"/>
         <w:insideH w:val="single" w:sz="4" w:space="0" w:color="000000"/>
         <w:insideV w:val="single" w:sz="4" w:space="0" w:color="000000"/>
+      </w:tblBorders>
+    </w:tblPr>
+  </w:style>
+  <w:style w:type="table" w:customStyle="1" w:styleId="Tablaconcuadrcula1">
+    <w:name w:val="Tabla con cuadrícula1"/>
+    <w:basedOn w:val="Tablanormal"/>
+    <w:next w:val="Tablaconcuadrcula"/>
+    <w:uiPriority w:val="39"/>
+    <w:rsid w:val="000B3533"/>
+    <w:pPr>
+      <w:spacing w:after="0" w:line="240" w:lineRule="auto"/>
+    </w:pPr>
+    <w:rPr>
+      <w:sz w:val="22"/>
+      <w:szCs w:val="22"/>
+    </w:rPr>
+    <w:tblPr>
+      <w:tblBorders>
+        <w:top w:val="single" w:sz="4" w:space="0" w:color="auto"/>
+        <w:left w:val="single" w:sz="4" w:space="0" w:color="auto"/>
+        <w:bottom w:val="single" w:sz="4" w:space="0" w:color="auto"/>
+        <w:right w:val="single" w:sz="4" w:space="0" w:color="auto"/>
+        <w:insideH w:val="single" w:sz="4" w:space="0" w:color="auto"/>
+        <w:insideV w:val="single" w:sz="4" w:space="0" w:color="auto"/>
       </w:tblBorders>
     </w:tblPr>
   </w:style>
